--- a/отчет по практике.docx
+++ b/отчет по практике.docx
@@ -17,6 +17,71 @@
           <w:rFonts w:ascii="Times New Roman" w:hAnsi="Times New Roman" w:cs="Times New Roman"/>
           <w:b/>
           <w:bCs/>
+          <w:noProof/>
+          <w:sz w:val="28"/>
+          <w:szCs w:val="28"/>
+        </w:rPr>
+        <w:drawing>
+          <wp:anchor distT="0" distB="0" distL="114300" distR="114300" simplePos="0" relativeHeight="251658240" behindDoc="1" locked="0" layoutInCell="1" allowOverlap="1" wp14:anchorId="00C04CB9" wp14:editId="3E7EA7FF">
+            <wp:simplePos x="0" y="0"/>
+            <wp:positionH relativeFrom="page">
+              <wp:align>right</wp:align>
+            </wp:positionH>
+            <wp:positionV relativeFrom="paragraph">
+              <wp:posOffset>-720090</wp:posOffset>
+            </wp:positionV>
+            <wp:extent cx="7521575" cy="10678886"/>
+            <wp:effectExtent l="0" t="0" r="3175" b="8255"/>
+            <wp:wrapNone/>
+            <wp:docPr id="1608828866" name="Рисунок 1"/>
+            <wp:cNvGraphicFramePr>
+              <a:graphicFrameLocks xmlns:a="http://schemas.openxmlformats.org/drawingml/2006/main" noChangeAspect="1"/>
+            </wp:cNvGraphicFramePr>
+            <a:graphic xmlns:a="http://schemas.openxmlformats.org/drawingml/2006/main">
+              <a:graphicData uri="http://schemas.openxmlformats.org/drawingml/2006/picture">
+                <pic:pic xmlns:pic="http://schemas.openxmlformats.org/drawingml/2006/picture">
+                  <pic:nvPicPr>
+                    <pic:cNvPr id="1608828866" name="Рисунок 1608828866"/>
+                    <pic:cNvPicPr/>
+                  </pic:nvPicPr>
+                  <pic:blipFill>
+                    <a:blip r:embed="rId6">
+                      <a:extLst>
+                        <a:ext uri="{28A0092B-C50C-407E-A947-70E740481C1C}">
+                          <a14:useLocalDpi xmlns:a14="http://schemas.microsoft.com/office/drawing/2010/main" val="0"/>
+                        </a:ext>
+                      </a:extLst>
+                    </a:blip>
+                    <a:stretch>
+                      <a:fillRect/>
+                    </a:stretch>
+                  </pic:blipFill>
+                  <pic:spPr>
+                    <a:xfrm>
+                      <a:off x="0" y="0"/>
+                      <a:ext cx="7526495" cy="10685871"/>
+                    </a:xfrm>
+                    <a:prstGeom prst="rect">
+                      <a:avLst/>
+                    </a:prstGeom>
+                  </pic:spPr>
+                </pic:pic>
+              </a:graphicData>
+            </a:graphic>
+            <wp14:sizeRelH relativeFrom="margin">
+              <wp14:pctWidth>0</wp14:pctWidth>
+            </wp14:sizeRelH>
+            <wp14:sizeRelV relativeFrom="margin">
+              <wp14:pctHeight>0</wp14:pctHeight>
+            </wp14:sizeRelV>
+          </wp:anchor>
+        </w:drawing>
+      </w:r>
+      <w:r>
+        <w:rPr>
+          <w:rFonts w:ascii="Times New Roman" w:hAnsi="Times New Roman" w:cs="Times New Roman"/>
+          <w:b/>
+          <w:bCs/>
           <w:sz w:val="28"/>
           <w:szCs w:val="28"/>
         </w:rPr>
@@ -26,9 +91,13 @@
     <w:sdt>
       <w:sdtPr>
         <w:rPr>
-          <w:rFonts w:ascii="Times New Roman" w:hAnsi="Times New Roman" w:cs="Times New Roman"/>
-          <w:sz w:val="28"/>
-          <w:szCs w:val="28"/>
+          <w:rFonts w:ascii="Times New Roman" w:eastAsiaTheme="minorHAnsi" w:hAnsi="Times New Roman" w:cs="Times New Roman"/>
+          <w:color w:val="auto"/>
+          <w:kern w:val="2"/>
+          <w:sz w:val="28"/>
+          <w:szCs w:val="28"/>
+          <w:lang w:eastAsia="en-US"/>
+          <w14:ligatures w14:val="standardContextual"/>
         </w:rPr>
         <w:id w:val="795883487"/>
         <w:docPartObj>
@@ -38,13 +107,8 @@
       </w:sdtPr>
       <w:sdtEndPr>
         <w:rPr>
-          <w:rFonts w:eastAsiaTheme="minorHAnsi"/>
           <w:b/>
           <w:bCs/>
-          <w:color w:val="auto"/>
-          <w:kern w:val="2"/>
-          <w:lang w:eastAsia="en-US"/>
-          <w14:ligatures w14:val="standardContextual"/>
         </w:rPr>
       </w:sdtEndPr>
       <w:sdtContent>
@@ -2608,7 +2672,7 @@
         <w:t xml:space="preserve">3.1 </w:t>
       </w:r>
       <w:r>
-        <w:t>Работа с документами и качество извлечения текста без заголовков</w:t>
+        <w:t>Работа с документами и извлечения текста без заголовков</w:t>
       </w:r>
       <w:bookmarkEnd w:id="9"/>
     </w:p>
@@ -2838,7 +2902,7 @@
           <w:kern w:val="0"/>
           <w:sz w:val="21"/>
           <w:szCs w:val="21"/>
-          <w:lang w:val="en-US" w:eastAsia="ru-RU"/>
+          <w:lang w:eastAsia="ru-RU"/>
           <w14:ligatures w14:val="none"/>
         </w:rPr>
       </w:pPr>
@@ -2849,7 +2913,7 @@
           <w:kern w:val="0"/>
           <w:sz w:val="21"/>
           <w:szCs w:val="21"/>
-          <w:lang w:val="en-US" w:eastAsia="ru-RU"/>
+          <w:lang w:eastAsia="ru-RU"/>
           <w14:ligatures w14:val="none"/>
         </w:rPr>
         <w:t>{</w:t>
@@ -2865,7 +2929,7 @@
           <w:kern w:val="0"/>
           <w:sz w:val="21"/>
           <w:szCs w:val="21"/>
-          <w:lang w:val="en-US" w:eastAsia="ru-RU"/>
+          <w:lang w:eastAsia="ru-RU"/>
           <w14:ligatures w14:val="none"/>
         </w:rPr>
       </w:pPr>
@@ -2876,7 +2940,7 @@
           <w:kern w:val="0"/>
           <w:sz w:val="21"/>
           <w:szCs w:val="21"/>
-          <w:lang w:val="en-US" w:eastAsia="ru-RU"/>
+          <w:lang w:eastAsia="ru-RU"/>
           <w14:ligatures w14:val="none"/>
         </w:rPr>
         <w:t xml:space="preserve">            </w:t>
@@ -2888,10 +2952,36 @@
           <w:kern w:val="0"/>
           <w:sz w:val="21"/>
           <w:szCs w:val="21"/>
-          <w:lang w:val="en-US" w:eastAsia="ru-RU"/>
+          <w:lang w:eastAsia="ru-RU"/>
           <w14:ligatures w14:val="none"/>
         </w:rPr>
-        <w:t>"file"</w:t>
+        <w:t>"</w:t>
+      </w:r>
+      <w:proofErr w:type="spellStart"/>
+      <w:r>
+        <w:rPr>
+          <w:rFonts w:ascii="Consolas" w:eastAsia="Times New Roman" w:hAnsi="Consolas" w:cs="Times New Roman"/>
+          <w:color w:val="7EE787"/>
+          <w:kern w:val="0"/>
+          <w:sz w:val="21"/>
+          <w:szCs w:val="21"/>
+          <w:lang w:eastAsia="ru-RU"/>
+          <w14:ligatures w14:val="none"/>
+        </w:rPr>
+        <w:t>file</w:t>
+      </w:r>
+      <w:proofErr w:type="spellEnd"/>
+      <w:r>
+        <w:rPr>
+          <w:rFonts w:ascii="Consolas" w:eastAsia="Times New Roman" w:hAnsi="Consolas" w:cs="Times New Roman"/>
+          <w:color w:val="7EE787"/>
+          <w:kern w:val="0"/>
+          <w:sz w:val="21"/>
+          <w:szCs w:val="21"/>
+          <w:lang w:eastAsia="ru-RU"/>
+          <w14:ligatures w14:val="none"/>
+        </w:rPr>
+        <w:t>"</w:t>
       </w:r>
       <w:r>
         <w:rPr>
@@ -2900,22 +2990,10 @@
           <w:kern w:val="0"/>
           <w:sz w:val="21"/>
           <w:szCs w:val="21"/>
-          <w:lang w:val="en-US" w:eastAsia="ru-RU"/>
+          <w:lang w:eastAsia="ru-RU"/>
           <w14:ligatures w14:val="none"/>
         </w:rPr>
         <w:t xml:space="preserve">: </w:t>
-      </w:r>
-      <w:r>
-        <w:rPr>
-          <w:rFonts w:ascii="Consolas" w:eastAsia="Times New Roman" w:hAnsi="Consolas" w:cs="Times New Roman"/>
-          <w:color w:val="A5D6FF"/>
-          <w:kern w:val="0"/>
-          <w:sz w:val="21"/>
-          <w:szCs w:val="21"/>
-          <w:lang w:val="en-US" w:eastAsia="ru-RU"/>
-          <w14:ligatures w14:val="none"/>
-        </w:rPr>
-        <w:t xml:space="preserve">"1 </w:t>
       </w:r>
       <w:r>
         <w:rPr>
@@ -2927,19 +3005,7 @@
           <w:lang w:eastAsia="ru-RU"/>
           <w14:ligatures w14:val="none"/>
         </w:rPr>
-        <w:t>статья</w:t>
-      </w:r>
-      <w:r>
-        <w:rPr>
-          <w:rFonts w:ascii="Consolas" w:eastAsia="Times New Roman" w:hAnsi="Consolas" w:cs="Times New Roman"/>
-          <w:color w:val="A5D6FF"/>
-          <w:kern w:val="0"/>
-          <w:sz w:val="21"/>
-          <w:szCs w:val="21"/>
-          <w:lang w:val="en-US" w:eastAsia="ru-RU"/>
-          <w14:ligatures w14:val="none"/>
-        </w:rPr>
-        <w:t>.pdf"</w:t>
+        <w:t>"1 статья.pdf"</w:t>
       </w:r>
       <w:r>
         <w:rPr>
@@ -2948,7 +3014,7 @@
           <w:kern w:val="0"/>
           <w:sz w:val="21"/>
           <w:szCs w:val="21"/>
-          <w:lang w:val="en-US" w:eastAsia="ru-RU"/>
+          <w:lang w:eastAsia="ru-RU"/>
           <w14:ligatures w14:val="none"/>
         </w:rPr>
         <w:t>,</w:t>
@@ -2964,7 +3030,7 @@
           <w:kern w:val="0"/>
           <w:sz w:val="21"/>
           <w:szCs w:val="21"/>
-          <w:lang w:val="en-US" w:eastAsia="ru-RU"/>
+          <w:lang w:eastAsia="ru-RU"/>
           <w14:ligatures w14:val="none"/>
         </w:rPr>
       </w:pPr>
@@ -2975,7 +3041,7 @@
           <w:kern w:val="0"/>
           <w:sz w:val="21"/>
           <w:szCs w:val="21"/>
-          <w:lang w:val="en-US" w:eastAsia="ru-RU"/>
+          <w:lang w:eastAsia="ru-RU"/>
           <w14:ligatures w14:val="none"/>
         </w:rPr>
         <w:t xml:space="preserve">            </w:t>
@@ -2987,10 +3053,36 @@
           <w:kern w:val="0"/>
           <w:sz w:val="21"/>
           <w:szCs w:val="21"/>
-          <w:lang w:val="en-US" w:eastAsia="ru-RU"/>
+          <w:lang w:eastAsia="ru-RU"/>
           <w14:ligatures w14:val="none"/>
         </w:rPr>
-        <w:t>"page"</w:t>
+        <w:t>"</w:t>
+      </w:r>
+      <w:proofErr w:type="spellStart"/>
+      <w:r>
+        <w:rPr>
+          <w:rFonts w:ascii="Consolas" w:eastAsia="Times New Roman" w:hAnsi="Consolas" w:cs="Times New Roman"/>
+          <w:color w:val="7EE787"/>
+          <w:kern w:val="0"/>
+          <w:sz w:val="21"/>
+          <w:szCs w:val="21"/>
+          <w:lang w:eastAsia="ru-RU"/>
+          <w14:ligatures w14:val="none"/>
+        </w:rPr>
+        <w:t>page</w:t>
+      </w:r>
+      <w:proofErr w:type="spellEnd"/>
+      <w:r>
+        <w:rPr>
+          <w:rFonts w:ascii="Consolas" w:eastAsia="Times New Roman" w:hAnsi="Consolas" w:cs="Times New Roman"/>
+          <w:color w:val="7EE787"/>
+          <w:kern w:val="0"/>
+          <w:sz w:val="21"/>
+          <w:szCs w:val="21"/>
+          <w:lang w:eastAsia="ru-RU"/>
+          <w14:ligatures w14:val="none"/>
+        </w:rPr>
+        <w:t>"</w:t>
       </w:r>
       <w:r>
         <w:rPr>
@@ -2999,7 +3091,7 @@
           <w:kern w:val="0"/>
           <w:sz w:val="21"/>
           <w:szCs w:val="21"/>
-          <w:lang w:val="en-US" w:eastAsia="ru-RU"/>
+          <w:lang w:eastAsia="ru-RU"/>
           <w14:ligatures w14:val="none"/>
         </w:rPr>
         <w:t xml:space="preserve">: </w:t>
@@ -3011,7 +3103,7 @@
           <w:kern w:val="0"/>
           <w:sz w:val="21"/>
           <w:szCs w:val="21"/>
-          <w:lang w:val="en-US" w:eastAsia="ru-RU"/>
+          <w:lang w:eastAsia="ru-RU"/>
           <w14:ligatures w14:val="none"/>
         </w:rPr>
         <w:t>1</w:t>
@@ -3023,7 +3115,7 @@
           <w:kern w:val="0"/>
           <w:sz w:val="21"/>
           <w:szCs w:val="21"/>
-          <w:lang w:val="en-US" w:eastAsia="ru-RU"/>
+          <w:lang w:eastAsia="ru-RU"/>
           <w14:ligatures w14:val="none"/>
         </w:rPr>
         <w:t>,</w:t>
@@ -3039,7 +3131,7 @@
           <w:kern w:val="0"/>
           <w:sz w:val="21"/>
           <w:szCs w:val="21"/>
-          <w:lang w:val="en-US" w:eastAsia="ru-RU"/>
+          <w:lang w:eastAsia="ru-RU"/>
           <w14:ligatures w14:val="none"/>
         </w:rPr>
       </w:pPr>
@@ -3050,7 +3142,7 @@
           <w:kern w:val="0"/>
           <w:sz w:val="21"/>
           <w:szCs w:val="21"/>
-          <w:lang w:val="en-US" w:eastAsia="ru-RU"/>
+          <w:lang w:eastAsia="ru-RU"/>
           <w14:ligatures w14:val="none"/>
         </w:rPr>
         <w:t xml:space="preserve">            </w:t>
@@ -3062,10 +3154,36 @@
           <w:kern w:val="0"/>
           <w:sz w:val="21"/>
           <w:szCs w:val="21"/>
-          <w:lang w:val="en-US" w:eastAsia="ru-RU"/>
+          <w:lang w:eastAsia="ru-RU"/>
           <w14:ligatures w14:val="none"/>
         </w:rPr>
-        <w:t>"root"</w:t>
+        <w:t>"</w:t>
+      </w:r>
+      <w:proofErr w:type="spellStart"/>
+      <w:r>
+        <w:rPr>
+          <w:rFonts w:ascii="Consolas" w:eastAsia="Times New Roman" w:hAnsi="Consolas" w:cs="Times New Roman"/>
+          <w:color w:val="7EE787"/>
+          <w:kern w:val="0"/>
+          <w:sz w:val="21"/>
+          <w:szCs w:val="21"/>
+          <w:lang w:eastAsia="ru-RU"/>
+          <w14:ligatures w14:val="none"/>
+        </w:rPr>
+        <w:t>root</w:t>
+      </w:r>
+      <w:proofErr w:type="spellEnd"/>
+      <w:r>
+        <w:rPr>
+          <w:rFonts w:ascii="Consolas" w:eastAsia="Times New Roman" w:hAnsi="Consolas" w:cs="Times New Roman"/>
+          <w:color w:val="7EE787"/>
+          <w:kern w:val="0"/>
+          <w:sz w:val="21"/>
+          <w:szCs w:val="21"/>
+          <w:lang w:eastAsia="ru-RU"/>
+          <w14:ligatures w14:val="none"/>
+        </w:rPr>
+        <w:t>"</w:t>
       </w:r>
       <w:r>
         <w:rPr>
@@ -3074,22 +3192,10 @@
           <w:kern w:val="0"/>
           <w:sz w:val="21"/>
           <w:szCs w:val="21"/>
-          <w:lang w:val="en-US" w:eastAsia="ru-RU"/>
+          <w:lang w:eastAsia="ru-RU"/>
           <w14:ligatures w14:val="none"/>
         </w:rPr>
         <w:t xml:space="preserve">: </w:t>
-      </w:r>
-      <w:r>
-        <w:rPr>
-          <w:rFonts w:ascii="Consolas" w:eastAsia="Times New Roman" w:hAnsi="Consolas" w:cs="Times New Roman"/>
-          <w:color w:val="A5D6FF"/>
-          <w:kern w:val="0"/>
-          <w:sz w:val="21"/>
-          <w:szCs w:val="21"/>
-          <w:lang w:val="en-US" w:eastAsia="ru-RU"/>
-          <w14:ligatures w14:val="none"/>
-        </w:rPr>
-        <w:t>"</w:t>
       </w:r>
       <w:r>
         <w:rPr>
@@ -3101,37 +3207,9 @@
           <w:lang w:eastAsia="ru-RU"/>
           <w14:ligatures w14:val="none"/>
         </w:rPr>
-        <w:t>компакт</w:t>
-      </w:r>
-      <w:r>
-        <w:rPr>
-          <w:rFonts w:ascii="Consolas" w:eastAsia="Times New Roman" w:hAnsi="Consolas" w:cs="Times New Roman"/>
-          <w:color w:val="A5D6FF"/>
-          <w:kern w:val="0"/>
-          <w:sz w:val="21"/>
-          <w:szCs w:val="21"/>
-          <w:lang w:val="en-US" w:eastAsia="ru-RU"/>
-          <w14:ligatures w14:val="none"/>
-        </w:rPr>
-        <w:t>"</w:t>
-      </w:r>
-      <w:r>
-        <w:rPr>
-          <w:rFonts w:ascii="Consolas" w:eastAsia="Times New Roman" w:hAnsi="Consolas" w:cs="Times New Roman"/>
-          <w:color w:val="BBBEBF"/>
-          <w:kern w:val="0"/>
-          <w:sz w:val="21"/>
-          <w:szCs w:val="21"/>
-          <w:lang w:val="en-US" w:eastAsia="ru-RU"/>
-          <w14:ligatures w14:val="none"/>
-        </w:rPr>
-        <w:t>,</w:t>
-      </w:r>
-    </w:p>
-    <w:p>
-      <w:pPr>
-        <w:shd w:val="clear" w:color="auto" w:fill="121314"/>
-        <w:spacing w:after="0" w:line="285" w:lineRule="atLeast"/>
+        <w:t>"компакт"</w:t>
+      </w:r>
+      <w:r>
         <w:rPr>
           <w:rFonts w:ascii="Consolas" w:eastAsia="Times New Roman" w:hAnsi="Consolas" w:cs="Times New Roman"/>
           <w:color w:val="BBBEBF"/>
@@ -3141,15 +3219,31 @@
           <w:lang w:eastAsia="ru-RU"/>
           <w14:ligatures w14:val="none"/>
         </w:rPr>
-      </w:pPr>
-      <w:r>
+        <w:t>,</w:t>
+      </w:r>
+    </w:p>
+    <w:p>
+      <w:pPr>
+        <w:shd w:val="clear" w:color="auto" w:fill="121314"/>
+        <w:spacing w:after="0" w:line="285" w:lineRule="atLeast"/>
         <w:rPr>
           <w:rFonts w:ascii="Consolas" w:eastAsia="Times New Roman" w:hAnsi="Consolas" w:cs="Times New Roman"/>
           <w:color w:val="BBBEBF"/>
           <w:kern w:val="0"/>
           <w:sz w:val="21"/>
           <w:szCs w:val="21"/>
-          <w:lang w:val="en-US" w:eastAsia="ru-RU"/>
+          <w:lang w:eastAsia="ru-RU"/>
+          <w14:ligatures w14:val="none"/>
+        </w:rPr>
+      </w:pPr>
+      <w:r>
+        <w:rPr>
+          <w:rFonts w:ascii="Consolas" w:eastAsia="Times New Roman" w:hAnsi="Consolas" w:cs="Times New Roman"/>
+          <w:color w:val="BBBEBF"/>
+          <w:kern w:val="0"/>
+          <w:sz w:val="21"/>
+          <w:szCs w:val="21"/>
+          <w:lang w:eastAsia="ru-RU"/>
           <w14:ligatures w14:val="none"/>
         </w:rPr>
         <w:t xml:space="preserve">            </w:t>
@@ -3214,7 +3308,7 @@
           <w:lang w:eastAsia="ru-RU"/>
           <w14:ligatures w14:val="none"/>
         </w:rPr>
-        <w:t>"компактно"</w:t>
+        <w:t>"компактности"</w:t>
       </w:r>
       <w:r>
         <w:rPr>
@@ -3315,7 +3409,7 @@
           <w:lang w:eastAsia="ru-RU"/>
           <w14:ligatures w14:val="none"/>
         </w:rPr>
-        <w:t xml:space="preserve">"Пространство X является конечно дискретным тогда и только тогда, когда всякая существенно убывающая система замкнутых множеств в X конечна. Пространство X конечно дискретно тогда и только тогда, когда X наследственно </w:t>
+        <w:t xml:space="preserve">"Наследственно </w:t>
       </w:r>
       <w:proofErr w:type="spellStart"/>
       <w:r>
@@ -3328,7 +3422,7 @@
           <w:lang w:eastAsia="ru-RU"/>
           <w14:ligatures w14:val="none"/>
         </w:rPr>
-        <w:t>секвенциально</w:t>
+        <w:t>счетно</w:t>
       </w:r>
       <w:proofErr w:type="spellEnd"/>
       <w:r>
@@ -3341,9 +3435,9 @@
           <w:lang w:eastAsia="ru-RU"/>
           <w14:ligatures w14:val="none"/>
         </w:rPr>
-        <w:t xml:space="preserve"> компактно. </w:t>
-      </w:r>
-      <w:proofErr w:type="gramStart"/>
+        <w:t xml:space="preserve"> компактное пространство конечно дискретно. Понятия компактности, счетной компактности и </w:t>
+      </w:r>
+      <w:proofErr w:type="spellStart"/>
       <w:r>
         <w:rPr>
           <w:rFonts w:ascii="Consolas" w:eastAsia="Times New Roman" w:hAnsi="Consolas" w:cs="Times New Roman"/>
@@ -3354,9 +3448,9 @@
           <w:lang w:eastAsia="ru-RU"/>
           <w14:ligatures w14:val="none"/>
         </w:rPr>
-        <w:t>Конечно</w:t>
-      </w:r>
-      <w:proofErr w:type="gramEnd"/>
+        <w:t>секвенциальной</w:t>
+      </w:r>
+      <w:proofErr w:type="spellEnd"/>
       <w:r>
         <w:rPr>
           <w:rFonts w:ascii="Consolas" w:eastAsia="Times New Roman" w:hAnsi="Consolas" w:cs="Times New Roman"/>
@@ -3367,7 +3461,7 @@
           <w:lang w:eastAsia="ru-RU"/>
           <w14:ligatures w14:val="none"/>
         </w:rPr>
-        <w:t xml:space="preserve"> дискретное T 1 -пространство наследственно ком- </w:t>
+        <w:t xml:space="preserve"> компактности не совпадают в общем случае для T 1 -пространств. Однако из при- веденных результатов следует Для T 1 -пространства X следующие условия эквивалентны: (1) X удовлетворяет условию конечной дискретности; (2) X наследственно компактно; (3) X наследственно </w:t>
       </w:r>
       <w:proofErr w:type="spellStart"/>
       <w:r>
@@ -3380,7 +3474,7 @@
           <w:lang w:eastAsia="ru-RU"/>
           <w14:ligatures w14:val="none"/>
         </w:rPr>
-        <w:t>пактно</w:t>
+        <w:t>счетно</w:t>
       </w:r>
       <w:proofErr w:type="spellEnd"/>
       <w:r>
@@ -3393,13 +3487,35 @@
           <w:lang w:eastAsia="ru-RU"/>
           <w14:ligatures w14:val="none"/>
         </w:rPr>
-        <w:t>."</w:t>
-      </w:r>
-    </w:p>
-    <w:p>
-      <w:pPr>
-        <w:shd w:val="clear" w:color="auto" w:fill="121314"/>
-        <w:spacing w:after="0" w:line="285" w:lineRule="atLeast"/>
+        <w:t xml:space="preserve"> компактно; (4) X наследственно </w:t>
+      </w:r>
+      <w:proofErr w:type="spellStart"/>
+      <w:r>
+        <w:rPr>
+          <w:rFonts w:ascii="Consolas" w:eastAsia="Times New Roman" w:hAnsi="Consolas" w:cs="Times New Roman"/>
+          <w:color w:val="A5D6FF"/>
+          <w:kern w:val="0"/>
+          <w:sz w:val="21"/>
+          <w:szCs w:val="21"/>
+          <w:lang w:eastAsia="ru-RU"/>
+          <w14:ligatures w14:val="none"/>
+        </w:rPr>
+        <w:t>секвенциально</w:t>
+      </w:r>
+      <w:proofErr w:type="spellEnd"/>
+      <w:r>
+        <w:rPr>
+          <w:rFonts w:ascii="Consolas" w:eastAsia="Times New Roman" w:hAnsi="Consolas" w:cs="Times New Roman"/>
+          <w:color w:val="A5D6FF"/>
+          <w:kern w:val="0"/>
+          <w:sz w:val="21"/>
+          <w:szCs w:val="21"/>
+          <w:lang w:eastAsia="ru-RU"/>
+          <w14:ligatures w14:val="none"/>
+        </w:rPr>
+        <w:t xml:space="preserve"> компактно."</w:t>
+      </w:r>
+      <w:r>
         <w:rPr>
           <w:rFonts w:ascii="Consolas" w:eastAsia="Times New Roman" w:hAnsi="Consolas" w:cs="Times New Roman"/>
           <w:color w:val="BBBEBF"/>
@@ -3409,8 +3525,13 @@
           <w:lang w:eastAsia="ru-RU"/>
           <w14:ligatures w14:val="none"/>
         </w:rPr>
-      </w:pPr>
-      <w:r>
+        <w:t>,</w:t>
+      </w:r>
+    </w:p>
+    <w:p>
+      <w:pPr>
+        <w:shd w:val="clear" w:color="auto" w:fill="121314"/>
+        <w:spacing w:after="0" w:line="285" w:lineRule="atLeast"/>
         <w:rPr>
           <w:rFonts w:ascii="Consolas" w:eastAsia="Times New Roman" w:hAnsi="Consolas" w:cs="Times New Roman"/>
           <w:color w:val="BBBEBF"/>
@@ -3420,7 +3541,238 @@
           <w:lang w:eastAsia="ru-RU"/>
           <w14:ligatures w14:val="none"/>
         </w:rPr>
-        <w:t>        },</w:t>
+      </w:pPr>
+      <w:r>
+        <w:rPr>
+          <w:rFonts w:ascii="Consolas" w:eastAsia="Times New Roman" w:hAnsi="Consolas" w:cs="Times New Roman"/>
+          <w:color w:val="BBBEBF"/>
+          <w:kern w:val="0"/>
+          <w:sz w:val="21"/>
+          <w:szCs w:val="21"/>
+          <w:lang w:eastAsia="ru-RU"/>
+          <w14:ligatures w14:val="none"/>
+        </w:rPr>
+        <w:t xml:space="preserve">            </w:t>
+      </w:r>
+      <w:r>
+        <w:rPr>
+          <w:rFonts w:ascii="Consolas" w:eastAsia="Times New Roman" w:hAnsi="Consolas" w:cs="Times New Roman"/>
+          <w:color w:val="7EE787"/>
+          <w:kern w:val="0"/>
+          <w:sz w:val="21"/>
+          <w:szCs w:val="21"/>
+          <w:lang w:eastAsia="ru-RU"/>
+          <w14:ligatures w14:val="none"/>
+        </w:rPr>
+        <w:t>"</w:t>
+      </w:r>
+      <w:proofErr w:type="spellStart"/>
+      <w:r>
+        <w:rPr>
+          <w:rFonts w:ascii="Consolas" w:eastAsia="Times New Roman" w:hAnsi="Consolas" w:cs="Times New Roman"/>
+          <w:color w:val="7EE787"/>
+          <w:kern w:val="0"/>
+          <w:sz w:val="21"/>
+          <w:szCs w:val="21"/>
+          <w:lang w:eastAsia="ru-RU"/>
+          <w14:ligatures w14:val="none"/>
+        </w:rPr>
+        <w:t>authors</w:t>
+      </w:r>
+      <w:proofErr w:type="spellEnd"/>
+      <w:r>
+        <w:rPr>
+          <w:rFonts w:ascii="Consolas" w:eastAsia="Times New Roman" w:hAnsi="Consolas" w:cs="Times New Roman"/>
+          <w:color w:val="7EE787"/>
+          <w:kern w:val="0"/>
+          <w:sz w:val="21"/>
+          <w:szCs w:val="21"/>
+          <w:lang w:eastAsia="ru-RU"/>
+          <w14:ligatures w14:val="none"/>
+        </w:rPr>
+        <w:t>"</w:t>
+      </w:r>
+      <w:r>
+        <w:rPr>
+          <w:rFonts w:ascii="Consolas" w:eastAsia="Times New Roman" w:hAnsi="Consolas" w:cs="Times New Roman"/>
+          <w:color w:val="BBBEBF"/>
+          <w:kern w:val="0"/>
+          <w:sz w:val="21"/>
+          <w:szCs w:val="21"/>
+          <w:lang w:eastAsia="ru-RU"/>
+          <w14:ligatures w14:val="none"/>
+        </w:rPr>
+        <w:t>: [</w:t>
+      </w:r>
+    </w:p>
+    <w:p>
+      <w:pPr>
+        <w:shd w:val="clear" w:color="auto" w:fill="121314"/>
+        <w:spacing w:after="0" w:line="285" w:lineRule="atLeast"/>
+        <w:rPr>
+          <w:rFonts w:ascii="Consolas" w:eastAsia="Times New Roman" w:hAnsi="Consolas" w:cs="Times New Roman"/>
+          <w:color w:val="BBBEBF"/>
+          <w:kern w:val="0"/>
+          <w:sz w:val="21"/>
+          <w:szCs w:val="21"/>
+          <w:lang w:eastAsia="ru-RU"/>
+          <w14:ligatures w14:val="none"/>
+        </w:rPr>
+      </w:pPr>
+      <w:r>
+        <w:rPr>
+          <w:rFonts w:ascii="Consolas" w:eastAsia="Times New Roman" w:hAnsi="Consolas" w:cs="Times New Roman"/>
+          <w:color w:val="BBBEBF"/>
+          <w:kern w:val="0"/>
+          <w:sz w:val="21"/>
+          <w:szCs w:val="21"/>
+          <w:lang w:eastAsia="ru-RU"/>
+          <w14:ligatures w14:val="none"/>
+        </w:rPr>
+        <w:t xml:space="preserve">                </w:t>
+      </w:r>
+      <w:r>
+        <w:rPr>
+          <w:rFonts w:ascii="Consolas" w:eastAsia="Times New Roman" w:hAnsi="Consolas" w:cs="Times New Roman"/>
+          <w:color w:val="A5D6FF"/>
+          <w:kern w:val="0"/>
+          <w:sz w:val="21"/>
+          <w:szCs w:val="21"/>
+          <w:lang w:eastAsia="ru-RU"/>
+          <w14:ligatures w14:val="none"/>
+        </w:rPr>
+        <w:t xml:space="preserve">"К. Н. </w:t>
+      </w:r>
+      <w:proofErr w:type="spellStart"/>
+      <w:r>
+        <w:rPr>
+          <w:rFonts w:ascii="Consolas" w:eastAsia="Times New Roman" w:hAnsi="Consolas" w:cs="Times New Roman"/>
+          <w:color w:val="A5D6FF"/>
+          <w:kern w:val="0"/>
+          <w:sz w:val="21"/>
+          <w:szCs w:val="21"/>
+          <w:lang w:eastAsia="ru-RU"/>
+          <w14:ligatures w14:val="none"/>
+        </w:rPr>
+        <w:t>Цигвинцева</w:t>
+      </w:r>
+      <w:proofErr w:type="spellEnd"/>
+      <w:r>
+        <w:rPr>
+          <w:rFonts w:ascii="Consolas" w:eastAsia="Times New Roman" w:hAnsi="Consolas" w:cs="Times New Roman"/>
+          <w:color w:val="A5D6FF"/>
+          <w:kern w:val="0"/>
+          <w:sz w:val="21"/>
+          <w:szCs w:val="21"/>
+          <w:lang w:eastAsia="ru-RU"/>
+          <w14:ligatures w14:val="none"/>
+        </w:rPr>
+        <w:t xml:space="preserve"> У"</w:t>
+      </w:r>
+      <w:r>
+        <w:rPr>
+          <w:rFonts w:ascii="Consolas" w:eastAsia="Times New Roman" w:hAnsi="Consolas" w:cs="Times New Roman"/>
+          <w:color w:val="BBBEBF"/>
+          <w:kern w:val="0"/>
+          <w:sz w:val="21"/>
+          <w:szCs w:val="21"/>
+          <w:lang w:eastAsia="ru-RU"/>
+          <w14:ligatures w14:val="none"/>
+        </w:rPr>
+        <w:t>,</w:t>
+      </w:r>
+    </w:p>
+    <w:p>
+      <w:pPr>
+        <w:shd w:val="clear" w:color="auto" w:fill="121314"/>
+        <w:spacing w:after="0" w:line="285" w:lineRule="atLeast"/>
+        <w:rPr>
+          <w:rFonts w:ascii="Consolas" w:eastAsia="Times New Roman" w:hAnsi="Consolas" w:cs="Times New Roman"/>
+          <w:color w:val="BBBEBF"/>
+          <w:kern w:val="0"/>
+          <w:sz w:val="21"/>
+          <w:szCs w:val="21"/>
+          <w:lang w:eastAsia="ru-RU"/>
+          <w14:ligatures w14:val="none"/>
+        </w:rPr>
+      </w:pPr>
+      <w:r>
+        <w:rPr>
+          <w:rFonts w:ascii="Consolas" w:eastAsia="Times New Roman" w:hAnsi="Consolas" w:cs="Times New Roman"/>
+          <w:color w:val="BBBEBF"/>
+          <w:kern w:val="0"/>
+          <w:sz w:val="21"/>
+          <w:szCs w:val="21"/>
+          <w:lang w:eastAsia="ru-RU"/>
+          <w14:ligatures w14:val="none"/>
+        </w:rPr>
+        <w:t xml:space="preserve">                </w:t>
+      </w:r>
+      <w:r>
+        <w:rPr>
+          <w:rFonts w:ascii="Consolas" w:eastAsia="Times New Roman" w:hAnsi="Consolas" w:cs="Times New Roman"/>
+          <w:color w:val="A5D6FF"/>
+          <w:kern w:val="0"/>
+          <w:sz w:val="21"/>
+          <w:szCs w:val="21"/>
+          <w:lang w:eastAsia="ru-RU"/>
+          <w14:ligatures w14:val="none"/>
+        </w:rPr>
+        <w:t>"А. А. Грызлов"</w:t>
+      </w:r>
+    </w:p>
+    <w:p>
+      <w:pPr>
+        <w:shd w:val="clear" w:color="auto" w:fill="121314"/>
+        <w:spacing w:after="0" w:line="285" w:lineRule="atLeast"/>
+        <w:rPr>
+          <w:rFonts w:ascii="Consolas" w:eastAsia="Times New Roman" w:hAnsi="Consolas" w:cs="Times New Roman"/>
+          <w:color w:val="BBBEBF"/>
+          <w:kern w:val="0"/>
+          <w:sz w:val="21"/>
+          <w:szCs w:val="21"/>
+          <w:lang w:eastAsia="ru-RU"/>
+          <w14:ligatures w14:val="none"/>
+        </w:rPr>
+      </w:pPr>
+      <w:r>
+        <w:rPr>
+          <w:rFonts w:ascii="Consolas" w:eastAsia="Times New Roman" w:hAnsi="Consolas" w:cs="Times New Roman"/>
+          <w:color w:val="BBBEBF"/>
+          <w:kern w:val="0"/>
+          <w:sz w:val="21"/>
+          <w:szCs w:val="21"/>
+          <w:lang w:eastAsia="ru-RU"/>
+          <w14:ligatures w14:val="none"/>
+        </w:rPr>
+        <w:t>            ]</w:t>
+      </w:r>
+    </w:p>
+    <w:p>
+      <w:pPr>
+        <w:shd w:val="clear" w:color="auto" w:fill="121314"/>
+        <w:spacing w:after="0" w:line="285" w:lineRule="atLeast"/>
+        <w:rPr>
+          <w:rFonts w:ascii="Consolas" w:eastAsia="Times New Roman" w:hAnsi="Consolas" w:cs="Times New Roman"/>
+          <w:color w:val="BBBEBF"/>
+          <w:kern w:val="0"/>
+          <w:sz w:val="21"/>
+          <w:szCs w:val="21"/>
+          <w:lang w:eastAsia="ru-RU"/>
+          <w14:ligatures w14:val="none"/>
+        </w:rPr>
+      </w:pPr>
+      <w:r>
+        <w:rPr>
+          <w:rFonts w:ascii="Consolas" w:eastAsia="Times New Roman" w:hAnsi="Consolas" w:cs="Times New Roman"/>
+          <w:color w:val="BBBEBF"/>
+          <w:kern w:val="0"/>
+          <w:sz w:val="21"/>
+          <w:szCs w:val="21"/>
+          <w:lang w:eastAsia="ru-RU"/>
+          <w14:ligatures w14:val="none"/>
+        </w:rPr>
+        <w:t>        }</w:t>
       </w:r>
     </w:p>
     <w:tbl>
@@ -3493,7 +3845,7 @@
                 <w:kern w:val="0"/>
                 <w:sz w:val="21"/>
                 <w:szCs w:val="21"/>
-                <w:lang w:val="en-US" w:eastAsia="ru-RU"/>
+                <w:lang w:eastAsia="ru-RU"/>
                 <w14:ligatures w14:val="none"/>
               </w:rPr>
             </w:pPr>
@@ -3507,7 +3859,55 @@
                 <w:lang w:val="en-US" w:eastAsia="ru-RU"/>
                 <w14:ligatures w14:val="none"/>
               </w:rPr>
-              <w:t xml:space="preserve">    </w:t>
+              <w:t> </w:t>
+            </w:r>
+            <w:r>
+              <w:rPr>
+                <w:rFonts w:ascii="Consolas" w:eastAsia="Times New Roman" w:hAnsi="Consolas" w:cs="Times New Roman"/>
+                <w:color w:val="BBBEBF"/>
+                <w:kern w:val="0"/>
+                <w:sz w:val="21"/>
+                <w:szCs w:val="21"/>
+                <w:lang w:eastAsia="ru-RU"/>
+                <w14:ligatures w14:val="none"/>
+              </w:rPr>
+              <w:t xml:space="preserve"> </w:t>
+            </w:r>
+            <w:r>
+              <w:rPr>
+                <w:rFonts w:ascii="Consolas" w:eastAsia="Times New Roman" w:hAnsi="Consolas" w:cs="Times New Roman"/>
+                <w:color w:val="BBBEBF"/>
+                <w:kern w:val="0"/>
+                <w:sz w:val="21"/>
+                <w:szCs w:val="21"/>
+                <w:lang w:val="en-US" w:eastAsia="ru-RU"/>
+                <w14:ligatures w14:val="none"/>
+              </w:rPr>
+              <w:t> </w:t>
+            </w:r>
+            <w:r>
+              <w:rPr>
+                <w:rFonts w:ascii="Consolas" w:eastAsia="Times New Roman" w:hAnsi="Consolas" w:cs="Times New Roman"/>
+                <w:color w:val="BBBEBF"/>
+                <w:kern w:val="0"/>
+                <w:sz w:val="21"/>
+                <w:szCs w:val="21"/>
+                <w:lang w:eastAsia="ru-RU"/>
+                <w14:ligatures w14:val="none"/>
+              </w:rPr>
+              <w:t xml:space="preserve"> </w:t>
+            </w:r>
+            <w:r>
+              <w:rPr>
+                <w:rFonts w:ascii="Consolas" w:eastAsia="Times New Roman" w:hAnsi="Consolas" w:cs="Times New Roman"/>
+                <w:color w:val="7EE787"/>
+                <w:kern w:val="0"/>
+                <w:sz w:val="21"/>
+                <w:szCs w:val="21"/>
+                <w:lang w:eastAsia="ru-RU"/>
+                <w14:ligatures w14:val="none"/>
+              </w:rPr>
+              <w:t>"</w:t>
             </w:r>
             <w:r>
               <w:rPr>
@@ -3519,10 +3919,20 @@
                 <w:lang w:val="en-US" w:eastAsia="ru-RU"/>
                 <w14:ligatures w14:val="none"/>
               </w:rPr>
-              <w:t>"</w:t>
-            </w:r>
-            <w:proofErr w:type="spellStart"/>
-            <w:proofErr w:type="gramStart"/>
+              <w:t>total</w:t>
+            </w:r>
+            <w:r>
+              <w:rPr>
+                <w:rFonts w:ascii="Consolas" w:eastAsia="Times New Roman" w:hAnsi="Consolas" w:cs="Times New Roman"/>
+                <w:color w:val="7EE787"/>
+                <w:kern w:val="0"/>
+                <w:sz w:val="21"/>
+                <w:szCs w:val="21"/>
+                <w:lang w:eastAsia="ru-RU"/>
+                <w14:ligatures w14:val="none"/>
+              </w:rPr>
+              <w:t>_</w:t>
+            </w:r>
             <w:r>
               <w:rPr>
                 <w:rFonts w:ascii="Consolas" w:eastAsia="Times New Roman" w:hAnsi="Consolas" w:cs="Times New Roman"/>
@@ -3533,9 +3943,8 @@
                 <w:lang w:val="en-US" w:eastAsia="ru-RU"/>
                 <w14:ligatures w14:val="none"/>
               </w:rPr>
-              <w:t>total</w:t>
-            </w:r>
-            <w:proofErr w:type="gramEnd"/>
+              <w:t>statistics</w:t>
+            </w:r>
             <w:r>
               <w:rPr>
                 <w:rFonts w:ascii="Consolas" w:eastAsia="Times New Roman" w:hAnsi="Consolas" w:cs="Times New Roman"/>
@@ -3543,24 +3952,38 @@
                 <w:kern w:val="0"/>
                 <w:sz w:val="21"/>
                 <w:szCs w:val="21"/>
-                <w:lang w:val="en-US" w:eastAsia="ru-RU"/>
+                <w:lang w:eastAsia="ru-RU"/>
                 <w14:ligatures w14:val="none"/>
               </w:rPr>
-              <w:t>_statistics</w:t>
-            </w:r>
-            <w:proofErr w:type="spellEnd"/>
+              <w:t>"</w:t>
+            </w:r>
             <w:r>
               <w:rPr>
                 <w:rFonts w:ascii="Consolas" w:eastAsia="Times New Roman" w:hAnsi="Consolas" w:cs="Times New Roman"/>
-                <w:color w:val="7EE787"/>
+                <w:color w:val="BBBEBF"/>
                 <w:kern w:val="0"/>
                 <w:sz w:val="21"/>
                 <w:szCs w:val="21"/>
-                <w:lang w:val="en-US" w:eastAsia="ru-RU"/>
+                <w:lang w:eastAsia="ru-RU"/>
                 <w14:ligatures w14:val="none"/>
               </w:rPr>
-              <w:t>"</w:t>
-            </w:r>
+              <w:t>: {</w:t>
+            </w:r>
+          </w:p>
+          <w:p>
+            <w:pPr>
+              <w:shd w:val="clear" w:color="auto" w:fill="121314"/>
+              <w:spacing w:after="0" w:line="285" w:lineRule="atLeast"/>
+              <w:rPr>
+                <w:rFonts w:ascii="Consolas" w:eastAsia="Times New Roman" w:hAnsi="Consolas" w:cs="Times New Roman"/>
+                <w:color w:val="BBBEBF"/>
+                <w:kern w:val="0"/>
+                <w:sz w:val="21"/>
+                <w:szCs w:val="21"/>
+                <w:lang w:eastAsia="ru-RU"/>
+                <w14:ligatures w14:val="none"/>
+              </w:rPr>
+            </w:pPr>
             <w:r>
               <w:rPr>
                 <w:rFonts w:ascii="Consolas" w:eastAsia="Times New Roman" w:hAnsi="Consolas" w:cs="Times New Roman"/>
@@ -3571,13 +3994,21 @@
                 <w:lang w:val="en-US" w:eastAsia="ru-RU"/>
                 <w14:ligatures w14:val="none"/>
               </w:rPr>
-              <w:t>: {</w:t>
-            </w:r>
-          </w:p>
-          <w:p>
-            <w:pPr>
-              <w:shd w:val="clear" w:color="auto" w:fill="121314"/>
-              <w:spacing w:after="0" w:line="285" w:lineRule="atLeast"/>
+              <w:t> </w:t>
+            </w:r>
+            <w:r>
+              <w:rPr>
+                <w:rFonts w:ascii="Consolas" w:eastAsia="Times New Roman" w:hAnsi="Consolas" w:cs="Times New Roman"/>
+                <w:color w:val="BBBEBF"/>
+                <w:kern w:val="0"/>
+                <w:sz w:val="21"/>
+                <w:szCs w:val="21"/>
+                <w:lang w:eastAsia="ru-RU"/>
+                <w14:ligatures w14:val="none"/>
+              </w:rPr>
+              <w:t xml:space="preserve"> </w:t>
+            </w:r>
+            <w:r>
               <w:rPr>
                 <w:rFonts w:ascii="Consolas" w:eastAsia="Times New Roman" w:hAnsi="Consolas" w:cs="Times New Roman"/>
                 <w:color w:val="BBBEBF"/>
@@ -3587,7 +4018,20 @@
                 <w:lang w:val="en-US" w:eastAsia="ru-RU"/>
                 <w14:ligatures w14:val="none"/>
               </w:rPr>
-            </w:pPr>
+              <w:t> </w:t>
+            </w:r>
+            <w:r>
+              <w:rPr>
+                <w:rFonts w:ascii="Consolas" w:eastAsia="Times New Roman" w:hAnsi="Consolas" w:cs="Times New Roman"/>
+                <w:color w:val="BBBEBF"/>
+                <w:kern w:val="0"/>
+                <w:sz w:val="21"/>
+                <w:szCs w:val="21"/>
+                <w:lang w:eastAsia="ru-RU"/>
+                <w14:ligatures w14:val="none"/>
+              </w:rPr>
+              <w:t xml:space="preserve"> </w:t>
+            </w:r>
             <w:r>
               <w:rPr>
                 <w:rFonts w:ascii="Consolas" w:eastAsia="Times New Roman" w:hAnsi="Consolas" w:cs="Times New Roman"/>
@@ -3598,19 +4042,43 @@
                 <w:lang w:val="en-US" w:eastAsia="ru-RU"/>
                 <w14:ligatures w14:val="none"/>
               </w:rPr>
-              <w:t xml:space="preserve">        </w:t>
+              <w:t> </w:t>
             </w:r>
             <w:r>
               <w:rPr>
                 <w:rFonts w:ascii="Consolas" w:eastAsia="Times New Roman" w:hAnsi="Consolas" w:cs="Times New Roman"/>
-                <w:color w:val="7EE787"/>
+                <w:color w:val="BBBEBF"/>
+                <w:kern w:val="0"/>
+                <w:sz w:val="21"/>
+                <w:szCs w:val="21"/>
+                <w:lang w:eastAsia="ru-RU"/>
+                <w14:ligatures w14:val="none"/>
+              </w:rPr>
+              <w:t xml:space="preserve"> </w:t>
+            </w:r>
+            <w:r>
+              <w:rPr>
+                <w:rFonts w:ascii="Consolas" w:eastAsia="Times New Roman" w:hAnsi="Consolas" w:cs="Times New Roman"/>
+                <w:color w:val="BBBEBF"/>
                 <w:kern w:val="0"/>
                 <w:sz w:val="21"/>
                 <w:szCs w:val="21"/>
                 <w:lang w:val="en-US" w:eastAsia="ru-RU"/>
                 <w14:ligatures w14:val="none"/>
               </w:rPr>
-              <w:t>"</w:t>
+              <w:t> </w:t>
+            </w:r>
+            <w:r>
+              <w:rPr>
+                <w:rFonts w:ascii="Consolas" w:eastAsia="Times New Roman" w:hAnsi="Consolas" w:cs="Times New Roman"/>
+                <w:color w:val="BBBEBF"/>
+                <w:kern w:val="0"/>
+                <w:sz w:val="21"/>
+                <w:szCs w:val="21"/>
+                <w:lang w:eastAsia="ru-RU"/>
+                <w14:ligatures w14:val="none"/>
+              </w:rPr>
+              <w:t xml:space="preserve"> </w:t>
             </w:r>
             <w:r>
               <w:rPr>
@@ -3622,7 +4090,7 @@
                 <w:lang w:eastAsia="ru-RU"/>
                 <w14:ligatures w14:val="none"/>
               </w:rPr>
-              <w:t>компакт</w:t>
+              <w:t>"</w:t>
             </w:r>
             <w:r>
               <w:rPr>
@@ -3631,12 +4099,64 @@
                 <w:kern w:val="0"/>
                 <w:sz w:val="21"/>
                 <w:szCs w:val="21"/>
-                <w:lang w:val="en-US" w:eastAsia="ru-RU"/>
+                <w:lang w:eastAsia="ru-RU"/>
                 <w14:ligatures w14:val="none"/>
               </w:rPr>
+              <w:t>компакт</w:t>
+            </w:r>
+            <w:r>
+              <w:rPr>
+                <w:rFonts w:ascii="Consolas" w:eastAsia="Times New Roman" w:hAnsi="Consolas" w:cs="Times New Roman"/>
+                <w:color w:val="7EE787"/>
+                <w:kern w:val="0"/>
+                <w:sz w:val="21"/>
+                <w:szCs w:val="21"/>
+                <w:lang w:eastAsia="ru-RU"/>
+                <w14:ligatures w14:val="none"/>
+              </w:rPr>
               <w:t>"</w:t>
             </w:r>
             <w:r>
+              <w:rPr>
+                <w:rFonts w:ascii="Consolas" w:eastAsia="Times New Roman" w:hAnsi="Consolas" w:cs="Times New Roman"/>
+                <w:color w:val="BBBEBF"/>
+                <w:kern w:val="0"/>
+                <w:sz w:val="21"/>
+                <w:szCs w:val="21"/>
+                <w:lang w:eastAsia="ru-RU"/>
+                <w14:ligatures w14:val="none"/>
+              </w:rPr>
+              <w:t xml:space="preserve">: </w:t>
+            </w:r>
+            <w:r>
+              <w:rPr>
+                <w:rFonts w:ascii="Consolas" w:eastAsia="Times New Roman" w:hAnsi="Consolas" w:cs="Times New Roman"/>
+                <w:color w:val="B5CEA8"/>
+                <w:kern w:val="0"/>
+                <w:sz w:val="21"/>
+                <w:szCs w:val="21"/>
+                <w:lang w:eastAsia="ru-RU"/>
+                <w14:ligatures w14:val="none"/>
+              </w:rPr>
+              <w:t>43</w:t>
+            </w:r>
+            <w:r>
+              <w:rPr>
+                <w:rFonts w:ascii="Consolas" w:eastAsia="Times New Roman" w:hAnsi="Consolas" w:cs="Times New Roman"/>
+                <w:color w:val="BBBEBF"/>
+                <w:kern w:val="0"/>
+                <w:sz w:val="21"/>
+                <w:szCs w:val="21"/>
+                <w:lang w:eastAsia="ru-RU"/>
+                <w14:ligatures w14:val="none"/>
+              </w:rPr>
+              <w:t>,</w:t>
+            </w:r>
+          </w:p>
+          <w:p>
+            <w:pPr>
+              <w:shd w:val="clear" w:color="auto" w:fill="121314"/>
+              <w:spacing w:after="0" w:line="285" w:lineRule="atLeast"/>
               <w:rPr>
                 <w:rFonts w:ascii="Consolas" w:eastAsia="Times New Roman" w:hAnsi="Consolas" w:cs="Times New Roman"/>
                 <w:color w:val="BBBEBF"/>
@@ -3646,20 +4166,7 @@
                 <w:lang w:val="en-US" w:eastAsia="ru-RU"/>
                 <w14:ligatures w14:val="none"/>
               </w:rPr>
-              <w:t xml:space="preserve">: </w:t>
-            </w:r>
-            <w:r>
-              <w:rPr>
-                <w:rFonts w:ascii="Consolas" w:eastAsia="Times New Roman" w:hAnsi="Consolas" w:cs="Times New Roman"/>
-                <w:color w:val="B5CEA8"/>
-                <w:kern w:val="0"/>
-                <w:sz w:val="21"/>
-                <w:szCs w:val="21"/>
-                <w:lang w:val="en-US" w:eastAsia="ru-RU"/>
-                <w14:ligatures w14:val="none"/>
-              </w:rPr>
-              <w:t>43</w:t>
-            </w:r>
+            </w:pPr>
             <w:r>
               <w:rPr>
                 <w:rFonts w:ascii="Consolas" w:eastAsia="Times New Roman" w:hAnsi="Consolas" w:cs="Times New Roman"/>
@@ -3670,13 +4177,21 @@
                 <w:lang w:val="en-US" w:eastAsia="ru-RU"/>
                 <w14:ligatures w14:val="none"/>
               </w:rPr>
-              <w:t>,</w:t>
-            </w:r>
-          </w:p>
-          <w:p>
-            <w:pPr>
-              <w:shd w:val="clear" w:color="auto" w:fill="121314"/>
-              <w:spacing w:after="0" w:line="285" w:lineRule="atLeast"/>
+              <w:t> </w:t>
+            </w:r>
+            <w:r>
+              <w:rPr>
+                <w:rFonts w:ascii="Consolas" w:eastAsia="Times New Roman" w:hAnsi="Consolas" w:cs="Times New Roman"/>
+                <w:color w:val="BBBEBF"/>
+                <w:kern w:val="0"/>
+                <w:sz w:val="21"/>
+                <w:szCs w:val="21"/>
+                <w:lang w:eastAsia="ru-RU"/>
+                <w14:ligatures w14:val="none"/>
+              </w:rPr>
+              <w:t xml:space="preserve"> </w:t>
+            </w:r>
+            <w:r>
               <w:rPr>
                 <w:rFonts w:ascii="Consolas" w:eastAsia="Times New Roman" w:hAnsi="Consolas" w:cs="Times New Roman"/>
                 <w:color w:val="BBBEBF"/>
@@ -3686,7 +4201,20 @@
                 <w:lang w:val="en-US" w:eastAsia="ru-RU"/>
                 <w14:ligatures w14:val="none"/>
               </w:rPr>
-            </w:pPr>
+              <w:t> </w:t>
+            </w:r>
+            <w:r>
+              <w:rPr>
+                <w:rFonts w:ascii="Consolas" w:eastAsia="Times New Roman" w:hAnsi="Consolas" w:cs="Times New Roman"/>
+                <w:color w:val="BBBEBF"/>
+                <w:kern w:val="0"/>
+                <w:sz w:val="21"/>
+                <w:szCs w:val="21"/>
+                <w:lang w:eastAsia="ru-RU"/>
+                <w14:ligatures w14:val="none"/>
+              </w:rPr>
+              <w:t xml:space="preserve"> </w:t>
+            </w:r>
             <w:r>
               <w:rPr>
                 <w:rFonts w:ascii="Consolas" w:eastAsia="Times New Roman" w:hAnsi="Consolas" w:cs="Times New Roman"/>
@@ -3697,7 +4225,43 @@
                 <w:lang w:val="en-US" w:eastAsia="ru-RU"/>
                 <w14:ligatures w14:val="none"/>
               </w:rPr>
-              <w:t xml:space="preserve">        </w:t>
+              <w:t> </w:t>
+            </w:r>
+            <w:r>
+              <w:rPr>
+                <w:rFonts w:ascii="Consolas" w:eastAsia="Times New Roman" w:hAnsi="Consolas" w:cs="Times New Roman"/>
+                <w:color w:val="BBBEBF"/>
+                <w:kern w:val="0"/>
+                <w:sz w:val="21"/>
+                <w:szCs w:val="21"/>
+                <w:lang w:eastAsia="ru-RU"/>
+                <w14:ligatures w14:val="none"/>
+              </w:rPr>
+              <w:t xml:space="preserve"> </w:t>
+            </w:r>
+            <w:r>
+              <w:rPr>
+                <w:rFonts w:ascii="Consolas" w:eastAsia="Times New Roman" w:hAnsi="Consolas" w:cs="Times New Roman"/>
+                <w:color w:val="BBBEBF"/>
+                <w:kern w:val="0"/>
+                <w:sz w:val="21"/>
+                <w:szCs w:val="21"/>
+                <w:lang w:val="en-US" w:eastAsia="ru-RU"/>
+                <w14:ligatures w14:val="none"/>
+              </w:rPr>
+              <w:t> </w:t>
+            </w:r>
+            <w:r>
+              <w:rPr>
+                <w:rFonts w:ascii="Consolas" w:eastAsia="Times New Roman" w:hAnsi="Consolas" w:cs="Times New Roman"/>
+                <w:color w:val="BBBEBF"/>
+                <w:kern w:val="0"/>
+                <w:sz w:val="21"/>
+                <w:szCs w:val="21"/>
+                <w:lang w:eastAsia="ru-RU"/>
+                <w14:ligatures w14:val="none"/>
+              </w:rPr>
+              <w:t xml:space="preserve"> </w:t>
             </w:r>
             <w:r>
               <w:rPr>
@@ -4536,6 +5100,277 @@
       </w:r>
       <w:bookmarkEnd w:id="14"/>
     </w:p>
+    <w:p>
+      <w:pPr>
+        <w:pStyle w:val="a7"/>
+        <w:numPr>
+          <w:ilvl w:val="0"/>
+          <w:numId w:val="10"/>
+        </w:numPr>
+        <w:rPr>
+          <w:rFonts w:ascii="Times New Roman" w:hAnsi="Times New Roman" w:cs="Times New Roman"/>
+          <w:sz w:val="28"/>
+          <w:szCs w:val="28"/>
+        </w:rPr>
+      </w:pPr>
+      <w:r>
+        <w:rPr>
+          <w:rFonts w:ascii="Times New Roman" w:hAnsi="Times New Roman" w:cs="Times New Roman"/>
+          <w:sz w:val="28"/>
+          <w:szCs w:val="28"/>
+        </w:rPr>
+        <w:t>Основы // Основной учебник Python URL: https://code.mu/ru/python/book/prime/ (дата обращения: 25.04.2026).</w:t>
+      </w:r>
+    </w:p>
+    <w:p>
+      <w:pPr>
+        <w:pStyle w:val="a7"/>
+        <w:numPr>
+          <w:ilvl w:val="0"/>
+          <w:numId w:val="10"/>
+        </w:numPr>
+        <w:rPr>
+          <w:rFonts w:ascii="Times New Roman" w:hAnsi="Times New Roman" w:cs="Times New Roman"/>
+          <w:sz w:val="28"/>
+          <w:szCs w:val="28"/>
+          <w:lang w:val="en-US"/>
+        </w:rPr>
+      </w:pPr>
+      <w:proofErr w:type="spellStart"/>
+      <w:r>
+        <w:rPr>
+          <w:rFonts w:ascii="Times New Roman" w:hAnsi="Times New Roman" w:cs="Times New Roman"/>
+          <w:sz w:val="28"/>
+          <w:szCs w:val="28"/>
+          <w:lang w:val="en-US"/>
+        </w:rPr>
+        <w:t>Pathlib</w:t>
+      </w:r>
+      <w:proofErr w:type="spellEnd"/>
+      <w:r>
+        <w:rPr>
+          <w:rFonts w:ascii="Times New Roman" w:hAnsi="Times New Roman" w:cs="Times New Roman"/>
+          <w:sz w:val="28"/>
+          <w:szCs w:val="28"/>
+          <w:lang w:val="en-US"/>
+        </w:rPr>
+        <w:t xml:space="preserve"> Module in Python // </w:t>
+      </w:r>
+      <w:proofErr w:type="spellStart"/>
+      <w:r>
+        <w:rPr>
+          <w:rFonts w:ascii="Times New Roman" w:hAnsi="Times New Roman" w:cs="Times New Roman"/>
+          <w:sz w:val="28"/>
+          <w:szCs w:val="28"/>
+          <w:lang w:val="en-US"/>
+        </w:rPr>
+        <w:t>Pathlib</w:t>
+      </w:r>
+      <w:proofErr w:type="spellEnd"/>
+      <w:r>
+        <w:rPr>
+          <w:rFonts w:ascii="Times New Roman" w:hAnsi="Times New Roman" w:cs="Times New Roman"/>
+          <w:sz w:val="28"/>
+          <w:szCs w:val="28"/>
+          <w:lang w:val="en-US"/>
+        </w:rPr>
+        <w:t xml:space="preserve"> Module in Python URL: https://www.geeksforgeeks.org/python/pathlib-module-in-python/ (</w:t>
+      </w:r>
+      <w:r>
+        <w:rPr>
+          <w:rFonts w:ascii="Times New Roman" w:hAnsi="Times New Roman" w:cs="Times New Roman"/>
+          <w:sz w:val="28"/>
+          <w:szCs w:val="28"/>
+        </w:rPr>
+        <w:t>дата</w:t>
+      </w:r>
+      <w:r>
+        <w:rPr>
+          <w:rFonts w:ascii="Times New Roman" w:hAnsi="Times New Roman" w:cs="Times New Roman"/>
+          <w:sz w:val="28"/>
+          <w:szCs w:val="28"/>
+          <w:lang w:val="en-US"/>
+        </w:rPr>
+        <w:t xml:space="preserve"> </w:t>
+      </w:r>
+      <w:r>
+        <w:rPr>
+          <w:rFonts w:ascii="Times New Roman" w:hAnsi="Times New Roman" w:cs="Times New Roman"/>
+          <w:sz w:val="28"/>
+          <w:szCs w:val="28"/>
+        </w:rPr>
+        <w:t>обращения</w:t>
+      </w:r>
+      <w:r>
+        <w:rPr>
+          <w:rFonts w:ascii="Times New Roman" w:hAnsi="Times New Roman" w:cs="Times New Roman"/>
+          <w:sz w:val="28"/>
+          <w:szCs w:val="28"/>
+          <w:lang w:val="en-US"/>
+        </w:rPr>
+        <w:t>: 28.04.2026).</w:t>
+      </w:r>
+    </w:p>
+    <w:p>
+      <w:pPr>
+        <w:pStyle w:val="a7"/>
+        <w:numPr>
+          <w:ilvl w:val="0"/>
+          <w:numId w:val="10"/>
+        </w:numPr>
+        <w:rPr>
+          <w:rFonts w:ascii="Times New Roman" w:hAnsi="Times New Roman" w:cs="Times New Roman"/>
+          <w:sz w:val="28"/>
+          <w:szCs w:val="28"/>
+        </w:rPr>
+      </w:pPr>
+      <w:r>
+        <w:rPr>
+          <w:rFonts w:ascii="Times New Roman" w:hAnsi="Times New Roman" w:cs="Times New Roman"/>
+          <w:sz w:val="28"/>
+          <w:szCs w:val="28"/>
+        </w:rPr>
+        <w:t xml:space="preserve">Проект </w:t>
+      </w:r>
+      <w:proofErr w:type="spellStart"/>
+      <w:r>
+        <w:rPr>
+          <w:rFonts w:ascii="Times New Roman" w:hAnsi="Times New Roman" w:cs="Times New Roman"/>
+          <w:sz w:val="28"/>
+          <w:szCs w:val="28"/>
+        </w:rPr>
+        <w:t>Natasha</w:t>
+      </w:r>
+      <w:proofErr w:type="spellEnd"/>
+      <w:r>
+        <w:rPr>
+          <w:rFonts w:ascii="Times New Roman" w:hAnsi="Times New Roman" w:cs="Times New Roman"/>
+          <w:sz w:val="28"/>
+          <w:szCs w:val="28"/>
+        </w:rPr>
+        <w:t xml:space="preserve"> // Проект </w:t>
+      </w:r>
+      <w:proofErr w:type="spellStart"/>
+      <w:r>
+        <w:rPr>
+          <w:rFonts w:ascii="Times New Roman" w:hAnsi="Times New Roman" w:cs="Times New Roman"/>
+          <w:sz w:val="28"/>
+          <w:szCs w:val="28"/>
+        </w:rPr>
+        <w:t>Natasha</w:t>
+      </w:r>
+      <w:proofErr w:type="spellEnd"/>
+      <w:r>
+        <w:rPr>
+          <w:rFonts w:ascii="Times New Roman" w:hAnsi="Times New Roman" w:cs="Times New Roman"/>
+          <w:sz w:val="28"/>
+          <w:szCs w:val="28"/>
+        </w:rPr>
+        <w:t xml:space="preserve"> URL: https://natasha.github.io/ (дата обращения: 23.05.2026).</w:t>
+      </w:r>
+    </w:p>
+    <w:p>
+      <w:pPr>
+        <w:pStyle w:val="a7"/>
+        <w:numPr>
+          <w:ilvl w:val="0"/>
+          <w:numId w:val="10"/>
+        </w:numPr>
+        <w:rPr>
+          <w:rFonts w:ascii="Times New Roman" w:hAnsi="Times New Roman" w:cs="Times New Roman"/>
+          <w:sz w:val="28"/>
+          <w:szCs w:val="28"/>
+        </w:rPr>
+      </w:pPr>
+      <w:r>
+        <w:rPr>
+          <w:rFonts w:ascii="Times New Roman" w:hAnsi="Times New Roman" w:cs="Times New Roman"/>
+          <w:sz w:val="28"/>
+          <w:szCs w:val="28"/>
+        </w:rPr>
+        <w:t>PyPDF2 обработка PDF // PyPDF2 обработка PDF URL: https://pythonlib.ru/library-theme85 (дата обращения: 06.05.2026).</w:t>
+      </w:r>
+    </w:p>
+    <w:p>
+      <w:pPr>
+        <w:pStyle w:val="a7"/>
+        <w:numPr>
+          <w:ilvl w:val="0"/>
+          <w:numId w:val="10"/>
+        </w:numPr>
+        <w:rPr>
+          <w:rFonts w:ascii="Times New Roman" w:hAnsi="Times New Roman" w:cs="Times New Roman"/>
+          <w:sz w:val="28"/>
+          <w:szCs w:val="28"/>
+        </w:rPr>
+      </w:pPr>
+      <w:r>
+        <w:rPr>
+          <w:rFonts w:ascii="Times New Roman" w:hAnsi="Times New Roman" w:cs="Times New Roman"/>
+          <w:sz w:val="28"/>
+          <w:szCs w:val="28"/>
+        </w:rPr>
+        <w:t xml:space="preserve">Изучаем Python: модуль </w:t>
+      </w:r>
+      <w:proofErr w:type="spellStart"/>
+      <w:r>
+        <w:rPr>
+          <w:rFonts w:ascii="Times New Roman" w:hAnsi="Times New Roman" w:cs="Times New Roman"/>
+          <w:sz w:val="28"/>
+          <w:szCs w:val="28"/>
+        </w:rPr>
+        <w:t>json</w:t>
+      </w:r>
+      <w:proofErr w:type="spellEnd"/>
+      <w:r>
+        <w:rPr>
+          <w:rFonts w:ascii="Times New Roman" w:hAnsi="Times New Roman" w:cs="Times New Roman"/>
+          <w:sz w:val="28"/>
+          <w:szCs w:val="28"/>
+        </w:rPr>
+        <w:t xml:space="preserve"> для начинающих с домашним заданием // </w:t>
+      </w:r>
+      <w:proofErr w:type="spellStart"/>
+      <w:r>
+        <w:rPr>
+          <w:rFonts w:ascii="Times New Roman" w:hAnsi="Times New Roman" w:cs="Times New Roman"/>
+          <w:sz w:val="28"/>
+          <w:szCs w:val="28"/>
+        </w:rPr>
+        <w:t>Хабр</w:t>
+      </w:r>
+      <w:proofErr w:type="spellEnd"/>
+      <w:r>
+        <w:rPr>
+          <w:rFonts w:ascii="Times New Roman" w:hAnsi="Times New Roman" w:cs="Times New Roman"/>
+          <w:sz w:val="28"/>
+          <w:szCs w:val="28"/>
+        </w:rPr>
+        <w:t xml:space="preserve"> URL: https://habr.com/ru/articles/960256/ (дата обращения: 01.05.2026).</w:t>
+      </w:r>
+    </w:p>
+    <w:p>
+      <w:pPr>
+        <w:pStyle w:val="a7"/>
+        <w:numPr>
+          <w:ilvl w:val="0"/>
+          <w:numId w:val="10"/>
+        </w:numPr>
+        <w:rPr>
+          <w:rFonts w:ascii="Times New Roman" w:hAnsi="Times New Roman" w:cs="Times New Roman"/>
+          <w:sz w:val="28"/>
+          <w:szCs w:val="28"/>
+        </w:rPr>
+      </w:pPr>
+      <w:r>
+        <w:rPr>
+          <w:rFonts w:ascii="Times New Roman" w:hAnsi="Times New Roman" w:cs="Times New Roman"/>
+          <w:sz w:val="28"/>
+          <w:szCs w:val="28"/>
+        </w:rPr>
+        <w:t>Руководство по языку программирования Python // METANIT.COM URL: https://metanit.com/python/tutorial/ (дата обращения: 27.04.2026).</w:t>
+      </w:r>
+    </w:p>
     <w:sectPr>
       <w:pgSz w:w="11906" w:h="16838"/>
       <w:pgMar w:top="1134" w:right="850" w:bottom="1134" w:left="1701" w:header="708" w:footer="708" w:gutter="0"/>
@@ -4549,6 +5384,92 @@
 <file path=word/numbering.xml><?xml version="1.0" encoding="utf-8"?>
 <w:numbering xmlns:wpc="http://schemas.microsoft.com/office/word/2010/wordprocessingCanvas" xmlns:cx="http://schemas.microsoft.com/office/drawing/2014/chartex" xmlns:cx1="http://schemas.microsoft.com/office/drawing/2015/9/8/chartex" xmlns:cx2="http://schemas.microsoft.com/office/drawing/2015/10/21/chartex" xmlns:cx3="http://schemas.microsoft.com/office/drawing/2016/5/9/chartex" xmlns:cx4="http://schemas.microsoft.com/office/drawing/2016/5/10/chartex" xmlns:cx5="http://schemas.microsoft.com/office/drawing/2016/5/11/chartex" xmlns:cx6="http://schemas.microsoft.com/office/drawing/2016/5/12/chartex" xmlns:cx7="http://schemas.microsoft.com/office/drawing/2016/5/13/chartex" xmlns:cx8="http://schemas.microsoft.com/office/drawing/2016/5/14/chartex" xmlns:mc="http://schemas.openxmlformats.org/markup-compatibility/2006" xmlns:aink="http://schemas.microsoft.com/office/drawing/2016/ink" xmlns:am3d="http://schemas.microsoft.com/office/drawing/2017/model3d" xmlns:o="urn:schemas-microsoft-com:office:office" xmlns:oel="http://schemas.microsoft.com/office/2019/extlst" xmlns:r="http://schemas.openxmlformats.org/officeDocument/2006/relationships" xmlns:m="http://schemas.openxmlformats.org/officeDocument/2006/math" xmlns:v="urn:schemas-microsoft-com:vml" xmlns:wp14="http://schemas.microsoft.com/office/word/2010/wordprocessingDrawing" xmlns:wp="http://schemas.openxmlformats.org/drawingml/2006/wordprocessingDrawing" xmlns:w10="urn:schemas-microsoft-com:office:word" xmlns:w="http://schemas.openxmlformats.org/wordprocessingml/2006/main" xmlns:w14="http://schemas.microsoft.com/office/word/2010/wordml" xmlns:w15="http://schemas.microsoft.com/office/word/2012/wordml" xmlns:w16cex="http://schemas.microsoft.com/office/word/2018/wordml/cex" xmlns:w16cid="http://schemas.microsoft.com/office/word/2016/wordml/cid" xmlns:w16="http://schemas.microsoft.com/office/word/2018/wordml" xmlns:w16du="http://schemas.microsoft.com/office/word/2023/wordml/word16du" xmlns:w16sdtdh="http://schemas.microsoft.com/office/word/2020/wordml/sdtdatahash" xmlns:w16sdtfl="http://schemas.microsoft.com/office/word/2024/wordml/sdtformatlock" xmlns:w16se="http://schemas.microsoft.com/office/word/2015/wordml/symex" xmlns:wpg="http://schemas.microsoft.com/office/word/2010/wordprocessingGroup" xmlns:wpi="http://schemas.microsoft.com/office/word/2010/wordprocessingInk" xmlns:wne="http://schemas.microsoft.com/office/word/2006/wordml" xmlns:wps="http://schemas.microsoft.com/office/word/2010/wordprocessingShape" mc:Ignorable="w14 w15 w16se w16cid w16 w16cex w16sdtdh w16sdtfl w16du wp14">
   <w:abstractNum w:abstractNumId="0" w15:restartNumberingAfterBreak="0">
+    <w:nsid w:val="080B3B10"/>
+    <w:multiLevelType w:val="hybridMultilevel"/>
+    <w:tmpl w:val="355ED1FA"/>
+    <w:lvl w:ilvl="0" w:tplc="0419000F">
+      <w:start w:val="1"/>
+      <w:numFmt w:val="decimal"/>
+      <w:lvlText w:val="%1."/>
+      <w:lvlJc w:val="left"/>
+      <w:pPr>
+        <w:ind w:left="720" w:hanging="360"/>
+      </w:pPr>
+    </w:lvl>
+    <w:lvl w:ilvl="1" w:tplc="04190019" w:tentative="1">
+      <w:start w:val="1"/>
+      <w:numFmt w:val="lowerLetter"/>
+      <w:lvlText w:val="%2."/>
+      <w:lvlJc w:val="left"/>
+      <w:pPr>
+        <w:ind w:left="1440" w:hanging="360"/>
+      </w:pPr>
+    </w:lvl>
+    <w:lvl w:ilvl="2" w:tplc="0419001B" w:tentative="1">
+      <w:start w:val="1"/>
+      <w:numFmt w:val="lowerRoman"/>
+      <w:lvlText w:val="%3."/>
+      <w:lvlJc w:val="right"/>
+      <w:pPr>
+        <w:ind w:left="2160" w:hanging="180"/>
+      </w:pPr>
+    </w:lvl>
+    <w:lvl w:ilvl="3" w:tplc="0419000F" w:tentative="1">
+      <w:start w:val="1"/>
+      <w:numFmt w:val="decimal"/>
+      <w:lvlText w:val="%4."/>
+      <w:lvlJc w:val="left"/>
+      <w:pPr>
+        <w:ind w:left="2880" w:hanging="360"/>
+      </w:pPr>
+    </w:lvl>
+    <w:lvl w:ilvl="4" w:tplc="04190019" w:tentative="1">
+      <w:start w:val="1"/>
+      <w:numFmt w:val="lowerLetter"/>
+      <w:lvlText w:val="%5."/>
+      <w:lvlJc w:val="left"/>
+      <w:pPr>
+        <w:ind w:left="3600" w:hanging="360"/>
+      </w:pPr>
+    </w:lvl>
+    <w:lvl w:ilvl="5" w:tplc="0419001B" w:tentative="1">
+      <w:start w:val="1"/>
+      <w:numFmt w:val="lowerRoman"/>
+      <w:lvlText w:val="%6."/>
+      <w:lvlJc w:val="right"/>
+      <w:pPr>
+        <w:ind w:left="4320" w:hanging="180"/>
+      </w:pPr>
+    </w:lvl>
+    <w:lvl w:ilvl="6" w:tplc="0419000F" w:tentative="1">
+      <w:start w:val="1"/>
+      <w:numFmt w:val="decimal"/>
+      <w:lvlText w:val="%7."/>
+      <w:lvlJc w:val="left"/>
+      <w:pPr>
+        <w:ind w:left="5040" w:hanging="360"/>
+      </w:pPr>
+    </w:lvl>
+    <w:lvl w:ilvl="7" w:tplc="04190019" w:tentative="1">
+      <w:start w:val="1"/>
+      <w:numFmt w:val="lowerLetter"/>
+      <w:lvlText w:val="%8."/>
+      <w:lvlJc w:val="left"/>
+      <w:pPr>
+        <w:ind w:left="5760" w:hanging="360"/>
+      </w:pPr>
+    </w:lvl>
+    <w:lvl w:ilvl="8" w:tplc="0419001B" w:tentative="1">
+      <w:start w:val="1"/>
+      <w:numFmt w:val="lowerRoman"/>
+      <w:lvlText w:val="%9."/>
+      <w:lvlJc w:val="right"/>
+      <w:pPr>
+        <w:ind w:left="6480" w:hanging="180"/>
+      </w:pPr>
+    </w:lvl>
+  </w:abstractNum>
+  <w:abstractNum w:abstractNumId="1" w15:restartNumberingAfterBreak="0">
     <w:nsid w:val="103C734F"/>
     <w:multiLevelType w:val="multilevel"/>
     <w:tmpl w:val="EADEE976"/>
@@ -4697,7 +5618,7 @@
       </w:rPr>
     </w:lvl>
   </w:abstractNum>
-  <w:abstractNum w:abstractNumId="1" w15:restartNumberingAfterBreak="0">
+  <w:abstractNum w:abstractNumId="2" w15:restartNumberingAfterBreak="0">
     <w:nsid w:val="15A470E6"/>
     <w:multiLevelType w:val="multilevel"/>
     <w:tmpl w:val="F47CE6A2"/>
@@ -4846,7 +5767,7 @@
       </w:rPr>
     </w:lvl>
   </w:abstractNum>
-  <w:abstractNum w:abstractNumId="2" w15:restartNumberingAfterBreak="0">
+  <w:abstractNum w:abstractNumId="3" w15:restartNumberingAfterBreak="0">
     <w:nsid w:val="1BCF18A7"/>
     <w:multiLevelType w:val="multilevel"/>
     <w:tmpl w:val="D8EED5CC"/>
@@ -4995,7 +5916,7 @@
       </w:rPr>
     </w:lvl>
   </w:abstractNum>
-  <w:abstractNum w:abstractNumId="3" w15:restartNumberingAfterBreak="0">
+  <w:abstractNum w:abstractNumId="4" w15:restartNumberingAfterBreak="0">
     <w:nsid w:val="3E7F5ECC"/>
     <w:multiLevelType w:val="hybridMultilevel"/>
     <w:tmpl w:val="132E09D0"/>
@@ -5081,7 +6002,7 @@
       </w:pPr>
     </w:lvl>
   </w:abstractNum>
-  <w:abstractNum w:abstractNumId="4" w15:restartNumberingAfterBreak="0">
+  <w:abstractNum w:abstractNumId="5" w15:restartNumberingAfterBreak="0">
     <w:nsid w:val="50A3449B"/>
     <w:multiLevelType w:val="multilevel"/>
     <w:tmpl w:val="6D54ACB4"/>
@@ -5230,7 +6151,7 @@
       </w:rPr>
     </w:lvl>
   </w:abstractNum>
-  <w:abstractNum w:abstractNumId="5" w15:restartNumberingAfterBreak="0">
+  <w:abstractNum w:abstractNumId="6" w15:restartNumberingAfterBreak="0">
     <w:nsid w:val="56D61CDE"/>
     <w:multiLevelType w:val="multilevel"/>
     <w:tmpl w:val="3F6EC918"/>
@@ -5343,7 +6264,7 @@
       </w:pPr>
     </w:lvl>
   </w:abstractNum>
-  <w:abstractNum w:abstractNumId="6" w15:restartNumberingAfterBreak="0">
+  <w:abstractNum w:abstractNumId="7" w15:restartNumberingAfterBreak="0">
     <w:nsid w:val="5D74788E"/>
     <w:multiLevelType w:val="multilevel"/>
     <w:tmpl w:val="4C3ADB52"/>
@@ -5492,7 +6413,7 @@
       </w:rPr>
     </w:lvl>
   </w:abstractNum>
-  <w:abstractNum w:abstractNumId="7" w15:restartNumberingAfterBreak="0">
+  <w:abstractNum w:abstractNumId="8" w15:restartNumberingAfterBreak="0">
     <w:nsid w:val="6F042E0F"/>
     <w:multiLevelType w:val="multilevel"/>
     <w:tmpl w:val="6EE60662"/>
@@ -5641,7 +6562,7 @@
       </w:rPr>
     </w:lvl>
   </w:abstractNum>
-  <w:abstractNum w:abstractNumId="8" w15:restartNumberingAfterBreak="0">
+  <w:abstractNum w:abstractNumId="9" w15:restartNumberingAfterBreak="0">
     <w:nsid w:val="794110B3"/>
     <w:multiLevelType w:val="multilevel"/>
     <w:tmpl w:val="8D546908"/>
@@ -5759,31 +6680,34 @@
     </w:lvl>
   </w:abstractNum>
   <w:num w:numId="1" w16cid:durableId="1602294613">
+    <w:abstractNumId w:val="9"/>
+  </w:num>
+  <w:num w:numId="2" w16cid:durableId="44066718">
+    <w:abstractNumId w:val="5"/>
+  </w:num>
+  <w:num w:numId="3" w16cid:durableId="804080129">
     <w:abstractNumId w:val="8"/>
   </w:num>
-  <w:num w:numId="2" w16cid:durableId="44066718">
+  <w:num w:numId="4" w16cid:durableId="1204095700">
+    <w:abstractNumId w:val="7"/>
+  </w:num>
+  <w:num w:numId="5" w16cid:durableId="1932816978">
+    <w:abstractNumId w:val="1"/>
+  </w:num>
+  <w:num w:numId="6" w16cid:durableId="1186552042">
+    <w:abstractNumId w:val="3"/>
+  </w:num>
+  <w:num w:numId="7" w16cid:durableId="638000403">
+    <w:abstractNumId w:val="6"/>
+  </w:num>
+  <w:num w:numId="8" w16cid:durableId="702367915">
+    <w:abstractNumId w:val="2"/>
+  </w:num>
+  <w:num w:numId="9" w16cid:durableId="721831675">
     <w:abstractNumId w:val="4"/>
   </w:num>
-  <w:num w:numId="3" w16cid:durableId="804080129">
-    <w:abstractNumId w:val="7"/>
-  </w:num>
-  <w:num w:numId="4" w16cid:durableId="1204095700">
-    <w:abstractNumId w:val="6"/>
-  </w:num>
-  <w:num w:numId="5" w16cid:durableId="1932816978">
+  <w:num w:numId="10" w16cid:durableId="1427799925">
     <w:abstractNumId w:val="0"/>
-  </w:num>
-  <w:num w:numId="6" w16cid:durableId="1186552042">
-    <w:abstractNumId w:val="2"/>
-  </w:num>
-  <w:num w:numId="7" w16cid:durableId="638000403">
-    <w:abstractNumId w:val="5"/>
-  </w:num>
-  <w:num w:numId="8" w16cid:durableId="702367915">
-    <w:abstractNumId w:val="1"/>
-  </w:num>
-  <w:num w:numId="9" w16cid:durableId="721831675">
-    <w:abstractNumId w:val="3"/>
   </w:num>
 </w:numbering>
 </file>

--- a/отчет по практике.docx
+++ b/отчет по практике.docx
@@ -1649,6 +1649,28 @@
     </w:p>
     <w:p>
       <w:pPr>
+        <w:pStyle w:val="a7"/>
+        <w:numPr>
+          <w:ilvl w:val="0"/>
+          <w:numId w:val="9"/>
+        </w:numPr>
+        <w:rPr>
+          <w:rFonts w:ascii="Times New Roman" w:hAnsi="Times New Roman" w:cs="Times New Roman"/>
+          <w:sz w:val="28"/>
+          <w:szCs w:val="28"/>
+        </w:rPr>
+      </w:pPr>
+      <w:r>
+        <w:rPr>
+          <w:rFonts w:ascii="Times New Roman" w:hAnsi="Times New Roman" w:cs="Times New Roman"/>
+          <w:sz w:val="28"/>
+          <w:szCs w:val="28"/>
+        </w:rPr>
+        <w:t>автор статьи</w:t>
+      </w:r>
+    </w:p>
+    <w:p>
+      <w:pPr>
         <w:numPr>
           <w:ilvl w:val="0"/>
           <w:numId w:val="1"/>
@@ -3667,7 +3689,7 @@
           <w:lang w:eastAsia="ru-RU"/>
           <w14:ligatures w14:val="none"/>
         </w:rPr>
-        <w:t xml:space="preserve"> У"</w:t>
+        <w:t>"</w:t>
       </w:r>
       <w:r>
         <w:rPr>
@@ -4626,7 +4648,7 @@
           <w:sz w:val="28"/>
           <w:szCs w:val="28"/>
         </w:rPr>
-        <w:t xml:space="preserve"> (работа с каждым объектом страницы). Оптимизация не требовалась.</w:t>
+        <w:t>. Оптимизация не требовалась.</w:t>
       </w:r>
     </w:p>
     <w:p>
@@ -5369,6 +5391,199 @@
           <w:szCs w:val="28"/>
         </w:rPr>
         <w:t>Руководство по языку программирования Python // METANIT.COM URL: https://metanit.com/python/tutorial/ (дата обращения: 27.04.2026).</w:t>
+      </w:r>
+    </w:p>
+    <w:p>
+      <w:pPr>
+        <w:pStyle w:val="a7"/>
+        <w:numPr>
+          <w:ilvl w:val="0"/>
+          <w:numId w:val="10"/>
+        </w:numPr>
+        <w:spacing w:line="360" w:lineRule="auto"/>
+        <w:rPr>
+          <w:rFonts w:ascii="Times New Roman" w:hAnsi="Times New Roman" w:cs="Times New Roman"/>
+          <w:sz w:val="28"/>
+          <w:szCs w:val="28"/>
+        </w:rPr>
+      </w:pPr>
+      <w:proofErr w:type="spellStart"/>
+      <w:r>
+        <w:rPr>
+          <w:rFonts w:ascii="Times New Roman" w:hAnsi="Times New Roman" w:cs="Times New Roman"/>
+          <w:sz w:val="28"/>
+          <w:szCs w:val="28"/>
+        </w:rPr>
+        <w:t>python</w:t>
+      </w:r>
+      <w:proofErr w:type="spellEnd"/>
+      <w:r>
+        <w:rPr>
+          <w:rFonts w:ascii="Times New Roman" w:hAnsi="Times New Roman" w:cs="Times New Roman"/>
+          <w:sz w:val="28"/>
+          <w:szCs w:val="28"/>
+        </w:rPr>
+        <w:t xml:space="preserve"> // </w:t>
+      </w:r>
+      <w:proofErr w:type="spellStart"/>
+      <w:r>
+        <w:rPr>
+          <w:rFonts w:ascii="Times New Roman" w:hAnsi="Times New Roman" w:cs="Times New Roman"/>
+          <w:sz w:val="28"/>
+          <w:szCs w:val="28"/>
+        </w:rPr>
+        <w:t>python</w:t>
+      </w:r>
+      <w:proofErr w:type="spellEnd"/>
+      <w:r>
+        <w:rPr>
+          <w:rFonts w:ascii="Times New Roman" w:hAnsi="Times New Roman" w:cs="Times New Roman"/>
+          <w:sz w:val="28"/>
+          <w:szCs w:val="28"/>
+        </w:rPr>
+        <w:t xml:space="preserve"> URL: https://www.python.org/ (дата обращения: 1</w:t>
+      </w:r>
+      <w:r>
+        <w:rPr>
+          <w:rFonts w:ascii="Times New Roman" w:hAnsi="Times New Roman" w:cs="Times New Roman"/>
+          <w:sz w:val="28"/>
+          <w:szCs w:val="28"/>
+        </w:rPr>
+        <w:t>0</w:t>
+      </w:r>
+      <w:r>
+        <w:rPr>
+          <w:rFonts w:ascii="Times New Roman" w:hAnsi="Times New Roman" w:cs="Times New Roman"/>
+          <w:sz w:val="28"/>
+          <w:szCs w:val="28"/>
+        </w:rPr>
+        <w:t>.05.202</w:t>
+      </w:r>
+      <w:r>
+        <w:rPr>
+          <w:rFonts w:ascii="Times New Roman" w:hAnsi="Times New Roman" w:cs="Times New Roman"/>
+          <w:sz w:val="28"/>
+          <w:szCs w:val="28"/>
+        </w:rPr>
+        <w:t>6</w:t>
+      </w:r>
+      <w:r>
+        <w:rPr>
+          <w:rFonts w:ascii="Times New Roman" w:hAnsi="Times New Roman" w:cs="Times New Roman"/>
+          <w:sz w:val="28"/>
+          <w:szCs w:val="28"/>
+        </w:rPr>
+        <w:t>).</w:t>
+      </w:r>
+    </w:p>
+    <w:p>
+      <w:pPr>
+        <w:pStyle w:val="a7"/>
+        <w:numPr>
+          <w:ilvl w:val="0"/>
+          <w:numId w:val="10"/>
+        </w:numPr>
+        <w:rPr>
+          <w:rFonts w:ascii="Times New Roman" w:hAnsi="Times New Roman" w:cs="Times New Roman"/>
+          <w:sz w:val="28"/>
+          <w:szCs w:val="28"/>
+        </w:rPr>
+      </w:pPr>
+      <w:r>
+        <w:rPr>
+          <w:rFonts w:ascii="Times New Roman" w:hAnsi="Times New Roman" w:cs="Times New Roman"/>
+          <w:sz w:val="28"/>
+          <w:szCs w:val="28"/>
+        </w:rPr>
+        <w:t xml:space="preserve">Извлечение текста с помощью PyPDF2 и </w:t>
+      </w:r>
+      <w:proofErr w:type="spellStart"/>
+      <w:r>
+        <w:rPr>
+          <w:rFonts w:ascii="Times New Roman" w:hAnsi="Times New Roman" w:cs="Times New Roman"/>
+          <w:sz w:val="28"/>
+          <w:szCs w:val="28"/>
+        </w:rPr>
+        <w:t>PyMuPDF</w:t>
+      </w:r>
+      <w:proofErr w:type="spellEnd"/>
+      <w:r>
+        <w:rPr>
+          <w:rFonts w:ascii="Times New Roman" w:hAnsi="Times New Roman" w:cs="Times New Roman"/>
+          <w:sz w:val="28"/>
+          <w:szCs w:val="28"/>
+        </w:rPr>
+        <w:t xml:space="preserve"> // Работа с PDF-файлами в Python URL: https://is42-2018.susu.ru/poselennovia/2021/04/20/rabota-s-pdf-fajlami-v-python/ (дата обращения: 06.05.2026).</w:t>
+      </w:r>
+    </w:p>
+    <w:p>
+      <w:pPr>
+        <w:pStyle w:val="a7"/>
+        <w:numPr>
+          <w:ilvl w:val="0"/>
+          <w:numId w:val="10"/>
+        </w:numPr>
+        <w:rPr>
+          <w:rFonts w:ascii="Times New Roman" w:hAnsi="Times New Roman" w:cs="Times New Roman"/>
+          <w:sz w:val="28"/>
+          <w:szCs w:val="28"/>
+        </w:rPr>
+      </w:pPr>
+      <w:r>
+        <w:rPr>
+          <w:rFonts w:ascii="Times New Roman" w:hAnsi="Times New Roman" w:cs="Times New Roman"/>
+          <w:sz w:val="28"/>
+          <w:szCs w:val="28"/>
+        </w:rPr>
+        <w:t>Экспортируем данные из PDF при помощи Python // Python 3 URL: https://python-scripts.com/exporting-data-from-pdf (дата обращения: 01.05.2026).</w:t>
+      </w:r>
+    </w:p>
+    <w:p>
+      <w:pPr>
+        <w:pStyle w:val="a7"/>
+        <w:numPr>
+          <w:ilvl w:val="0"/>
+          <w:numId w:val="10"/>
+        </w:numPr>
+        <w:rPr>
+          <w:rFonts w:ascii="Times New Roman" w:hAnsi="Times New Roman" w:cs="Times New Roman"/>
+          <w:sz w:val="28"/>
+          <w:szCs w:val="28"/>
+        </w:rPr>
+      </w:pPr>
+      <w:r>
+        <w:rPr>
+          <w:rFonts w:ascii="Times New Roman" w:hAnsi="Times New Roman" w:cs="Times New Roman"/>
+          <w:sz w:val="28"/>
+          <w:szCs w:val="28"/>
+        </w:rPr>
+        <w:t xml:space="preserve"> Ссылка работы в </w:t>
+      </w:r>
+      <w:proofErr w:type="spellStart"/>
+      <w:r>
+        <w:rPr>
+          <w:rFonts w:ascii="Times New Roman" w:hAnsi="Times New Roman" w:cs="Times New Roman"/>
+          <w:sz w:val="28"/>
+          <w:szCs w:val="28"/>
+        </w:rPr>
+        <w:t>гитхабе</w:t>
+      </w:r>
+      <w:proofErr w:type="spellEnd"/>
+      <w:r>
+        <w:rPr>
+          <w:rFonts w:ascii="Times New Roman" w:hAnsi="Times New Roman" w:cs="Times New Roman"/>
+          <w:sz w:val="28"/>
+          <w:szCs w:val="28"/>
+        </w:rPr>
+        <w:t xml:space="preserve">: </w:t>
+      </w:r>
+      <w:r>
+        <w:rPr>
+          <w:rFonts w:ascii="Times New Roman" w:hAnsi="Times New Roman" w:cs="Times New Roman"/>
+          <w:sz w:val="28"/>
+          <w:szCs w:val="28"/>
+        </w:rPr>
+        <w:t>https://github.com/Damian-00/DamianSyrbu-praktika.git</w:t>
       </w:r>
     </w:p>
     <w:sectPr>
@@ -6414,6 +6629,92 @@
     </w:lvl>
   </w:abstractNum>
   <w:abstractNum w:abstractNumId="8" w15:restartNumberingAfterBreak="0">
+    <w:nsid w:val="5DCA5142"/>
+    <w:multiLevelType w:val="hybridMultilevel"/>
+    <w:tmpl w:val="54548D9A"/>
+    <w:lvl w:ilvl="0" w:tplc="0419000F">
+      <w:start w:val="1"/>
+      <w:numFmt w:val="decimal"/>
+      <w:lvlText w:val="%1."/>
+      <w:lvlJc w:val="left"/>
+      <w:pPr>
+        <w:ind w:left="720" w:hanging="360"/>
+      </w:pPr>
+    </w:lvl>
+    <w:lvl w:ilvl="1" w:tplc="04190019" w:tentative="1">
+      <w:start w:val="1"/>
+      <w:numFmt w:val="lowerLetter"/>
+      <w:lvlText w:val="%2."/>
+      <w:lvlJc w:val="left"/>
+      <w:pPr>
+        <w:ind w:left="1440" w:hanging="360"/>
+      </w:pPr>
+    </w:lvl>
+    <w:lvl w:ilvl="2" w:tplc="0419001B" w:tentative="1">
+      <w:start w:val="1"/>
+      <w:numFmt w:val="lowerRoman"/>
+      <w:lvlText w:val="%3."/>
+      <w:lvlJc w:val="right"/>
+      <w:pPr>
+        <w:ind w:left="2160" w:hanging="180"/>
+      </w:pPr>
+    </w:lvl>
+    <w:lvl w:ilvl="3" w:tplc="0419000F" w:tentative="1">
+      <w:start w:val="1"/>
+      <w:numFmt w:val="decimal"/>
+      <w:lvlText w:val="%4."/>
+      <w:lvlJc w:val="left"/>
+      <w:pPr>
+        <w:ind w:left="2880" w:hanging="360"/>
+      </w:pPr>
+    </w:lvl>
+    <w:lvl w:ilvl="4" w:tplc="04190019" w:tentative="1">
+      <w:start w:val="1"/>
+      <w:numFmt w:val="lowerLetter"/>
+      <w:lvlText w:val="%5."/>
+      <w:lvlJc w:val="left"/>
+      <w:pPr>
+        <w:ind w:left="3600" w:hanging="360"/>
+      </w:pPr>
+    </w:lvl>
+    <w:lvl w:ilvl="5" w:tplc="0419001B" w:tentative="1">
+      <w:start w:val="1"/>
+      <w:numFmt w:val="lowerRoman"/>
+      <w:lvlText w:val="%6."/>
+      <w:lvlJc w:val="right"/>
+      <w:pPr>
+        <w:ind w:left="4320" w:hanging="180"/>
+      </w:pPr>
+    </w:lvl>
+    <w:lvl w:ilvl="6" w:tplc="0419000F" w:tentative="1">
+      <w:start w:val="1"/>
+      <w:numFmt w:val="decimal"/>
+      <w:lvlText w:val="%7."/>
+      <w:lvlJc w:val="left"/>
+      <w:pPr>
+        <w:ind w:left="5040" w:hanging="360"/>
+      </w:pPr>
+    </w:lvl>
+    <w:lvl w:ilvl="7" w:tplc="04190019" w:tentative="1">
+      <w:start w:val="1"/>
+      <w:numFmt w:val="lowerLetter"/>
+      <w:lvlText w:val="%8."/>
+      <w:lvlJc w:val="left"/>
+      <w:pPr>
+        <w:ind w:left="5760" w:hanging="360"/>
+      </w:pPr>
+    </w:lvl>
+    <w:lvl w:ilvl="8" w:tplc="0419001B" w:tentative="1">
+      <w:start w:val="1"/>
+      <w:numFmt w:val="lowerRoman"/>
+      <w:lvlText w:val="%9."/>
+      <w:lvlJc w:val="right"/>
+      <w:pPr>
+        <w:ind w:left="6480" w:hanging="180"/>
+      </w:pPr>
+    </w:lvl>
+  </w:abstractNum>
+  <w:abstractNum w:abstractNumId="9" w15:restartNumberingAfterBreak="0">
     <w:nsid w:val="6F042E0F"/>
     <w:multiLevelType w:val="multilevel"/>
     <w:tmpl w:val="6EE60662"/>
@@ -6562,7 +6863,7 @@
       </w:rPr>
     </w:lvl>
   </w:abstractNum>
-  <w:abstractNum w:abstractNumId="9" w15:restartNumberingAfterBreak="0">
+  <w:abstractNum w:abstractNumId="10" w15:restartNumberingAfterBreak="0">
     <w:nsid w:val="794110B3"/>
     <w:multiLevelType w:val="multilevel"/>
     <w:tmpl w:val="8D546908"/>
@@ -6680,13 +6981,13 @@
     </w:lvl>
   </w:abstractNum>
   <w:num w:numId="1" w16cid:durableId="1602294613">
-    <w:abstractNumId w:val="9"/>
+    <w:abstractNumId w:val="10"/>
   </w:num>
   <w:num w:numId="2" w16cid:durableId="44066718">
     <w:abstractNumId w:val="5"/>
   </w:num>
   <w:num w:numId="3" w16cid:durableId="804080129">
-    <w:abstractNumId w:val="8"/>
+    <w:abstractNumId w:val="9"/>
   </w:num>
   <w:num w:numId="4" w16cid:durableId="1204095700">
     <w:abstractNumId w:val="7"/>
@@ -6708,6 +7009,9 @@
   </w:num>
   <w:num w:numId="10" w16cid:durableId="1427799925">
     <w:abstractNumId w:val="0"/>
+  </w:num>
+  <w:num w:numId="11" w16cid:durableId="671488417">
+    <w:abstractNumId w:val="8"/>
   </w:num>
 </w:numbering>
 </file>

--- a/отчет по практике.docx
+++ b/отчет по практике.docx
@@ -1289,25 +1289,7 @@
           <w:sz w:val="28"/>
           <w:szCs w:val="28"/>
         </w:rPr>
-        <w:t>Целью практики являлась разработка программного инструмента на языке Python для автоматического извлечения из PDF-файлов фрагментов текста, содержащих заданные словообразовательные корни («компакт», «</w:t>
-      </w:r>
-      <w:proofErr w:type="spellStart"/>
-      <w:r>
-        <w:rPr>
-          <w:rFonts w:ascii="Times New Roman" w:hAnsi="Times New Roman" w:cs="Times New Roman"/>
-          <w:sz w:val="28"/>
-          <w:szCs w:val="28"/>
-        </w:rPr>
-        <w:t>связн</w:t>
-      </w:r>
-      <w:proofErr w:type="spellEnd"/>
-      <w:r>
-        <w:rPr>
-          <w:rFonts w:ascii="Times New Roman" w:hAnsi="Times New Roman" w:cs="Times New Roman"/>
-          <w:sz w:val="28"/>
-          <w:szCs w:val="28"/>
-        </w:rPr>
-        <w:t>», «замкнут», «открыт»), сбора статистики их встречаемости и формирования структурированного отчёта в формате JSON.</w:t>
+        <w:t>Целью практики являлась разработка программного инструмента на языке Python для автоматического извлечения из PDF-файлов фрагментов текста, содержащих заданные словообразовательные корни («компакт», «связн», «замкнут», «открыт»), сбора статистики их встречаемости и формирования структурированного отчёта в формате JSON.</w:t>
       </w:r>
     </w:p>
     <w:p>
@@ -1424,7 +1406,23 @@
           <w:sz w:val="28"/>
           <w:szCs w:val="28"/>
         </w:rPr>
-        <w:t>Извлекает текст со страниц, исключая заголовки (на основе анализа шрифта: жирное начертание, ВЕРХНИЙ РЕГИСТР, короткая длина).</w:t>
+        <w:t>Подсчитывает общую и пофайловую статистику встречаемости каждого корня</w:t>
+      </w:r>
+      <w:r>
+        <w:rPr>
+          <w:rFonts w:ascii="Times New Roman" w:hAnsi="Times New Roman" w:cs="Times New Roman"/>
+          <w:sz w:val="28"/>
+          <w:szCs w:val="28"/>
+        </w:rPr>
+        <w:t xml:space="preserve">, или простыми словами </w:t>
+      </w:r>
+      <w:r>
+        <w:rPr>
+          <w:rFonts w:ascii="Times New Roman" w:hAnsi="Times New Roman" w:cs="Times New Roman"/>
+          <w:sz w:val="28"/>
+          <w:szCs w:val="28"/>
+        </w:rPr>
+        <w:t>сколько раз корень слова встречается.</w:t>
       </w:r>
     </w:p>
     <w:p>
@@ -1445,7 +1443,7 @@
           <w:sz w:val="28"/>
           <w:szCs w:val="28"/>
         </w:rPr>
-        <w:t>Очищает текст от мусорных символов, лишних пробелов и удаляет разделы «Аннотация», «Список литературы», «Ключевые слова» и т.д.</w:t>
+        <w:t>Извлекает текст со страниц, исключая заголовки (на основе анализа шрифта: жирное начертание, ВЕРХНИЙ РЕГИСТР, короткая длина).</w:t>
       </w:r>
     </w:p>
     <w:p>
@@ -1466,7 +1464,7 @@
           <w:sz w:val="28"/>
           <w:szCs w:val="28"/>
         </w:rPr>
-        <w:t>Разбивает текст на предложения.</w:t>
+        <w:t>Очищает текст от мусорных символов, лишних пробелов и удаляет разделы «Аннотация», «Список литературы», «Ключевые слова» и т.д.</w:t>
       </w:r>
     </w:p>
     <w:p>
@@ -1487,6 +1485,27 @@
           <w:sz w:val="28"/>
           <w:szCs w:val="28"/>
         </w:rPr>
+        <w:t>Разбивает текст на предложения.</w:t>
+      </w:r>
+    </w:p>
+    <w:p>
+      <w:pPr>
+        <w:numPr>
+          <w:ilvl w:val="0"/>
+          <w:numId w:val="1"/>
+        </w:numPr>
+        <w:rPr>
+          <w:rFonts w:ascii="Times New Roman" w:hAnsi="Times New Roman" w:cs="Times New Roman"/>
+          <w:sz w:val="28"/>
+          <w:szCs w:val="28"/>
+        </w:rPr>
+      </w:pPr>
+      <w:r>
+        <w:rPr>
+          <w:rFonts w:ascii="Times New Roman" w:hAnsi="Times New Roman" w:cs="Times New Roman"/>
+          <w:sz w:val="28"/>
+          <w:szCs w:val="28"/>
+        </w:rPr>
         <w:t>Находит в предложениях слова, содержащие один из корней: </w:t>
       </w:r>
       <w:r>
@@ -1495,25 +1514,7 @@
           <w:sz w:val="28"/>
           <w:szCs w:val="28"/>
         </w:rPr>
-        <w:t>компакт, </w:t>
-      </w:r>
-      <w:proofErr w:type="spellStart"/>
-      <w:r>
-        <w:rPr>
-          <w:rFonts w:ascii="Times New Roman" w:hAnsi="Times New Roman" w:cs="Times New Roman"/>
-          <w:sz w:val="28"/>
-          <w:szCs w:val="28"/>
-        </w:rPr>
-        <w:t>связн</w:t>
-      </w:r>
-      <w:proofErr w:type="spellEnd"/>
-      <w:r>
-        <w:rPr>
-          <w:rFonts w:ascii="Times New Roman" w:hAnsi="Times New Roman" w:cs="Times New Roman"/>
-          <w:sz w:val="28"/>
-          <w:szCs w:val="28"/>
-        </w:rPr>
-        <w:t>, замкнут, открыт.</w:t>
+        <w:t>компакт, связн, замкнут, открыт.</w:t>
       </w:r>
     </w:p>
     <w:p>
@@ -1646,6 +1647,14 @@
         </w:rPr>
         <w:t>расширенный контекст</w:t>
       </w:r>
+      <w:r>
+        <w:rPr>
+          <w:rFonts w:ascii="Times New Roman" w:hAnsi="Times New Roman" w:cs="Times New Roman"/>
+          <w:sz w:val="28"/>
+          <w:szCs w:val="28"/>
+        </w:rPr>
+        <w:t>,</w:t>
+      </w:r>
     </w:p>
     <w:p>
       <w:pPr>
@@ -1668,6 +1677,14 @@
         </w:rPr>
         <w:t>автор статьи</w:t>
       </w:r>
+      <w:r>
+        <w:rPr>
+          <w:rFonts w:ascii="Times New Roman" w:hAnsi="Times New Roman" w:cs="Times New Roman"/>
+          <w:sz w:val="28"/>
+          <w:szCs w:val="28"/>
+        </w:rPr>
+        <w:t>.</w:t>
+      </w:r>
     </w:p>
     <w:p>
       <w:pPr>
@@ -1684,14 +1701,6 @@
       <w:r>
         <w:rPr>
           <w:rFonts w:ascii="Times New Roman" w:hAnsi="Times New Roman" w:cs="Times New Roman"/>
-          <w:sz w:val="28"/>
-          <w:szCs w:val="28"/>
-        </w:rPr>
-        <w:t>Подсчитывает общую и пофайловую статистику встречаемости каждого корня.</w:t>
-      </w:r>
-      <w:r>
-        <w:rPr>
-          <w:rFonts w:ascii="Times New Roman" w:hAnsi="Times New Roman" w:cs="Times New Roman"/>
           <w:b/>
           <w:bCs/>
           <w:sz w:val="28"/>
@@ -1771,23 +1780,13 @@
           <w:szCs w:val="28"/>
         </w:rPr>
       </w:pPr>
-      <w:proofErr w:type="spellStart"/>
-      <w:r>
-        <w:rPr>
-          <w:rFonts w:ascii="Times New Roman" w:hAnsi="Times New Roman" w:cs="Times New Roman"/>
-          <w:sz w:val="28"/>
-          <w:szCs w:val="28"/>
-        </w:rPr>
-        <w:t>pypdf</w:t>
-      </w:r>
-      <w:proofErr w:type="spellEnd"/>
-      <w:r>
-        <w:rPr>
-          <w:rFonts w:ascii="Times New Roman" w:hAnsi="Times New Roman" w:cs="Times New Roman"/>
-          <w:sz w:val="28"/>
-          <w:szCs w:val="28"/>
-        </w:rPr>
-        <w:t> – библиотека для чтения PDF</w:t>
+      <w:r>
+        <w:rPr>
+          <w:rFonts w:ascii="Times New Roman" w:hAnsi="Times New Roman" w:cs="Times New Roman"/>
+          <w:sz w:val="28"/>
+          <w:szCs w:val="28"/>
+        </w:rPr>
+        <w:t>pypdf – библиотека для чтения PDF</w:t>
       </w:r>
       <w:r>
         <w:rPr>
@@ -1810,23 +1809,13 @@
           <w:szCs w:val="28"/>
         </w:rPr>
       </w:pPr>
-      <w:proofErr w:type="spellStart"/>
-      <w:r>
-        <w:rPr>
-          <w:rFonts w:ascii="Times New Roman" w:hAnsi="Times New Roman" w:cs="Times New Roman"/>
-          <w:sz w:val="28"/>
-          <w:szCs w:val="28"/>
-        </w:rPr>
-        <w:t>re</w:t>
-      </w:r>
-      <w:proofErr w:type="spellEnd"/>
-      <w:r>
-        <w:rPr>
-          <w:rFonts w:ascii="Times New Roman" w:hAnsi="Times New Roman" w:cs="Times New Roman"/>
-          <w:sz w:val="28"/>
-          <w:szCs w:val="28"/>
-        </w:rPr>
-        <w:t> (стандартный модуль) – для регулярных выражений.</w:t>
+      <w:r>
+        <w:rPr>
+          <w:rFonts w:ascii="Times New Roman" w:hAnsi="Times New Roman" w:cs="Times New Roman"/>
+          <w:sz w:val="28"/>
+          <w:szCs w:val="28"/>
+        </w:rPr>
+        <w:t>re (стандартный модуль) – для регулярных выражений.</w:t>
       </w:r>
     </w:p>
     <w:p>
@@ -1841,41 +1830,50 @@
           <w:szCs w:val="28"/>
         </w:rPr>
       </w:pPr>
-      <w:proofErr w:type="spellStart"/>
-      <w:r>
-        <w:rPr>
-          <w:rFonts w:ascii="Times New Roman" w:hAnsi="Times New Roman" w:cs="Times New Roman"/>
-          <w:sz w:val="28"/>
-          <w:szCs w:val="28"/>
-        </w:rPr>
-        <w:t>json</w:t>
-      </w:r>
-      <w:proofErr w:type="spellEnd"/>
-      <w:r>
-        <w:rPr>
-          <w:rFonts w:ascii="Times New Roman" w:hAnsi="Times New Roman" w:cs="Times New Roman"/>
-          <w:sz w:val="28"/>
-          <w:szCs w:val="28"/>
-        </w:rPr>
-        <w:t>, </w:t>
-      </w:r>
-      <w:proofErr w:type="spellStart"/>
-      <w:r>
-        <w:rPr>
-          <w:rFonts w:ascii="Times New Roman" w:hAnsi="Times New Roman" w:cs="Times New Roman"/>
-          <w:sz w:val="28"/>
-          <w:szCs w:val="28"/>
-        </w:rPr>
-        <w:t>pathlib</w:t>
-      </w:r>
-      <w:proofErr w:type="spellEnd"/>
-      <w:r>
-        <w:rPr>
-          <w:rFonts w:ascii="Times New Roman" w:hAnsi="Times New Roman" w:cs="Times New Roman"/>
-          <w:sz w:val="28"/>
-          <w:szCs w:val="28"/>
-        </w:rPr>
-        <w:t> – стандартные модули для работы с файлами и JSON.</w:t>
+      <w:r>
+        <w:rPr>
+          <w:rFonts w:ascii="Times New Roman" w:hAnsi="Times New Roman" w:cs="Times New Roman"/>
+          <w:sz w:val="28"/>
+          <w:szCs w:val="28"/>
+        </w:rPr>
+        <w:t>json, pathlib – стандартные модули для работы с файлами и JSON.</w:t>
+      </w:r>
+    </w:p>
+    <w:p>
+      <w:pPr>
+        <w:numPr>
+          <w:ilvl w:val="0"/>
+          <w:numId w:val="2"/>
+        </w:numPr>
+        <w:rPr>
+          <w:rFonts w:ascii="Times New Roman" w:hAnsi="Times New Roman" w:cs="Times New Roman"/>
+          <w:sz w:val="28"/>
+          <w:szCs w:val="28"/>
+        </w:rPr>
+      </w:pPr>
+      <w:r>
+        <w:rPr>
+          <w:rFonts w:ascii="Times New Roman" w:hAnsi="Times New Roman" w:cs="Times New Roman"/>
+          <w:sz w:val="28"/>
+          <w:szCs w:val="28"/>
+        </w:rPr>
+        <w:t>N</w:t>
+      </w:r>
+      <w:r>
+        <w:rPr>
+          <w:rFonts w:ascii="Times New Roman" w:hAnsi="Times New Roman" w:cs="Times New Roman"/>
+          <w:sz w:val="28"/>
+          <w:szCs w:val="28"/>
+        </w:rPr>
+        <w:t>atasha</w:t>
+      </w:r>
+      <w:r>
+        <w:rPr>
+          <w:rFonts w:ascii="Times New Roman" w:hAnsi="Times New Roman" w:cs="Times New Roman"/>
+          <w:sz w:val="28"/>
+          <w:szCs w:val="28"/>
+        </w:rPr>
+        <w:t xml:space="preserve"> – было использовано для поиска авторов статей и их вывода.</w:t>
       </w:r>
     </w:p>
     <w:p>
@@ -1902,61 +1900,7 @@
           <w:sz w:val="28"/>
           <w:szCs w:val="28"/>
         </w:rPr>
-        <w:t>Ключевая проблема: заголовки статей, названия разделов и подписей к рисункам не должны попадать в анализ, так как они часто содержат ключевые корни, но не отражают их употребление в основном тексте. Решение реализовано в функции </w:t>
-      </w:r>
-      <w:proofErr w:type="spellStart"/>
-      <w:r>
-        <w:rPr>
-          <w:rFonts w:ascii="Times New Roman" w:hAnsi="Times New Roman" w:cs="Times New Roman"/>
-          <w:sz w:val="28"/>
-          <w:szCs w:val="28"/>
-        </w:rPr>
-        <w:t>extract_text_without_headers</w:t>
-      </w:r>
-      <w:proofErr w:type="spellEnd"/>
-      <w:r>
-        <w:rPr>
-          <w:rFonts w:ascii="Times New Roman" w:hAnsi="Times New Roman" w:cs="Times New Roman"/>
-          <w:sz w:val="28"/>
-          <w:szCs w:val="28"/>
-        </w:rPr>
-        <w:t> через параметр </w:t>
-      </w:r>
-      <w:proofErr w:type="spellStart"/>
-      <w:r>
-        <w:rPr>
-          <w:rFonts w:ascii="Times New Roman" w:hAnsi="Times New Roman" w:cs="Times New Roman"/>
-          <w:sz w:val="28"/>
-          <w:szCs w:val="28"/>
-        </w:rPr>
-        <w:t>visitor_text</w:t>
-      </w:r>
-      <w:proofErr w:type="spellEnd"/>
-      <w:r>
-        <w:rPr>
-          <w:rFonts w:ascii="Times New Roman" w:hAnsi="Times New Roman" w:cs="Times New Roman"/>
-          <w:sz w:val="28"/>
-          <w:szCs w:val="28"/>
-        </w:rPr>
-        <w:t xml:space="preserve"> библиотеки </w:t>
-      </w:r>
-      <w:proofErr w:type="spellStart"/>
-      <w:r>
-        <w:rPr>
-          <w:rFonts w:ascii="Times New Roman" w:hAnsi="Times New Roman" w:cs="Times New Roman"/>
-          <w:sz w:val="28"/>
-          <w:szCs w:val="28"/>
-        </w:rPr>
-        <w:t>pypdf</w:t>
-      </w:r>
-      <w:proofErr w:type="spellEnd"/>
-      <w:r>
-        <w:rPr>
-          <w:rFonts w:ascii="Times New Roman" w:hAnsi="Times New Roman" w:cs="Times New Roman"/>
-          <w:sz w:val="28"/>
-          <w:szCs w:val="28"/>
-        </w:rPr>
-        <w:t>. Для каждого текстового фрагмента анализируются:</w:t>
+        <w:t>Ключевая проблема: заголовки статей, названия разделов и подписей к рисункам не должны попадать в анализ, так как они часто содержат ключевые корни, но не отражают их употребление в основном тексте. Решение реализовано в функции extract_text_without_headers через параметр visitor_text библиотеки pypdf. Для каждого текстового фрагмента анализируются:</w:t>
       </w:r>
     </w:p>
     <w:p>
@@ -1977,25 +1921,7 @@
           <w:sz w:val="28"/>
           <w:szCs w:val="28"/>
         </w:rPr>
-        <w:t>Имя шрифта: если содержит "</w:t>
-      </w:r>
-      <w:proofErr w:type="spellStart"/>
-      <w:r>
-        <w:rPr>
-          <w:rFonts w:ascii="Times New Roman" w:hAnsi="Times New Roman" w:cs="Times New Roman"/>
-          <w:sz w:val="28"/>
-          <w:szCs w:val="28"/>
-        </w:rPr>
-        <w:t>Bold</w:t>
-      </w:r>
-      <w:proofErr w:type="spellEnd"/>
-      <w:r>
-        <w:rPr>
-          <w:rFonts w:ascii="Times New Roman" w:hAnsi="Times New Roman" w:cs="Times New Roman"/>
-          <w:sz w:val="28"/>
-          <w:szCs w:val="28"/>
-        </w:rPr>
-        <w:t>" – вероятно заголовок.</w:t>
+        <w:t>Имя шрифта: если содержит "Bold" – вероятно заголовок.</w:t>
       </w:r>
     </w:p>
     <w:p>
@@ -2016,25 +1942,7 @@
           <w:sz w:val="28"/>
           <w:szCs w:val="28"/>
         </w:rPr>
-        <w:t xml:space="preserve">Регистр: если строка содержит </w:t>
-      </w:r>
-      <w:proofErr w:type="gramStart"/>
-      <w:r>
-        <w:rPr>
-          <w:rFonts w:ascii="Times New Roman" w:hAnsi="Times New Roman" w:cs="Times New Roman"/>
-          <w:sz w:val="28"/>
-          <w:szCs w:val="28"/>
-        </w:rPr>
-        <w:t>русские буквы</w:t>
-      </w:r>
-      <w:proofErr w:type="gramEnd"/>
-      <w:r>
-        <w:rPr>
-          <w:rFonts w:ascii="Times New Roman" w:hAnsi="Times New Roman" w:cs="Times New Roman"/>
-          <w:sz w:val="28"/>
-          <w:szCs w:val="28"/>
-        </w:rPr>
-        <w:t xml:space="preserve"> и вся в верхнем регистре (например, «ВВЕДЕНИЕ»), и длина более 3 символов.</w:t>
+        <w:t>Регистр: если строка содержит русские буквы и вся в верхнем регистре (например, «ВВЕДЕНИЕ»), и длина более 3 символов.</w:t>
       </w:r>
     </w:p>
     <w:p>
@@ -2099,78 +2007,24 @@
           <w:sz w:val="28"/>
           <w:szCs w:val="28"/>
         </w:rPr>
-        <w:t>Функция </w:t>
-      </w:r>
-      <w:proofErr w:type="spellStart"/>
-      <w:r>
-        <w:rPr>
-          <w:rFonts w:ascii="Times New Roman" w:hAnsi="Times New Roman" w:cs="Times New Roman"/>
-          <w:sz w:val="28"/>
-          <w:szCs w:val="28"/>
-        </w:rPr>
-        <w:t>remove_unwanted_sections</w:t>
-      </w:r>
-      <w:proofErr w:type="spellEnd"/>
-      <w:r>
-        <w:rPr>
-          <w:rFonts w:ascii="Times New Roman" w:hAnsi="Times New Roman" w:cs="Times New Roman"/>
-          <w:sz w:val="28"/>
-          <w:szCs w:val="28"/>
-        </w:rPr>
-        <w:t> ищет позиции маркеров («аннотация», «</w:t>
-      </w:r>
-      <w:proofErr w:type="spellStart"/>
-      <w:r>
-        <w:rPr>
-          <w:rFonts w:ascii="Times New Roman" w:hAnsi="Times New Roman" w:cs="Times New Roman"/>
-          <w:sz w:val="28"/>
-          <w:szCs w:val="28"/>
-        </w:rPr>
-        <w:t>abstract</w:t>
-      </w:r>
-      <w:proofErr w:type="spellEnd"/>
-      <w:r>
-        <w:rPr>
-          <w:rFonts w:ascii="Times New Roman" w:hAnsi="Times New Roman" w:cs="Times New Roman"/>
-          <w:sz w:val="28"/>
-          <w:szCs w:val="28"/>
-        </w:rPr>
-        <w:t>», «ключевые слова», «список литературы» и др.) в нижнем регистре и обрезает текст до первого такого маркера. Это удаляет вспомогательные части статьи, не относящиеся к основному содержанию.</w:t>
-      </w:r>
-    </w:p>
-    <w:p>
-      <w:pPr>
-        <w:rPr>
-          <w:rFonts w:ascii="Times New Roman" w:hAnsi="Times New Roman" w:cs="Times New Roman"/>
-          <w:sz w:val="28"/>
-          <w:szCs w:val="28"/>
-        </w:rPr>
-      </w:pPr>
-      <w:r>
-        <w:rPr>
-          <w:rFonts w:ascii="Times New Roman" w:hAnsi="Times New Roman" w:cs="Times New Roman"/>
-          <w:sz w:val="28"/>
-          <w:szCs w:val="28"/>
-        </w:rPr>
-        <w:t>Далее </w:t>
-      </w:r>
-      <w:proofErr w:type="spellStart"/>
-      <w:r>
-        <w:rPr>
-          <w:rFonts w:ascii="Times New Roman" w:hAnsi="Times New Roman" w:cs="Times New Roman"/>
-          <w:sz w:val="28"/>
-          <w:szCs w:val="28"/>
-        </w:rPr>
-        <w:t>clean_text</w:t>
-      </w:r>
-      <w:proofErr w:type="spellEnd"/>
-      <w:r>
-        <w:rPr>
-          <w:rFonts w:ascii="Times New Roman" w:hAnsi="Times New Roman" w:cs="Times New Roman"/>
-          <w:sz w:val="28"/>
-          <w:szCs w:val="28"/>
-        </w:rPr>
-        <w:t xml:space="preserve"> заменяет переносы строк на пробелы и схлопывает </w:t>
+        <w:t>Функция remove_unwanted_sections ищет позиции маркеров («аннотация», «abstract», «ключевые слова», «список литературы» и др.) в нижнем регистре и обрезает текст до первого такого маркера. Это удаляет вспомогательные части статьи, не относящиеся к основному содержанию.</w:t>
+      </w:r>
+    </w:p>
+    <w:p>
+      <w:pPr>
+        <w:rPr>
+          <w:rFonts w:ascii="Times New Roman" w:hAnsi="Times New Roman" w:cs="Times New Roman"/>
+          <w:sz w:val="28"/>
+          <w:szCs w:val="28"/>
+        </w:rPr>
+      </w:pPr>
+      <w:r>
+        <w:rPr>
+          <w:rFonts w:ascii="Times New Roman" w:hAnsi="Times New Roman" w:cs="Times New Roman"/>
+          <w:sz w:val="28"/>
+          <w:szCs w:val="28"/>
+        </w:rPr>
+        <w:t xml:space="preserve">Далее clean_text заменяет переносы строк на пробелы и схлопывает </w:t>
       </w:r>
     </w:p>
     <w:p>
@@ -2179,6 +2033,7 @@
       </w:pPr>
       <w:bookmarkStart w:id="6" w:name="_Toc230215007"/>
       <w:r>
+        <w:lastRenderedPageBreak/>
         <w:t>2.</w:t>
       </w:r>
       <w:r>
@@ -2203,52 +2058,7 @@
           <w:sz w:val="28"/>
           <w:szCs w:val="28"/>
         </w:rPr>
-        <w:t xml:space="preserve">Для каждого предложения проверяется наличие слов, содержащих заданные корни. Для исключения дублирования (когда слово содержит сразу два корня, </w:t>
-      </w:r>
-      <w:r>
-        <w:rPr>
-          <w:rFonts w:ascii="Times New Roman" w:hAnsi="Times New Roman" w:cs="Times New Roman"/>
-          <w:sz w:val="28"/>
-          <w:szCs w:val="28"/>
-        </w:rPr>
-        <w:lastRenderedPageBreak/>
-        <w:t>например «</w:t>
-      </w:r>
-      <w:proofErr w:type="spellStart"/>
-      <w:r>
-        <w:rPr>
-          <w:rFonts w:ascii="Times New Roman" w:hAnsi="Times New Roman" w:cs="Times New Roman"/>
-          <w:sz w:val="28"/>
-          <w:szCs w:val="28"/>
-        </w:rPr>
-        <w:t>компактносвязный</w:t>
-      </w:r>
-      <w:proofErr w:type="spellEnd"/>
-      <w:r>
-        <w:rPr>
-          <w:rFonts w:ascii="Times New Roman" w:hAnsi="Times New Roman" w:cs="Times New Roman"/>
-          <w:sz w:val="28"/>
-          <w:szCs w:val="28"/>
-        </w:rPr>
-        <w:t>») используется </w:t>
-      </w:r>
-      <w:proofErr w:type="spellStart"/>
-      <w:r>
-        <w:rPr>
-          <w:rFonts w:ascii="Times New Roman" w:hAnsi="Times New Roman" w:cs="Times New Roman"/>
-          <w:sz w:val="28"/>
-          <w:szCs w:val="28"/>
-        </w:rPr>
-        <w:t>break</w:t>
-      </w:r>
-      <w:proofErr w:type="spellEnd"/>
-      <w:r>
-        <w:rPr>
-          <w:rFonts w:ascii="Times New Roman" w:hAnsi="Times New Roman" w:cs="Times New Roman"/>
-          <w:sz w:val="28"/>
-          <w:szCs w:val="28"/>
-        </w:rPr>
-        <w:t xml:space="preserve"> после первого </w:t>
+        <w:t xml:space="preserve">Для каждого предложения проверяется наличие слов, содержащих заданные корни. Для исключения дублирования (когда слово содержит сразу два корня, например «компактносвязный») используется break после первого </w:t>
       </w:r>
       <w:r>
         <w:rPr>
@@ -2281,198 +2091,26 @@
           <w:sz w:val="28"/>
           <w:szCs w:val="28"/>
         </w:rPr>
-        <w:t> реализован через индексацию списка предложений: при обнаружении корня в предложении с индексом i в поле </w:t>
-      </w:r>
-      <w:proofErr w:type="spellStart"/>
-      <w:r>
-        <w:rPr>
-          <w:rFonts w:ascii="Times New Roman" w:hAnsi="Times New Roman" w:cs="Times New Roman"/>
-          <w:sz w:val="28"/>
-          <w:szCs w:val="28"/>
-        </w:rPr>
-        <w:t>sentence</w:t>
-      </w:r>
-      <w:proofErr w:type="spellEnd"/>
-      <w:r>
-        <w:rPr>
-          <w:rFonts w:ascii="Times New Roman" w:hAnsi="Times New Roman" w:cs="Times New Roman"/>
-          <w:sz w:val="28"/>
-          <w:szCs w:val="28"/>
-        </w:rPr>
-        <w:t xml:space="preserve"> записывается " </w:t>
-      </w:r>
-      <w:proofErr w:type="gramStart"/>
-      <w:r>
-        <w:rPr>
-          <w:rFonts w:ascii="Times New Roman" w:hAnsi="Times New Roman" w:cs="Times New Roman"/>
-          <w:sz w:val="28"/>
-          <w:szCs w:val="28"/>
-        </w:rPr>
-        <w:t>".</w:t>
-      </w:r>
-      <w:proofErr w:type="spellStart"/>
-      <w:r>
-        <w:rPr>
-          <w:rFonts w:ascii="Times New Roman" w:hAnsi="Times New Roman" w:cs="Times New Roman"/>
-          <w:sz w:val="28"/>
-          <w:szCs w:val="28"/>
-        </w:rPr>
-        <w:t>join</w:t>
-      </w:r>
-      <w:proofErr w:type="spellEnd"/>
-      <w:proofErr w:type="gramEnd"/>
-      <w:r>
-        <w:rPr>
-          <w:rFonts w:ascii="Times New Roman" w:hAnsi="Times New Roman" w:cs="Times New Roman"/>
-          <w:sz w:val="28"/>
-          <w:szCs w:val="28"/>
-        </w:rPr>
-        <w:t>(</w:t>
-      </w:r>
-      <w:proofErr w:type="spellStart"/>
-      <w:r>
-        <w:rPr>
-          <w:rFonts w:ascii="Times New Roman" w:hAnsi="Times New Roman" w:cs="Times New Roman"/>
-          <w:sz w:val="28"/>
-          <w:szCs w:val="28"/>
-        </w:rPr>
-        <w:t>sentences</w:t>
-      </w:r>
-      <w:proofErr w:type="spellEnd"/>
-      <w:r>
-        <w:rPr>
-          <w:rFonts w:ascii="Times New Roman" w:hAnsi="Times New Roman" w:cs="Times New Roman"/>
-          <w:sz w:val="28"/>
-          <w:szCs w:val="28"/>
-        </w:rPr>
-        <w:t>[</w:t>
-      </w:r>
-      <w:proofErr w:type="spellStart"/>
-      <w:r>
-        <w:rPr>
-          <w:rFonts w:ascii="Times New Roman" w:hAnsi="Times New Roman" w:cs="Times New Roman"/>
-          <w:sz w:val="28"/>
-          <w:szCs w:val="28"/>
-        </w:rPr>
-        <w:t>max</w:t>
-      </w:r>
-      <w:proofErr w:type="spellEnd"/>
-      <w:r>
-        <w:rPr>
-          <w:rFonts w:ascii="Times New Roman" w:hAnsi="Times New Roman" w:cs="Times New Roman"/>
-          <w:sz w:val="28"/>
-          <w:szCs w:val="28"/>
-        </w:rPr>
-        <w:t>(</w:t>
-      </w:r>
-      <w:proofErr w:type="gramStart"/>
-      <w:r>
-        <w:rPr>
-          <w:rFonts w:ascii="Times New Roman" w:hAnsi="Times New Roman" w:cs="Times New Roman"/>
-          <w:sz w:val="28"/>
-          <w:szCs w:val="28"/>
-        </w:rPr>
-        <w:t>0,i</w:t>
-      </w:r>
-      <w:proofErr w:type="gramEnd"/>
-      <w:r>
-        <w:rPr>
-          <w:rFonts w:ascii="Times New Roman" w:hAnsi="Times New Roman" w:cs="Times New Roman"/>
-          <w:sz w:val="28"/>
-          <w:szCs w:val="28"/>
-        </w:rPr>
-        <w:t>-1</w:t>
-      </w:r>
-      <w:proofErr w:type="gramStart"/>
-      <w:r>
-        <w:rPr>
-          <w:rFonts w:ascii="Times New Roman" w:hAnsi="Times New Roman" w:cs="Times New Roman"/>
-          <w:sz w:val="28"/>
-          <w:szCs w:val="28"/>
-        </w:rPr>
-        <w:t>) :</w:t>
-      </w:r>
-      <w:proofErr w:type="gramEnd"/>
-      <w:r>
-        <w:rPr>
-          <w:rFonts w:ascii="Times New Roman" w:hAnsi="Times New Roman" w:cs="Times New Roman"/>
-          <w:sz w:val="28"/>
-          <w:szCs w:val="28"/>
-        </w:rPr>
+        <w:t> реализован через индексацию списка предложений: при обнаружении корня в предложении с индексом i в поле sentence записывается " ".join(sentences[max(0,i-1) : min(len(sentences), i+2)]). Это даёт предыдущее, текущее и следующее предложение (если они существуют). Такой контекст позволяет понять окружение термина без загрузки всей страницы.</w:t>
+      </w:r>
+    </w:p>
+    <w:p>
+      <w:pPr>
+        <w:pStyle w:val="2"/>
+      </w:pPr>
+      <w:bookmarkStart w:id="7" w:name="_Toc230215008"/>
+      <w:r>
+        <w:t>2.</w:t>
+      </w:r>
+      <w:r>
+        <w:t>5</w:t>
+      </w:r>
+      <w:r>
+        <w:t xml:space="preserve"> Сбор статистики</w:t>
+      </w:r>
+      <w:r>
         <w:t xml:space="preserve"> </w:t>
       </w:r>
-      <w:proofErr w:type="spellStart"/>
-      <w:r>
-        <w:rPr>
-          <w:rFonts w:ascii="Times New Roman" w:hAnsi="Times New Roman" w:cs="Times New Roman"/>
-          <w:sz w:val="28"/>
-          <w:szCs w:val="28"/>
-        </w:rPr>
-        <w:t>min</w:t>
-      </w:r>
-      <w:proofErr w:type="spellEnd"/>
-      <w:r>
-        <w:rPr>
-          <w:rFonts w:ascii="Times New Roman" w:hAnsi="Times New Roman" w:cs="Times New Roman"/>
-          <w:sz w:val="28"/>
-          <w:szCs w:val="28"/>
-        </w:rPr>
-        <w:t>(</w:t>
-      </w:r>
-      <w:proofErr w:type="spellStart"/>
-      <w:r>
-        <w:rPr>
-          <w:rFonts w:ascii="Times New Roman" w:hAnsi="Times New Roman" w:cs="Times New Roman"/>
-          <w:sz w:val="28"/>
-          <w:szCs w:val="28"/>
-        </w:rPr>
-        <w:t>len</w:t>
-      </w:r>
-      <w:proofErr w:type="spellEnd"/>
-      <w:r>
-        <w:rPr>
-          <w:rFonts w:ascii="Times New Roman" w:hAnsi="Times New Roman" w:cs="Times New Roman"/>
-          <w:sz w:val="28"/>
-          <w:szCs w:val="28"/>
-        </w:rPr>
-        <w:t>(</w:t>
-      </w:r>
-      <w:proofErr w:type="spellStart"/>
-      <w:r>
-        <w:rPr>
-          <w:rFonts w:ascii="Times New Roman" w:hAnsi="Times New Roman" w:cs="Times New Roman"/>
-          <w:sz w:val="28"/>
-          <w:szCs w:val="28"/>
-        </w:rPr>
-        <w:t>sentences</w:t>
-      </w:r>
-      <w:proofErr w:type="spellEnd"/>
-      <w:r>
-        <w:rPr>
-          <w:rFonts w:ascii="Times New Roman" w:hAnsi="Times New Roman" w:cs="Times New Roman"/>
-          <w:sz w:val="28"/>
-          <w:szCs w:val="28"/>
-        </w:rPr>
-        <w:t>), i+2)]). Это даёт предыдущее, текущее и следующее предложение (если они существуют). Такой контекст позволяет понять окружение термина без загрузки всей страницы.</w:t>
-      </w:r>
-    </w:p>
-    <w:p>
-      <w:pPr>
-        <w:pStyle w:val="2"/>
-      </w:pPr>
-      <w:bookmarkStart w:id="7" w:name="_Toc230215008"/>
-      <w:r>
-        <w:t>2.</w:t>
-      </w:r>
-      <w:r>
-        <w:t>5</w:t>
-      </w:r>
-      <w:r>
-        <w:t xml:space="preserve"> Сбор статистики</w:t>
-      </w:r>
-      <w:r>
-        <w:t xml:space="preserve"> </w:t>
-      </w:r>
       <w:r>
         <w:t>и в</w:t>
       </w:r>
@@ -2495,43 +2133,7 @@
           <w:sz w:val="28"/>
           <w:szCs w:val="28"/>
         </w:rPr>
-        <w:t>Статистика ведётся в двух структурах: </w:t>
-      </w:r>
-      <w:proofErr w:type="spellStart"/>
-      <w:r>
-        <w:rPr>
-          <w:rFonts w:ascii="Times New Roman" w:hAnsi="Times New Roman" w:cs="Times New Roman"/>
-          <w:sz w:val="28"/>
-          <w:szCs w:val="28"/>
-        </w:rPr>
-        <w:t>total_statistics</w:t>
-      </w:r>
-      <w:proofErr w:type="spellEnd"/>
-      <w:r>
-        <w:rPr>
-          <w:rFonts w:ascii="Times New Roman" w:hAnsi="Times New Roman" w:cs="Times New Roman"/>
-          <w:sz w:val="28"/>
-          <w:szCs w:val="28"/>
-        </w:rPr>
-        <w:t> (глобально) и </w:t>
-      </w:r>
-      <w:proofErr w:type="spellStart"/>
-      <w:r>
-        <w:rPr>
-          <w:rFonts w:ascii="Times New Roman" w:hAnsi="Times New Roman" w:cs="Times New Roman"/>
-          <w:sz w:val="28"/>
-          <w:szCs w:val="28"/>
-        </w:rPr>
-        <w:t>files_statistics</w:t>
-      </w:r>
-      <w:proofErr w:type="spellEnd"/>
-      <w:r>
-        <w:rPr>
-          <w:rFonts w:ascii="Times New Roman" w:hAnsi="Times New Roman" w:cs="Times New Roman"/>
-          <w:sz w:val="28"/>
-          <w:szCs w:val="28"/>
-        </w:rPr>
-        <w:t> (по каждому файлу). Каждый корень имеет счётчик.</w:t>
+        <w:t>Статистика ведётся в двух структурах: total_statistics (глобально) и files_statistics (по каждому файлу). Каждый корень имеет счётчик.</w:t>
       </w:r>
     </w:p>
     <w:p>
@@ -2563,23 +2165,13 @@
           <w:szCs w:val="28"/>
         </w:rPr>
       </w:pPr>
-      <w:proofErr w:type="spellStart"/>
-      <w:r>
-        <w:rPr>
-          <w:rFonts w:ascii="Times New Roman" w:hAnsi="Times New Roman" w:cs="Times New Roman"/>
-          <w:sz w:val="28"/>
-          <w:szCs w:val="28"/>
-        </w:rPr>
-        <w:t>total_statistics</w:t>
-      </w:r>
-      <w:proofErr w:type="spellEnd"/>
-      <w:r>
-        <w:rPr>
-          <w:rFonts w:ascii="Times New Roman" w:hAnsi="Times New Roman" w:cs="Times New Roman"/>
-          <w:sz w:val="28"/>
-          <w:szCs w:val="28"/>
-        </w:rPr>
-        <w:t> – общее количество найденных корней.</w:t>
+      <w:r>
+        <w:rPr>
+          <w:rFonts w:ascii="Times New Roman" w:hAnsi="Times New Roman" w:cs="Times New Roman"/>
+          <w:sz w:val="28"/>
+          <w:szCs w:val="28"/>
+        </w:rPr>
+        <w:t>total_statistics – общее количество найденных корней.</w:t>
       </w:r>
     </w:p>
     <w:p>
@@ -2594,23 +2186,13 @@
           <w:szCs w:val="28"/>
         </w:rPr>
       </w:pPr>
-      <w:proofErr w:type="spellStart"/>
-      <w:r>
-        <w:rPr>
-          <w:rFonts w:ascii="Times New Roman" w:hAnsi="Times New Roman" w:cs="Times New Roman"/>
-          <w:sz w:val="28"/>
-          <w:szCs w:val="28"/>
-        </w:rPr>
-        <w:t>files_statistics</w:t>
-      </w:r>
-      <w:proofErr w:type="spellEnd"/>
-      <w:r>
-        <w:rPr>
-          <w:rFonts w:ascii="Times New Roman" w:hAnsi="Times New Roman" w:cs="Times New Roman"/>
-          <w:sz w:val="28"/>
-          <w:szCs w:val="28"/>
-        </w:rPr>
-        <w:t> – словарь с именами файлов и их внутренней статистикой.</w:t>
+      <w:r>
+        <w:rPr>
+          <w:rFonts w:ascii="Times New Roman" w:hAnsi="Times New Roman" w:cs="Times New Roman"/>
+          <w:sz w:val="28"/>
+          <w:szCs w:val="28"/>
+        </w:rPr>
+        <w:t>files_statistics – словарь с именами файлов и их внутренней статистикой.</w:t>
       </w:r>
     </w:p>
     <w:p>
@@ -2625,23 +2207,13 @@
           <w:szCs w:val="28"/>
         </w:rPr>
       </w:pPr>
-      <w:proofErr w:type="spellStart"/>
-      <w:r>
-        <w:rPr>
-          <w:rFonts w:ascii="Times New Roman" w:hAnsi="Times New Roman" w:cs="Times New Roman"/>
-          <w:sz w:val="28"/>
-          <w:szCs w:val="28"/>
-        </w:rPr>
-        <w:t>results</w:t>
-      </w:r>
-      <w:proofErr w:type="spellEnd"/>
-      <w:r>
-        <w:rPr>
-          <w:rFonts w:ascii="Times New Roman" w:hAnsi="Times New Roman" w:cs="Times New Roman"/>
-          <w:sz w:val="28"/>
-          <w:szCs w:val="28"/>
-        </w:rPr>
-        <w:t> – массив объектов с детальными записями (файл, страница, корень, слово, контекстное предложение).</w:t>
+      <w:r>
+        <w:rPr>
+          <w:rFonts w:ascii="Times New Roman" w:hAnsi="Times New Roman" w:cs="Times New Roman"/>
+          <w:sz w:val="28"/>
+          <w:szCs w:val="28"/>
+        </w:rPr>
+        <w:t>results – массив объектов с детальными записями (файл, страница, корень, слово, контекстное предложение).</w:t>
       </w:r>
     </w:p>
     <w:p>
@@ -2728,25 +2300,7 @@
           <w:sz w:val="28"/>
           <w:szCs w:val="28"/>
         </w:rPr>
-        <w:t xml:space="preserve"> PDF-статей с конференций по математике и физике. Имена файлов содержали числовые номера, сортировка выполнялась функцией </w:t>
-      </w:r>
-      <w:proofErr w:type="spellStart"/>
-      <w:r>
-        <w:rPr>
-          <w:rFonts w:ascii="Times New Roman" w:hAnsi="Times New Roman" w:cs="Times New Roman"/>
-          <w:sz w:val="28"/>
-          <w:szCs w:val="28"/>
-        </w:rPr>
-        <w:t>natural_sort_key</w:t>
-      </w:r>
-      <w:proofErr w:type="spellEnd"/>
-      <w:r>
-        <w:rPr>
-          <w:rFonts w:ascii="Times New Roman" w:hAnsi="Times New Roman" w:cs="Times New Roman"/>
-          <w:sz w:val="28"/>
-          <w:szCs w:val="28"/>
-        </w:rPr>
-        <w:t>.</w:t>
+        <w:t xml:space="preserve"> PDF-статей с конференций по математике и физике. Имена файлов содержали числовые номера, сортировка выполнялась функцией natural_sort_key.</w:t>
       </w:r>
     </w:p>
     <w:p>
@@ -2977,9 +2531,71 @@
           <w:lang w:eastAsia="ru-RU"/>
           <w14:ligatures w14:val="none"/>
         </w:rPr>
-        <w:t>"</w:t>
-      </w:r>
-      <w:proofErr w:type="spellStart"/>
+        <w:t>"file"</w:t>
+      </w:r>
+      <w:r>
+        <w:rPr>
+          <w:rFonts w:ascii="Consolas" w:eastAsia="Times New Roman" w:hAnsi="Consolas" w:cs="Times New Roman"/>
+          <w:color w:val="BBBEBF"/>
+          <w:kern w:val="0"/>
+          <w:sz w:val="21"/>
+          <w:szCs w:val="21"/>
+          <w:lang w:eastAsia="ru-RU"/>
+          <w14:ligatures w14:val="none"/>
+        </w:rPr>
+        <w:t xml:space="preserve">: </w:t>
+      </w:r>
+      <w:r>
+        <w:rPr>
+          <w:rFonts w:ascii="Consolas" w:eastAsia="Times New Roman" w:hAnsi="Consolas" w:cs="Times New Roman"/>
+          <w:color w:val="A5D6FF"/>
+          <w:kern w:val="0"/>
+          <w:sz w:val="21"/>
+          <w:szCs w:val="21"/>
+          <w:lang w:eastAsia="ru-RU"/>
+          <w14:ligatures w14:val="none"/>
+        </w:rPr>
+        <w:t>"1 статья.pdf"</w:t>
+      </w:r>
+      <w:r>
+        <w:rPr>
+          <w:rFonts w:ascii="Consolas" w:eastAsia="Times New Roman" w:hAnsi="Consolas" w:cs="Times New Roman"/>
+          <w:color w:val="BBBEBF"/>
+          <w:kern w:val="0"/>
+          <w:sz w:val="21"/>
+          <w:szCs w:val="21"/>
+          <w:lang w:eastAsia="ru-RU"/>
+          <w14:ligatures w14:val="none"/>
+        </w:rPr>
+        <w:t>,</w:t>
+      </w:r>
+    </w:p>
+    <w:p>
+      <w:pPr>
+        <w:shd w:val="clear" w:color="auto" w:fill="121314"/>
+        <w:spacing w:after="0" w:line="285" w:lineRule="atLeast"/>
+        <w:rPr>
+          <w:rFonts w:ascii="Consolas" w:eastAsia="Times New Roman" w:hAnsi="Consolas" w:cs="Times New Roman"/>
+          <w:color w:val="BBBEBF"/>
+          <w:kern w:val="0"/>
+          <w:sz w:val="21"/>
+          <w:szCs w:val="21"/>
+          <w:lang w:eastAsia="ru-RU"/>
+          <w14:ligatures w14:val="none"/>
+        </w:rPr>
+      </w:pPr>
+      <w:r>
+        <w:rPr>
+          <w:rFonts w:ascii="Consolas" w:eastAsia="Times New Roman" w:hAnsi="Consolas" w:cs="Times New Roman"/>
+          <w:color w:val="BBBEBF"/>
+          <w:kern w:val="0"/>
+          <w:sz w:val="21"/>
+          <w:szCs w:val="21"/>
+          <w:lang w:eastAsia="ru-RU"/>
+          <w14:ligatures w14:val="none"/>
+        </w:rPr>
+        <w:t xml:space="preserve">            </w:t>
+      </w:r>
       <w:r>
         <w:rPr>
           <w:rFonts w:ascii="Consolas" w:eastAsia="Times New Roman" w:hAnsi="Consolas" w:cs="Times New Roman"/>
@@ -2990,9 +2606,71 @@
           <w:lang w:eastAsia="ru-RU"/>
           <w14:ligatures w14:val="none"/>
         </w:rPr>
-        <w:t>file</w:t>
-      </w:r>
-      <w:proofErr w:type="spellEnd"/>
+        <w:t>"page"</w:t>
+      </w:r>
+      <w:r>
+        <w:rPr>
+          <w:rFonts w:ascii="Consolas" w:eastAsia="Times New Roman" w:hAnsi="Consolas" w:cs="Times New Roman"/>
+          <w:color w:val="BBBEBF"/>
+          <w:kern w:val="0"/>
+          <w:sz w:val="21"/>
+          <w:szCs w:val="21"/>
+          <w:lang w:eastAsia="ru-RU"/>
+          <w14:ligatures w14:val="none"/>
+        </w:rPr>
+        <w:t xml:space="preserve">: </w:t>
+      </w:r>
+      <w:r>
+        <w:rPr>
+          <w:rFonts w:ascii="Consolas" w:eastAsia="Times New Roman" w:hAnsi="Consolas" w:cs="Times New Roman"/>
+          <w:color w:val="B5CEA8"/>
+          <w:kern w:val="0"/>
+          <w:sz w:val="21"/>
+          <w:szCs w:val="21"/>
+          <w:lang w:eastAsia="ru-RU"/>
+          <w14:ligatures w14:val="none"/>
+        </w:rPr>
+        <w:t>1</w:t>
+      </w:r>
+      <w:r>
+        <w:rPr>
+          <w:rFonts w:ascii="Consolas" w:eastAsia="Times New Roman" w:hAnsi="Consolas" w:cs="Times New Roman"/>
+          <w:color w:val="BBBEBF"/>
+          <w:kern w:val="0"/>
+          <w:sz w:val="21"/>
+          <w:szCs w:val="21"/>
+          <w:lang w:eastAsia="ru-RU"/>
+          <w14:ligatures w14:val="none"/>
+        </w:rPr>
+        <w:t>,</w:t>
+      </w:r>
+    </w:p>
+    <w:p>
+      <w:pPr>
+        <w:shd w:val="clear" w:color="auto" w:fill="121314"/>
+        <w:spacing w:after="0" w:line="285" w:lineRule="atLeast"/>
+        <w:rPr>
+          <w:rFonts w:ascii="Consolas" w:eastAsia="Times New Roman" w:hAnsi="Consolas" w:cs="Times New Roman"/>
+          <w:color w:val="BBBEBF"/>
+          <w:kern w:val="0"/>
+          <w:sz w:val="21"/>
+          <w:szCs w:val="21"/>
+          <w:lang w:eastAsia="ru-RU"/>
+          <w14:ligatures w14:val="none"/>
+        </w:rPr>
+      </w:pPr>
+      <w:r>
+        <w:rPr>
+          <w:rFonts w:ascii="Consolas" w:eastAsia="Times New Roman" w:hAnsi="Consolas" w:cs="Times New Roman"/>
+          <w:color w:val="BBBEBF"/>
+          <w:kern w:val="0"/>
+          <w:sz w:val="21"/>
+          <w:szCs w:val="21"/>
+          <w:lang w:eastAsia="ru-RU"/>
+          <w14:ligatures w14:val="none"/>
+        </w:rPr>
+        <w:t xml:space="preserve">            </w:t>
+      </w:r>
       <w:r>
         <w:rPr>
           <w:rFonts w:ascii="Consolas" w:eastAsia="Times New Roman" w:hAnsi="Consolas" w:cs="Times New Roman"/>
@@ -3003,7 +2681,7 @@
           <w:lang w:eastAsia="ru-RU"/>
           <w14:ligatures w14:val="none"/>
         </w:rPr>
-        <w:t>"</w:t>
+        <w:t>"root"</w:t>
       </w:r>
       <w:r>
         <w:rPr>
@@ -3027,7 +2705,7 @@
           <w:lang w:eastAsia="ru-RU"/>
           <w14:ligatures w14:val="none"/>
         </w:rPr>
-        <w:t>"1 статья.pdf"</w:t>
+        <w:t>"компакт"</w:t>
       </w:r>
       <w:r>
         <w:rPr>
@@ -3078,9 +2756,71 @@
           <w:lang w:eastAsia="ru-RU"/>
           <w14:ligatures w14:val="none"/>
         </w:rPr>
-        <w:t>"</w:t>
-      </w:r>
-      <w:proofErr w:type="spellStart"/>
+        <w:t>"word"</w:t>
+      </w:r>
+      <w:r>
+        <w:rPr>
+          <w:rFonts w:ascii="Consolas" w:eastAsia="Times New Roman" w:hAnsi="Consolas" w:cs="Times New Roman"/>
+          <w:color w:val="BBBEBF"/>
+          <w:kern w:val="0"/>
+          <w:sz w:val="21"/>
+          <w:szCs w:val="21"/>
+          <w:lang w:eastAsia="ru-RU"/>
+          <w14:ligatures w14:val="none"/>
+        </w:rPr>
+        <w:t xml:space="preserve">: </w:t>
+      </w:r>
+      <w:r>
+        <w:rPr>
+          <w:rFonts w:ascii="Consolas" w:eastAsia="Times New Roman" w:hAnsi="Consolas" w:cs="Times New Roman"/>
+          <w:color w:val="A5D6FF"/>
+          <w:kern w:val="0"/>
+          <w:sz w:val="21"/>
+          <w:szCs w:val="21"/>
+          <w:lang w:eastAsia="ru-RU"/>
+          <w14:ligatures w14:val="none"/>
+        </w:rPr>
+        <w:t>"компактности"</w:t>
+      </w:r>
+      <w:r>
+        <w:rPr>
+          <w:rFonts w:ascii="Consolas" w:eastAsia="Times New Roman" w:hAnsi="Consolas" w:cs="Times New Roman"/>
+          <w:color w:val="BBBEBF"/>
+          <w:kern w:val="0"/>
+          <w:sz w:val="21"/>
+          <w:szCs w:val="21"/>
+          <w:lang w:eastAsia="ru-RU"/>
+          <w14:ligatures w14:val="none"/>
+        </w:rPr>
+        <w:t>,</w:t>
+      </w:r>
+    </w:p>
+    <w:p>
+      <w:pPr>
+        <w:shd w:val="clear" w:color="auto" w:fill="121314"/>
+        <w:spacing w:after="0" w:line="285" w:lineRule="atLeast"/>
+        <w:rPr>
+          <w:rFonts w:ascii="Consolas" w:eastAsia="Times New Roman" w:hAnsi="Consolas" w:cs="Times New Roman"/>
+          <w:color w:val="BBBEBF"/>
+          <w:kern w:val="0"/>
+          <w:sz w:val="21"/>
+          <w:szCs w:val="21"/>
+          <w:lang w:eastAsia="ru-RU"/>
+          <w14:ligatures w14:val="none"/>
+        </w:rPr>
+      </w:pPr>
+      <w:r>
+        <w:rPr>
+          <w:rFonts w:ascii="Consolas" w:eastAsia="Times New Roman" w:hAnsi="Consolas" w:cs="Times New Roman"/>
+          <w:color w:val="BBBEBF"/>
+          <w:kern w:val="0"/>
+          <w:sz w:val="21"/>
+          <w:szCs w:val="21"/>
+          <w:lang w:eastAsia="ru-RU"/>
+          <w14:ligatures w14:val="none"/>
+        </w:rPr>
+        <w:t xml:space="preserve">            </w:t>
+      </w:r>
       <w:r>
         <w:rPr>
           <w:rFonts w:ascii="Consolas" w:eastAsia="Times New Roman" w:hAnsi="Consolas" w:cs="Times New Roman"/>
@@ -3091,9 +2831,71 @@
           <w:lang w:eastAsia="ru-RU"/>
           <w14:ligatures w14:val="none"/>
         </w:rPr>
-        <w:t>page</w:t>
-      </w:r>
-      <w:proofErr w:type="spellEnd"/>
+        <w:t>"sentence"</w:t>
+      </w:r>
+      <w:r>
+        <w:rPr>
+          <w:rFonts w:ascii="Consolas" w:eastAsia="Times New Roman" w:hAnsi="Consolas" w:cs="Times New Roman"/>
+          <w:color w:val="BBBEBF"/>
+          <w:kern w:val="0"/>
+          <w:sz w:val="21"/>
+          <w:szCs w:val="21"/>
+          <w:lang w:eastAsia="ru-RU"/>
+          <w14:ligatures w14:val="none"/>
+        </w:rPr>
+        <w:t xml:space="preserve">: </w:t>
+      </w:r>
+      <w:r>
+        <w:rPr>
+          <w:rFonts w:ascii="Consolas" w:eastAsia="Times New Roman" w:hAnsi="Consolas" w:cs="Times New Roman"/>
+          <w:color w:val="A5D6FF"/>
+          <w:kern w:val="0"/>
+          <w:sz w:val="21"/>
+          <w:szCs w:val="21"/>
+          <w:lang w:eastAsia="ru-RU"/>
+          <w14:ligatures w14:val="none"/>
+        </w:rPr>
+        <w:t>"Наследственно счетно компактное пространство конечно дискретно. Понятия компактности, счетной компактности и секвенциальной компактности не совпадают в общем случае для T 1 -пространств. Однако из при- веденных результатов следует Для T 1 -пространства X следующие условия эквивалентны: (1) X удовлетворяет условию конечной дискретности; (2) X наследственно компактно; (3) X наследственно счетно компактно; (4) X наследственно секвенциально компактно."</w:t>
+      </w:r>
+      <w:r>
+        <w:rPr>
+          <w:rFonts w:ascii="Consolas" w:eastAsia="Times New Roman" w:hAnsi="Consolas" w:cs="Times New Roman"/>
+          <w:color w:val="BBBEBF"/>
+          <w:kern w:val="0"/>
+          <w:sz w:val="21"/>
+          <w:szCs w:val="21"/>
+          <w:lang w:eastAsia="ru-RU"/>
+          <w14:ligatures w14:val="none"/>
+        </w:rPr>
+        <w:t>,</w:t>
+      </w:r>
+    </w:p>
+    <w:p>
+      <w:pPr>
+        <w:shd w:val="clear" w:color="auto" w:fill="121314"/>
+        <w:spacing w:after="0" w:line="285" w:lineRule="atLeast"/>
+        <w:rPr>
+          <w:rFonts w:ascii="Consolas" w:eastAsia="Times New Roman" w:hAnsi="Consolas" w:cs="Times New Roman"/>
+          <w:color w:val="BBBEBF"/>
+          <w:kern w:val="0"/>
+          <w:sz w:val="21"/>
+          <w:szCs w:val="21"/>
+          <w:lang w:eastAsia="ru-RU"/>
+          <w14:ligatures w14:val="none"/>
+        </w:rPr>
+      </w:pPr>
+      <w:r>
+        <w:rPr>
+          <w:rFonts w:ascii="Consolas" w:eastAsia="Times New Roman" w:hAnsi="Consolas" w:cs="Times New Roman"/>
+          <w:color w:val="BBBEBF"/>
+          <w:kern w:val="0"/>
+          <w:sz w:val="21"/>
+          <w:szCs w:val="21"/>
+          <w:lang w:eastAsia="ru-RU"/>
+          <w14:ligatures w14:val="none"/>
+        </w:rPr>
+        <w:t xml:space="preserve">            </w:t>
+      </w:r>
       <w:r>
         <w:rPr>
           <w:rFonts w:ascii="Consolas" w:eastAsia="Times New Roman" w:hAnsi="Consolas" w:cs="Times New Roman"/>
@@ -3104,7 +2906,7 @@
           <w:lang w:eastAsia="ru-RU"/>
           <w14:ligatures w14:val="none"/>
         </w:rPr>
-        <w:t>"</w:t>
+        <w:t>"authors"</w:t>
       </w:r>
       <w:r>
         <w:rPr>
@@ -3116,21 +2918,13 @@
           <w:lang w:eastAsia="ru-RU"/>
           <w14:ligatures w14:val="none"/>
         </w:rPr>
-        <w:t xml:space="preserve">: </w:t>
-      </w:r>
-      <w:r>
-        <w:rPr>
-          <w:rFonts w:ascii="Consolas" w:eastAsia="Times New Roman" w:hAnsi="Consolas" w:cs="Times New Roman"/>
-          <w:color w:val="B5CEA8"/>
-          <w:kern w:val="0"/>
-          <w:sz w:val="21"/>
-          <w:szCs w:val="21"/>
-          <w:lang w:eastAsia="ru-RU"/>
-          <w14:ligatures w14:val="none"/>
-        </w:rPr>
-        <w:t>1</w:t>
-      </w:r>
-      <w:r>
+        <w:t>: [</w:t>
+      </w:r>
+    </w:p>
+    <w:p>
+      <w:pPr>
+        <w:shd w:val="clear" w:color="auto" w:fill="121314"/>
+        <w:spacing w:after="0" w:line="285" w:lineRule="atLeast"/>
         <w:rPr>
           <w:rFonts w:ascii="Consolas" w:eastAsia="Times New Roman" w:hAnsi="Consolas" w:cs="Times New Roman"/>
           <w:color w:val="BBBEBF"/>
@@ -3140,13 +2934,8 @@
           <w:lang w:eastAsia="ru-RU"/>
           <w14:ligatures w14:val="none"/>
         </w:rPr>
-        <w:t>,</w:t>
-      </w:r>
-    </w:p>
-    <w:p>
-      <w:pPr>
-        <w:shd w:val="clear" w:color="auto" w:fill="121314"/>
-        <w:spacing w:after="0" w:line="285" w:lineRule="atLeast"/>
+      </w:pPr>
+      <w:r>
         <w:rPr>
           <w:rFonts w:ascii="Consolas" w:eastAsia="Times New Roman" w:hAnsi="Consolas" w:cs="Times New Roman"/>
           <w:color w:val="BBBEBF"/>
@@ -3156,68 +2945,7 @@
           <w:lang w:eastAsia="ru-RU"/>
           <w14:ligatures w14:val="none"/>
         </w:rPr>
-      </w:pPr>
-      <w:r>
-        <w:rPr>
-          <w:rFonts w:ascii="Consolas" w:eastAsia="Times New Roman" w:hAnsi="Consolas" w:cs="Times New Roman"/>
-          <w:color w:val="BBBEBF"/>
-          <w:kern w:val="0"/>
-          <w:sz w:val="21"/>
-          <w:szCs w:val="21"/>
-          <w:lang w:eastAsia="ru-RU"/>
-          <w14:ligatures w14:val="none"/>
-        </w:rPr>
-        <w:t xml:space="preserve">            </w:t>
-      </w:r>
-      <w:r>
-        <w:rPr>
-          <w:rFonts w:ascii="Consolas" w:eastAsia="Times New Roman" w:hAnsi="Consolas" w:cs="Times New Roman"/>
-          <w:color w:val="7EE787"/>
-          <w:kern w:val="0"/>
-          <w:sz w:val="21"/>
-          <w:szCs w:val="21"/>
-          <w:lang w:eastAsia="ru-RU"/>
-          <w14:ligatures w14:val="none"/>
-        </w:rPr>
-        <w:t>"</w:t>
-      </w:r>
-      <w:proofErr w:type="spellStart"/>
-      <w:r>
-        <w:rPr>
-          <w:rFonts w:ascii="Consolas" w:eastAsia="Times New Roman" w:hAnsi="Consolas" w:cs="Times New Roman"/>
-          <w:color w:val="7EE787"/>
-          <w:kern w:val="0"/>
-          <w:sz w:val="21"/>
-          <w:szCs w:val="21"/>
-          <w:lang w:eastAsia="ru-RU"/>
-          <w14:ligatures w14:val="none"/>
-        </w:rPr>
-        <w:t>root</w:t>
-      </w:r>
-      <w:proofErr w:type="spellEnd"/>
-      <w:r>
-        <w:rPr>
-          <w:rFonts w:ascii="Consolas" w:eastAsia="Times New Roman" w:hAnsi="Consolas" w:cs="Times New Roman"/>
-          <w:color w:val="7EE787"/>
-          <w:kern w:val="0"/>
-          <w:sz w:val="21"/>
-          <w:szCs w:val="21"/>
-          <w:lang w:eastAsia="ru-RU"/>
-          <w14:ligatures w14:val="none"/>
-        </w:rPr>
-        <w:t>"</w:t>
-      </w:r>
-      <w:r>
-        <w:rPr>
-          <w:rFonts w:ascii="Consolas" w:eastAsia="Times New Roman" w:hAnsi="Consolas" w:cs="Times New Roman"/>
-          <w:color w:val="BBBEBF"/>
-          <w:kern w:val="0"/>
-          <w:sz w:val="21"/>
-          <w:szCs w:val="21"/>
-          <w:lang w:eastAsia="ru-RU"/>
-          <w14:ligatures w14:val="none"/>
-        </w:rPr>
-        <w:t xml:space="preserve">: </w:t>
+        <w:t xml:space="preserve">                </w:t>
       </w:r>
       <w:r>
         <w:rPr>
@@ -3229,467 +2957,7 @@
           <w:lang w:eastAsia="ru-RU"/>
           <w14:ligatures w14:val="none"/>
         </w:rPr>
-        <w:t>"компакт"</w:t>
-      </w:r>
-      <w:r>
-        <w:rPr>
-          <w:rFonts w:ascii="Consolas" w:eastAsia="Times New Roman" w:hAnsi="Consolas" w:cs="Times New Roman"/>
-          <w:color w:val="BBBEBF"/>
-          <w:kern w:val="0"/>
-          <w:sz w:val="21"/>
-          <w:szCs w:val="21"/>
-          <w:lang w:eastAsia="ru-RU"/>
-          <w14:ligatures w14:val="none"/>
-        </w:rPr>
-        <w:t>,</w:t>
-      </w:r>
-    </w:p>
-    <w:p>
-      <w:pPr>
-        <w:shd w:val="clear" w:color="auto" w:fill="121314"/>
-        <w:spacing w:after="0" w:line="285" w:lineRule="atLeast"/>
-        <w:rPr>
-          <w:rFonts w:ascii="Consolas" w:eastAsia="Times New Roman" w:hAnsi="Consolas" w:cs="Times New Roman"/>
-          <w:color w:val="BBBEBF"/>
-          <w:kern w:val="0"/>
-          <w:sz w:val="21"/>
-          <w:szCs w:val="21"/>
-          <w:lang w:eastAsia="ru-RU"/>
-          <w14:ligatures w14:val="none"/>
-        </w:rPr>
-      </w:pPr>
-      <w:r>
-        <w:rPr>
-          <w:rFonts w:ascii="Consolas" w:eastAsia="Times New Roman" w:hAnsi="Consolas" w:cs="Times New Roman"/>
-          <w:color w:val="BBBEBF"/>
-          <w:kern w:val="0"/>
-          <w:sz w:val="21"/>
-          <w:szCs w:val="21"/>
-          <w:lang w:eastAsia="ru-RU"/>
-          <w14:ligatures w14:val="none"/>
-        </w:rPr>
-        <w:t xml:space="preserve">            </w:t>
-      </w:r>
-      <w:r>
-        <w:rPr>
-          <w:rFonts w:ascii="Consolas" w:eastAsia="Times New Roman" w:hAnsi="Consolas" w:cs="Times New Roman"/>
-          <w:color w:val="7EE787"/>
-          <w:kern w:val="0"/>
-          <w:sz w:val="21"/>
-          <w:szCs w:val="21"/>
-          <w:lang w:eastAsia="ru-RU"/>
-          <w14:ligatures w14:val="none"/>
-        </w:rPr>
-        <w:t>"</w:t>
-      </w:r>
-      <w:proofErr w:type="spellStart"/>
-      <w:r>
-        <w:rPr>
-          <w:rFonts w:ascii="Consolas" w:eastAsia="Times New Roman" w:hAnsi="Consolas" w:cs="Times New Roman"/>
-          <w:color w:val="7EE787"/>
-          <w:kern w:val="0"/>
-          <w:sz w:val="21"/>
-          <w:szCs w:val="21"/>
-          <w:lang w:eastAsia="ru-RU"/>
-          <w14:ligatures w14:val="none"/>
-        </w:rPr>
-        <w:t>word</w:t>
-      </w:r>
-      <w:proofErr w:type="spellEnd"/>
-      <w:r>
-        <w:rPr>
-          <w:rFonts w:ascii="Consolas" w:eastAsia="Times New Roman" w:hAnsi="Consolas" w:cs="Times New Roman"/>
-          <w:color w:val="7EE787"/>
-          <w:kern w:val="0"/>
-          <w:sz w:val="21"/>
-          <w:szCs w:val="21"/>
-          <w:lang w:eastAsia="ru-RU"/>
-          <w14:ligatures w14:val="none"/>
-        </w:rPr>
-        <w:t>"</w:t>
-      </w:r>
-      <w:r>
-        <w:rPr>
-          <w:rFonts w:ascii="Consolas" w:eastAsia="Times New Roman" w:hAnsi="Consolas" w:cs="Times New Roman"/>
-          <w:color w:val="BBBEBF"/>
-          <w:kern w:val="0"/>
-          <w:sz w:val="21"/>
-          <w:szCs w:val="21"/>
-          <w:lang w:eastAsia="ru-RU"/>
-          <w14:ligatures w14:val="none"/>
-        </w:rPr>
-        <w:t xml:space="preserve">: </w:t>
-      </w:r>
-      <w:r>
-        <w:rPr>
-          <w:rFonts w:ascii="Consolas" w:eastAsia="Times New Roman" w:hAnsi="Consolas" w:cs="Times New Roman"/>
-          <w:color w:val="A5D6FF"/>
-          <w:kern w:val="0"/>
-          <w:sz w:val="21"/>
-          <w:szCs w:val="21"/>
-          <w:lang w:eastAsia="ru-RU"/>
-          <w14:ligatures w14:val="none"/>
-        </w:rPr>
-        <w:t>"компактности"</w:t>
-      </w:r>
-      <w:r>
-        <w:rPr>
-          <w:rFonts w:ascii="Consolas" w:eastAsia="Times New Roman" w:hAnsi="Consolas" w:cs="Times New Roman"/>
-          <w:color w:val="BBBEBF"/>
-          <w:kern w:val="0"/>
-          <w:sz w:val="21"/>
-          <w:szCs w:val="21"/>
-          <w:lang w:eastAsia="ru-RU"/>
-          <w14:ligatures w14:val="none"/>
-        </w:rPr>
-        <w:t>,</w:t>
-      </w:r>
-    </w:p>
-    <w:p>
-      <w:pPr>
-        <w:shd w:val="clear" w:color="auto" w:fill="121314"/>
-        <w:spacing w:after="0" w:line="285" w:lineRule="atLeast"/>
-        <w:rPr>
-          <w:rFonts w:ascii="Consolas" w:eastAsia="Times New Roman" w:hAnsi="Consolas" w:cs="Times New Roman"/>
-          <w:color w:val="BBBEBF"/>
-          <w:kern w:val="0"/>
-          <w:sz w:val="21"/>
-          <w:szCs w:val="21"/>
-          <w:lang w:eastAsia="ru-RU"/>
-          <w14:ligatures w14:val="none"/>
-        </w:rPr>
-      </w:pPr>
-      <w:r>
-        <w:rPr>
-          <w:rFonts w:ascii="Consolas" w:eastAsia="Times New Roman" w:hAnsi="Consolas" w:cs="Times New Roman"/>
-          <w:color w:val="BBBEBF"/>
-          <w:kern w:val="0"/>
-          <w:sz w:val="21"/>
-          <w:szCs w:val="21"/>
-          <w:lang w:eastAsia="ru-RU"/>
-          <w14:ligatures w14:val="none"/>
-        </w:rPr>
-        <w:t xml:space="preserve">            </w:t>
-      </w:r>
-      <w:r>
-        <w:rPr>
-          <w:rFonts w:ascii="Consolas" w:eastAsia="Times New Roman" w:hAnsi="Consolas" w:cs="Times New Roman"/>
-          <w:color w:val="7EE787"/>
-          <w:kern w:val="0"/>
-          <w:sz w:val="21"/>
-          <w:szCs w:val="21"/>
-          <w:lang w:eastAsia="ru-RU"/>
-          <w14:ligatures w14:val="none"/>
-        </w:rPr>
-        <w:t>"</w:t>
-      </w:r>
-      <w:proofErr w:type="spellStart"/>
-      <w:r>
-        <w:rPr>
-          <w:rFonts w:ascii="Consolas" w:eastAsia="Times New Roman" w:hAnsi="Consolas" w:cs="Times New Roman"/>
-          <w:color w:val="7EE787"/>
-          <w:kern w:val="0"/>
-          <w:sz w:val="21"/>
-          <w:szCs w:val="21"/>
-          <w:lang w:eastAsia="ru-RU"/>
-          <w14:ligatures w14:val="none"/>
-        </w:rPr>
-        <w:t>sentence</w:t>
-      </w:r>
-      <w:proofErr w:type="spellEnd"/>
-      <w:r>
-        <w:rPr>
-          <w:rFonts w:ascii="Consolas" w:eastAsia="Times New Roman" w:hAnsi="Consolas" w:cs="Times New Roman"/>
-          <w:color w:val="7EE787"/>
-          <w:kern w:val="0"/>
-          <w:sz w:val="21"/>
-          <w:szCs w:val="21"/>
-          <w:lang w:eastAsia="ru-RU"/>
-          <w14:ligatures w14:val="none"/>
-        </w:rPr>
-        <w:t>"</w:t>
-      </w:r>
-      <w:r>
-        <w:rPr>
-          <w:rFonts w:ascii="Consolas" w:eastAsia="Times New Roman" w:hAnsi="Consolas" w:cs="Times New Roman"/>
-          <w:color w:val="BBBEBF"/>
-          <w:kern w:val="0"/>
-          <w:sz w:val="21"/>
-          <w:szCs w:val="21"/>
-          <w:lang w:eastAsia="ru-RU"/>
-          <w14:ligatures w14:val="none"/>
-        </w:rPr>
-        <w:t xml:space="preserve">: </w:t>
-      </w:r>
-      <w:r>
-        <w:rPr>
-          <w:rFonts w:ascii="Consolas" w:eastAsia="Times New Roman" w:hAnsi="Consolas" w:cs="Times New Roman"/>
-          <w:color w:val="A5D6FF"/>
-          <w:kern w:val="0"/>
-          <w:sz w:val="21"/>
-          <w:szCs w:val="21"/>
-          <w:lang w:eastAsia="ru-RU"/>
-          <w14:ligatures w14:val="none"/>
-        </w:rPr>
-        <w:t xml:space="preserve">"Наследственно </w:t>
-      </w:r>
-      <w:proofErr w:type="spellStart"/>
-      <w:r>
-        <w:rPr>
-          <w:rFonts w:ascii="Consolas" w:eastAsia="Times New Roman" w:hAnsi="Consolas" w:cs="Times New Roman"/>
-          <w:color w:val="A5D6FF"/>
-          <w:kern w:val="0"/>
-          <w:sz w:val="21"/>
-          <w:szCs w:val="21"/>
-          <w:lang w:eastAsia="ru-RU"/>
-          <w14:ligatures w14:val="none"/>
-        </w:rPr>
-        <w:t>счетно</w:t>
-      </w:r>
-      <w:proofErr w:type="spellEnd"/>
-      <w:r>
-        <w:rPr>
-          <w:rFonts w:ascii="Consolas" w:eastAsia="Times New Roman" w:hAnsi="Consolas" w:cs="Times New Roman"/>
-          <w:color w:val="A5D6FF"/>
-          <w:kern w:val="0"/>
-          <w:sz w:val="21"/>
-          <w:szCs w:val="21"/>
-          <w:lang w:eastAsia="ru-RU"/>
-          <w14:ligatures w14:val="none"/>
-        </w:rPr>
-        <w:t xml:space="preserve"> компактное пространство конечно дискретно. Понятия компактности, счетной компактности и </w:t>
-      </w:r>
-      <w:proofErr w:type="spellStart"/>
-      <w:r>
-        <w:rPr>
-          <w:rFonts w:ascii="Consolas" w:eastAsia="Times New Roman" w:hAnsi="Consolas" w:cs="Times New Roman"/>
-          <w:color w:val="A5D6FF"/>
-          <w:kern w:val="0"/>
-          <w:sz w:val="21"/>
-          <w:szCs w:val="21"/>
-          <w:lang w:eastAsia="ru-RU"/>
-          <w14:ligatures w14:val="none"/>
-        </w:rPr>
-        <w:t>секвенциальной</w:t>
-      </w:r>
-      <w:proofErr w:type="spellEnd"/>
-      <w:r>
-        <w:rPr>
-          <w:rFonts w:ascii="Consolas" w:eastAsia="Times New Roman" w:hAnsi="Consolas" w:cs="Times New Roman"/>
-          <w:color w:val="A5D6FF"/>
-          <w:kern w:val="0"/>
-          <w:sz w:val="21"/>
-          <w:szCs w:val="21"/>
-          <w:lang w:eastAsia="ru-RU"/>
-          <w14:ligatures w14:val="none"/>
-        </w:rPr>
-        <w:t xml:space="preserve"> компактности не совпадают в общем случае для T 1 -пространств. Однако из при- веденных результатов следует Для T 1 -пространства X следующие условия эквивалентны: (1) X удовлетворяет условию конечной дискретности; (2) X наследственно компактно; (3) X наследственно </w:t>
-      </w:r>
-      <w:proofErr w:type="spellStart"/>
-      <w:r>
-        <w:rPr>
-          <w:rFonts w:ascii="Consolas" w:eastAsia="Times New Roman" w:hAnsi="Consolas" w:cs="Times New Roman"/>
-          <w:color w:val="A5D6FF"/>
-          <w:kern w:val="0"/>
-          <w:sz w:val="21"/>
-          <w:szCs w:val="21"/>
-          <w:lang w:eastAsia="ru-RU"/>
-          <w14:ligatures w14:val="none"/>
-        </w:rPr>
-        <w:t>счетно</w:t>
-      </w:r>
-      <w:proofErr w:type="spellEnd"/>
-      <w:r>
-        <w:rPr>
-          <w:rFonts w:ascii="Consolas" w:eastAsia="Times New Roman" w:hAnsi="Consolas" w:cs="Times New Roman"/>
-          <w:color w:val="A5D6FF"/>
-          <w:kern w:val="0"/>
-          <w:sz w:val="21"/>
-          <w:szCs w:val="21"/>
-          <w:lang w:eastAsia="ru-RU"/>
-          <w14:ligatures w14:val="none"/>
-        </w:rPr>
-        <w:t xml:space="preserve"> компактно; (4) X наследственно </w:t>
-      </w:r>
-      <w:proofErr w:type="spellStart"/>
-      <w:r>
-        <w:rPr>
-          <w:rFonts w:ascii="Consolas" w:eastAsia="Times New Roman" w:hAnsi="Consolas" w:cs="Times New Roman"/>
-          <w:color w:val="A5D6FF"/>
-          <w:kern w:val="0"/>
-          <w:sz w:val="21"/>
-          <w:szCs w:val="21"/>
-          <w:lang w:eastAsia="ru-RU"/>
-          <w14:ligatures w14:val="none"/>
-        </w:rPr>
-        <w:t>секвенциально</w:t>
-      </w:r>
-      <w:proofErr w:type="spellEnd"/>
-      <w:r>
-        <w:rPr>
-          <w:rFonts w:ascii="Consolas" w:eastAsia="Times New Roman" w:hAnsi="Consolas" w:cs="Times New Roman"/>
-          <w:color w:val="A5D6FF"/>
-          <w:kern w:val="0"/>
-          <w:sz w:val="21"/>
-          <w:szCs w:val="21"/>
-          <w:lang w:eastAsia="ru-RU"/>
-          <w14:ligatures w14:val="none"/>
-        </w:rPr>
-        <w:t xml:space="preserve"> компактно."</w:t>
-      </w:r>
-      <w:r>
-        <w:rPr>
-          <w:rFonts w:ascii="Consolas" w:eastAsia="Times New Roman" w:hAnsi="Consolas" w:cs="Times New Roman"/>
-          <w:color w:val="BBBEBF"/>
-          <w:kern w:val="0"/>
-          <w:sz w:val="21"/>
-          <w:szCs w:val="21"/>
-          <w:lang w:eastAsia="ru-RU"/>
-          <w14:ligatures w14:val="none"/>
-        </w:rPr>
-        <w:t>,</w:t>
-      </w:r>
-    </w:p>
-    <w:p>
-      <w:pPr>
-        <w:shd w:val="clear" w:color="auto" w:fill="121314"/>
-        <w:spacing w:after="0" w:line="285" w:lineRule="atLeast"/>
-        <w:rPr>
-          <w:rFonts w:ascii="Consolas" w:eastAsia="Times New Roman" w:hAnsi="Consolas" w:cs="Times New Roman"/>
-          <w:color w:val="BBBEBF"/>
-          <w:kern w:val="0"/>
-          <w:sz w:val="21"/>
-          <w:szCs w:val="21"/>
-          <w:lang w:eastAsia="ru-RU"/>
-          <w14:ligatures w14:val="none"/>
-        </w:rPr>
-      </w:pPr>
-      <w:r>
-        <w:rPr>
-          <w:rFonts w:ascii="Consolas" w:eastAsia="Times New Roman" w:hAnsi="Consolas" w:cs="Times New Roman"/>
-          <w:color w:val="BBBEBF"/>
-          <w:kern w:val="0"/>
-          <w:sz w:val="21"/>
-          <w:szCs w:val="21"/>
-          <w:lang w:eastAsia="ru-RU"/>
-          <w14:ligatures w14:val="none"/>
-        </w:rPr>
-        <w:t xml:space="preserve">            </w:t>
-      </w:r>
-      <w:r>
-        <w:rPr>
-          <w:rFonts w:ascii="Consolas" w:eastAsia="Times New Roman" w:hAnsi="Consolas" w:cs="Times New Roman"/>
-          <w:color w:val="7EE787"/>
-          <w:kern w:val="0"/>
-          <w:sz w:val="21"/>
-          <w:szCs w:val="21"/>
-          <w:lang w:eastAsia="ru-RU"/>
-          <w14:ligatures w14:val="none"/>
-        </w:rPr>
-        <w:t>"</w:t>
-      </w:r>
-      <w:proofErr w:type="spellStart"/>
-      <w:r>
-        <w:rPr>
-          <w:rFonts w:ascii="Consolas" w:eastAsia="Times New Roman" w:hAnsi="Consolas" w:cs="Times New Roman"/>
-          <w:color w:val="7EE787"/>
-          <w:kern w:val="0"/>
-          <w:sz w:val="21"/>
-          <w:szCs w:val="21"/>
-          <w:lang w:eastAsia="ru-RU"/>
-          <w14:ligatures w14:val="none"/>
-        </w:rPr>
-        <w:t>authors</w:t>
-      </w:r>
-      <w:proofErr w:type="spellEnd"/>
-      <w:r>
-        <w:rPr>
-          <w:rFonts w:ascii="Consolas" w:eastAsia="Times New Roman" w:hAnsi="Consolas" w:cs="Times New Roman"/>
-          <w:color w:val="7EE787"/>
-          <w:kern w:val="0"/>
-          <w:sz w:val="21"/>
-          <w:szCs w:val="21"/>
-          <w:lang w:eastAsia="ru-RU"/>
-          <w14:ligatures w14:val="none"/>
-        </w:rPr>
-        <w:t>"</w:t>
-      </w:r>
-      <w:r>
-        <w:rPr>
-          <w:rFonts w:ascii="Consolas" w:eastAsia="Times New Roman" w:hAnsi="Consolas" w:cs="Times New Roman"/>
-          <w:color w:val="BBBEBF"/>
-          <w:kern w:val="0"/>
-          <w:sz w:val="21"/>
-          <w:szCs w:val="21"/>
-          <w:lang w:eastAsia="ru-RU"/>
-          <w14:ligatures w14:val="none"/>
-        </w:rPr>
-        <w:t>: [</w:t>
-      </w:r>
-    </w:p>
-    <w:p>
-      <w:pPr>
-        <w:shd w:val="clear" w:color="auto" w:fill="121314"/>
-        <w:spacing w:after="0" w:line="285" w:lineRule="atLeast"/>
-        <w:rPr>
-          <w:rFonts w:ascii="Consolas" w:eastAsia="Times New Roman" w:hAnsi="Consolas" w:cs="Times New Roman"/>
-          <w:color w:val="BBBEBF"/>
-          <w:kern w:val="0"/>
-          <w:sz w:val="21"/>
-          <w:szCs w:val="21"/>
-          <w:lang w:eastAsia="ru-RU"/>
-          <w14:ligatures w14:val="none"/>
-        </w:rPr>
-      </w:pPr>
-      <w:r>
-        <w:rPr>
-          <w:rFonts w:ascii="Consolas" w:eastAsia="Times New Roman" w:hAnsi="Consolas" w:cs="Times New Roman"/>
-          <w:color w:val="BBBEBF"/>
-          <w:kern w:val="0"/>
-          <w:sz w:val="21"/>
-          <w:szCs w:val="21"/>
-          <w:lang w:eastAsia="ru-RU"/>
-          <w14:ligatures w14:val="none"/>
-        </w:rPr>
-        <w:t xml:space="preserve">                </w:t>
-      </w:r>
-      <w:r>
-        <w:rPr>
-          <w:rFonts w:ascii="Consolas" w:eastAsia="Times New Roman" w:hAnsi="Consolas" w:cs="Times New Roman"/>
-          <w:color w:val="A5D6FF"/>
-          <w:kern w:val="0"/>
-          <w:sz w:val="21"/>
-          <w:szCs w:val="21"/>
-          <w:lang w:eastAsia="ru-RU"/>
-          <w14:ligatures w14:val="none"/>
-        </w:rPr>
-        <w:t xml:space="preserve">"К. Н. </w:t>
-      </w:r>
-      <w:proofErr w:type="spellStart"/>
-      <w:r>
-        <w:rPr>
-          <w:rFonts w:ascii="Consolas" w:eastAsia="Times New Roman" w:hAnsi="Consolas" w:cs="Times New Roman"/>
-          <w:color w:val="A5D6FF"/>
-          <w:kern w:val="0"/>
-          <w:sz w:val="21"/>
-          <w:szCs w:val="21"/>
-          <w:lang w:eastAsia="ru-RU"/>
-          <w14:ligatures w14:val="none"/>
-        </w:rPr>
-        <w:t>Цигвинцева</w:t>
-      </w:r>
-      <w:proofErr w:type="spellEnd"/>
-      <w:r>
-        <w:rPr>
-          <w:rFonts w:ascii="Consolas" w:eastAsia="Times New Roman" w:hAnsi="Consolas" w:cs="Times New Roman"/>
-          <w:color w:val="A5D6FF"/>
-          <w:kern w:val="0"/>
-          <w:sz w:val="21"/>
-          <w:szCs w:val="21"/>
-          <w:lang w:eastAsia="ru-RU"/>
-          <w14:ligatures w14:val="none"/>
-        </w:rPr>
-        <w:t>"</w:t>
+        <w:t>"К. Н. Цигвинцева"</w:t>
       </w:r>
       <w:r>
         <w:rPr>
@@ -3809,8 +3077,8 @@
         <w:tblLook w:val="04A0" w:firstRow="1" w:lastRow="0" w:firstColumn="1" w:lastColumn="0" w:noHBand="0" w:noVBand="1"/>
       </w:tblPr>
       <w:tblGrid>
-        <w:gridCol w:w="10457"/>
-        <w:gridCol w:w="823"/>
+        <w:gridCol w:w="10906"/>
+        <w:gridCol w:w="374"/>
       </w:tblGrid>
       <w:tr>
         <w:tc>
@@ -3839,7 +3107,39 @@
                 <w:sz w:val="28"/>
                 <w:szCs w:val="28"/>
               </w:rPr>
-              <w:t>Общая статистика:</w:t>
+              <w:t>Общая статистика</w:t>
+            </w:r>
+            <w:r>
+              <w:rPr>
+                <w:rFonts w:ascii="Times New Roman" w:hAnsi="Times New Roman" w:cs="Times New Roman"/>
+                <w:sz w:val="28"/>
+                <w:szCs w:val="28"/>
+              </w:rPr>
+              <w:t xml:space="preserve"> (</w:t>
+            </w:r>
+            <w:r>
+              <w:rPr>
+                <w:rFonts w:ascii="Times New Roman" w:hAnsi="Times New Roman" w:cs="Times New Roman"/>
+                <w:sz w:val="28"/>
+                <w:szCs w:val="28"/>
+              </w:rPr>
+              <w:t>сколько раз корень слова встречается</w:t>
+            </w:r>
+            <w:r>
+              <w:rPr>
+                <w:rFonts w:ascii="Times New Roman" w:hAnsi="Times New Roman" w:cs="Times New Roman"/>
+                <w:sz w:val="28"/>
+                <w:szCs w:val="28"/>
+              </w:rPr>
+              <w:t>)</w:t>
+            </w:r>
+            <w:r>
+              <w:rPr>
+                <w:rFonts w:ascii="Times New Roman" w:hAnsi="Times New Roman" w:cs="Times New Roman"/>
+                <w:sz w:val="28"/>
+                <w:szCs w:val="28"/>
+              </w:rPr>
+              <w:t>:</w:t>
             </w:r>
           </w:p>
           <w:p>
@@ -4297,7 +3597,6 @@
               </w:rPr>
               <w:t>"</w:t>
             </w:r>
-            <w:proofErr w:type="spellStart"/>
             <w:r>
               <w:rPr>
                 <w:rFonts w:ascii="Consolas" w:eastAsia="Times New Roman" w:hAnsi="Consolas" w:cs="Times New Roman"/>
@@ -4310,7 +3609,6 @@
               </w:rPr>
               <w:t>связн</w:t>
             </w:r>
-            <w:proofErr w:type="spellEnd"/>
             <w:r>
               <w:rPr>
                 <w:rFonts w:ascii="Consolas" w:eastAsia="Times New Roman" w:hAnsi="Consolas" w:cs="Times New Roman"/>
@@ -4630,25 +3928,7 @@
           <w:sz w:val="28"/>
           <w:szCs w:val="28"/>
         </w:rPr>
-        <w:t xml:space="preserve"> PDF-файлов заняла ~8 секунд на ноутбуке с Intel Core i5. Основное время ушло на извлечение текста через </w:t>
-      </w:r>
-      <w:proofErr w:type="spellStart"/>
-      <w:r>
-        <w:rPr>
-          <w:rFonts w:ascii="Times New Roman" w:hAnsi="Times New Roman" w:cs="Times New Roman"/>
-          <w:sz w:val="28"/>
-          <w:szCs w:val="28"/>
-        </w:rPr>
-        <w:t>pypdf</w:t>
-      </w:r>
-      <w:proofErr w:type="spellEnd"/>
-      <w:r>
-        <w:rPr>
-          <w:rFonts w:ascii="Times New Roman" w:hAnsi="Times New Roman" w:cs="Times New Roman"/>
-          <w:sz w:val="28"/>
-          <w:szCs w:val="28"/>
-        </w:rPr>
-        <w:t>. Оптимизация не требовалась.</w:t>
+        <w:t xml:space="preserve"> PDF-файлов заняла ~8 секунд на ноутбуке с Intel Core i5. Основное время ушло на извлечение текста через pypdf. Оптимизация не требовалась.</w:t>
       </w:r>
     </w:p>
     <w:p>
@@ -4730,43 +4010,7 @@
           <w:sz w:val="28"/>
           <w:szCs w:val="28"/>
         </w:rPr>
-        <w:t>Реализован рабочий прототип, который автоматизирует задачу поиска терминов по корням в PDF-статьях. Использование </w:t>
-      </w:r>
-      <w:proofErr w:type="spellStart"/>
-      <w:r>
-        <w:rPr>
-          <w:rFonts w:ascii="Times New Roman" w:hAnsi="Times New Roman" w:cs="Times New Roman"/>
-          <w:sz w:val="28"/>
-          <w:szCs w:val="28"/>
-        </w:rPr>
-        <w:t>visitor_text</w:t>
-      </w:r>
-      <w:proofErr w:type="spellEnd"/>
-      <w:r>
-        <w:rPr>
-          <w:rFonts w:ascii="Times New Roman" w:hAnsi="Times New Roman" w:cs="Times New Roman"/>
-          <w:sz w:val="28"/>
-          <w:szCs w:val="28"/>
-        </w:rPr>
-        <w:t xml:space="preserve"> библиотеки </w:t>
-      </w:r>
-      <w:proofErr w:type="spellStart"/>
-      <w:r>
-        <w:rPr>
-          <w:rFonts w:ascii="Times New Roman" w:hAnsi="Times New Roman" w:cs="Times New Roman"/>
-          <w:sz w:val="28"/>
-          <w:szCs w:val="28"/>
-        </w:rPr>
-        <w:t>pypdf</w:t>
-      </w:r>
-      <w:proofErr w:type="spellEnd"/>
-      <w:r>
-        <w:rPr>
-          <w:rFonts w:ascii="Times New Roman" w:hAnsi="Times New Roman" w:cs="Times New Roman"/>
-          <w:sz w:val="28"/>
-          <w:szCs w:val="28"/>
-        </w:rPr>
-        <w:t xml:space="preserve"> позволило фильтровать текст по шрифтовым характеристикам, что улучшило качество анализа по сравнению с простым извлечением всего текста.</w:t>
+        <w:t>Реализован рабочий прототип, который автоматизирует задачу поиска терминов по корням в PDF-статьях. Использование visitor_text библиотеки pypdf позволило фильтровать текст по шрифтовым характеристикам, что улучшило качество анализа по сравнению с простым извлечением всего текста.</w:t>
       </w:r>
     </w:p>
     <w:p>
@@ -4892,61 +4136,15 @@
           <w:sz w:val="28"/>
           <w:szCs w:val="28"/>
         </w:rPr>
-        <w:t xml:space="preserve">В ходе практики был разработан программный инструмент для извлечения из PDF-статей предложений, содержащих заданные словообразовательные корни, с сохранением расширенного контекста и статистики. Инструмент реализован на Python с использованием библиотек </w:t>
-      </w:r>
-      <w:proofErr w:type="spellStart"/>
-      <w:r>
-        <w:rPr>
-          <w:rFonts w:ascii="Times New Roman" w:hAnsi="Times New Roman" w:cs="Times New Roman"/>
-          <w:sz w:val="28"/>
-          <w:szCs w:val="28"/>
-        </w:rPr>
-        <w:t>pypdf</w:t>
-      </w:r>
-      <w:proofErr w:type="spellEnd"/>
-      <w:r>
-        <w:rPr>
-          <w:rFonts w:ascii="Times New Roman" w:hAnsi="Times New Roman" w:cs="Times New Roman"/>
-          <w:sz w:val="28"/>
-          <w:szCs w:val="28"/>
-        </w:rPr>
-        <w:t xml:space="preserve">, </w:t>
-      </w:r>
-      <w:proofErr w:type="spellStart"/>
-      <w:r>
-        <w:rPr>
-          <w:rFonts w:ascii="Times New Roman" w:hAnsi="Times New Roman" w:cs="Times New Roman"/>
-          <w:sz w:val="28"/>
-          <w:szCs w:val="28"/>
-        </w:rPr>
-        <w:t>re</w:t>
-      </w:r>
-      <w:proofErr w:type="spellEnd"/>
-      <w:r>
-        <w:rPr>
-          <w:rFonts w:ascii="Times New Roman" w:hAnsi="Times New Roman" w:cs="Times New Roman"/>
-          <w:sz w:val="28"/>
-          <w:szCs w:val="28"/>
-        </w:rPr>
-        <w:t xml:space="preserve">, </w:t>
-      </w:r>
-      <w:proofErr w:type="spellStart"/>
-      <w:r>
-        <w:rPr>
-          <w:rFonts w:ascii="Times New Roman" w:hAnsi="Times New Roman" w:cs="Times New Roman"/>
-          <w:sz w:val="28"/>
-          <w:szCs w:val="28"/>
-        </w:rPr>
-        <w:t>json</w:t>
-      </w:r>
-      <w:proofErr w:type="spellEnd"/>
-      <w:r>
-        <w:rPr>
-          <w:rFonts w:ascii="Times New Roman" w:hAnsi="Times New Roman" w:cs="Times New Roman"/>
-          <w:sz w:val="28"/>
-          <w:szCs w:val="28"/>
-        </w:rPr>
-        <w:t>.</w:t>
+        <w:t>В ходе практики был разработан программный инструмент для извлечения из PDF-статей предложений, содержащих заданные словообразовательные корни, с сохранением расширенного контекста и статистики. Инструмент реализован на Python с использованием</w:t>
+      </w:r>
+      <w:r>
+        <w:rPr>
+          <w:rFonts w:ascii="Times New Roman" w:hAnsi="Times New Roman" w:cs="Times New Roman"/>
+          <w:sz w:val="28"/>
+          <w:szCs w:val="28"/>
+        </w:rPr>
+        <w:t xml:space="preserve"> библиотек.</w:t>
       </w:r>
     </w:p>
     <w:p>
@@ -5055,25 +4253,73 @@
           <w:sz w:val="28"/>
           <w:szCs w:val="28"/>
         </w:rPr>
-        <w:t>Код устойчив к ошибкам в отдельных PDF-файлах (блок </w:t>
-      </w:r>
-      <w:proofErr w:type="spellStart"/>
-      <w:r>
-        <w:rPr>
-          <w:rFonts w:ascii="Times New Roman" w:hAnsi="Times New Roman" w:cs="Times New Roman"/>
-          <w:sz w:val="28"/>
-          <w:szCs w:val="28"/>
-        </w:rPr>
-        <w:t>try-except</w:t>
-      </w:r>
-      <w:proofErr w:type="spellEnd"/>
-      <w:r>
-        <w:rPr>
-          <w:rFonts w:ascii="Times New Roman" w:hAnsi="Times New Roman" w:cs="Times New Roman"/>
-          <w:sz w:val="28"/>
-          <w:szCs w:val="28"/>
-        </w:rPr>
-        <w:t>).</w:t>
+        <w:t>Код устойчив к ошибкам в отдельных PDF-файлах (блок try-except).</w:t>
+      </w:r>
+    </w:p>
+    <w:p>
+      <w:pPr>
+        <w:numPr>
+          <w:ilvl w:val="0"/>
+          <w:numId w:val="7"/>
+        </w:numPr>
+        <w:rPr>
+          <w:rFonts w:ascii="Times New Roman" w:hAnsi="Times New Roman" w:cs="Times New Roman"/>
+          <w:sz w:val="28"/>
+          <w:szCs w:val="28"/>
+        </w:rPr>
+      </w:pPr>
+      <w:r>
+        <w:rPr>
+          <w:rFonts w:ascii="Times New Roman" w:hAnsi="Times New Roman" w:cs="Times New Roman"/>
+          <w:sz w:val="28"/>
+          <w:szCs w:val="28"/>
+        </w:rPr>
+        <w:t>Подсчитывает общую и пофайловую статистику встречаемости каждого корня</w:t>
+      </w:r>
+      <w:r>
+        <w:rPr>
+          <w:rFonts w:ascii="Times New Roman" w:hAnsi="Times New Roman" w:cs="Times New Roman"/>
+          <w:sz w:val="28"/>
+          <w:szCs w:val="28"/>
+        </w:rPr>
+        <w:t xml:space="preserve">, или простыми словами </w:t>
+      </w:r>
+      <w:r>
+        <w:rPr>
+          <w:rFonts w:ascii="Times New Roman" w:hAnsi="Times New Roman" w:cs="Times New Roman"/>
+          <w:sz w:val="28"/>
+          <w:szCs w:val="28"/>
+        </w:rPr>
+        <w:t>сколько раз корень слова встречается.</w:t>
+      </w:r>
+    </w:p>
+    <w:p>
+      <w:pPr>
+        <w:numPr>
+          <w:ilvl w:val="0"/>
+          <w:numId w:val="7"/>
+        </w:numPr>
+        <w:rPr>
+          <w:rFonts w:ascii="Times New Roman" w:hAnsi="Times New Roman" w:cs="Times New Roman"/>
+          <w:sz w:val="28"/>
+          <w:szCs w:val="28"/>
+        </w:rPr>
+      </w:pPr>
+      <w:r>
+        <w:rPr>
+          <w:rFonts w:ascii="Times New Roman" w:hAnsi="Times New Roman" w:cs="Times New Roman"/>
+          <w:sz w:val="28"/>
+          <w:szCs w:val="28"/>
+        </w:rPr>
+        <w:t>Находит в предложениях слова, содержащие один из корней: </w:t>
+      </w:r>
+      <w:r>
+        <w:rPr>
+          <w:rFonts w:ascii="Times New Roman" w:hAnsi="Times New Roman" w:cs="Times New Roman"/>
+          <w:sz w:val="28"/>
+          <w:szCs w:val="28"/>
+        </w:rPr>
+        <w:t>компакт, связн, замкнут, открыт.</w:t>
       </w:r>
     </w:p>
     <w:p>
@@ -5158,7 +4404,6 @@
           <w:lang w:val="en-US"/>
         </w:rPr>
       </w:pPr>
-      <w:proofErr w:type="spellStart"/>
       <w:r>
         <w:rPr>
           <w:rFonts w:ascii="Times New Roman" w:hAnsi="Times New Roman" w:cs="Times New Roman"/>
@@ -5166,37 +4411,7 @@
           <w:szCs w:val="28"/>
           <w:lang w:val="en-US"/>
         </w:rPr>
-        <w:t>Pathlib</w:t>
-      </w:r>
-      <w:proofErr w:type="spellEnd"/>
-      <w:r>
-        <w:rPr>
-          <w:rFonts w:ascii="Times New Roman" w:hAnsi="Times New Roman" w:cs="Times New Roman"/>
-          <w:sz w:val="28"/>
-          <w:szCs w:val="28"/>
-          <w:lang w:val="en-US"/>
-        </w:rPr>
-        <w:t xml:space="preserve"> Module in Python // </w:t>
-      </w:r>
-      <w:proofErr w:type="spellStart"/>
-      <w:r>
-        <w:rPr>
-          <w:rFonts w:ascii="Times New Roman" w:hAnsi="Times New Roman" w:cs="Times New Roman"/>
-          <w:sz w:val="28"/>
-          <w:szCs w:val="28"/>
-          <w:lang w:val="en-US"/>
-        </w:rPr>
-        <w:t>Pathlib</w:t>
-      </w:r>
-      <w:proofErr w:type="spellEnd"/>
-      <w:r>
-        <w:rPr>
-          <w:rFonts w:ascii="Times New Roman" w:hAnsi="Times New Roman" w:cs="Times New Roman"/>
-          <w:sz w:val="28"/>
-          <w:szCs w:val="28"/>
-          <w:lang w:val="en-US"/>
-        </w:rPr>
-        <w:t xml:space="preserve"> Module in Python URL: https://www.geeksforgeeks.org/python/pathlib-module-in-python/ (</w:t>
+        <w:t>Pathlib Module in Python // Pathlib Module in Python URL: https://www.geeksforgeeks.org/python/pathlib-module-in-python/ (</w:t>
       </w:r>
       <w:r>
         <w:rPr>
@@ -5252,43 +4467,7 @@
           <w:sz w:val="28"/>
           <w:szCs w:val="28"/>
         </w:rPr>
-        <w:t xml:space="preserve">Проект </w:t>
-      </w:r>
-      <w:proofErr w:type="spellStart"/>
-      <w:r>
-        <w:rPr>
-          <w:rFonts w:ascii="Times New Roman" w:hAnsi="Times New Roman" w:cs="Times New Roman"/>
-          <w:sz w:val="28"/>
-          <w:szCs w:val="28"/>
-        </w:rPr>
-        <w:t>Natasha</w:t>
-      </w:r>
-      <w:proofErr w:type="spellEnd"/>
-      <w:r>
-        <w:rPr>
-          <w:rFonts w:ascii="Times New Roman" w:hAnsi="Times New Roman" w:cs="Times New Roman"/>
-          <w:sz w:val="28"/>
-          <w:szCs w:val="28"/>
-        </w:rPr>
-        <w:t xml:space="preserve"> // Проект </w:t>
-      </w:r>
-      <w:proofErr w:type="spellStart"/>
-      <w:r>
-        <w:rPr>
-          <w:rFonts w:ascii="Times New Roman" w:hAnsi="Times New Roman" w:cs="Times New Roman"/>
-          <w:sz w:val="28"/>
-          <w:szCs w:val="28"/>
-        </w:rPr>
-        <w:t>Natasha</w:t>
-      </w:r>
-      <w:proofErr w:type="spellEnd"/>
-      <w:r>
-        <w:rPr>
-          <w:rFonts w:ascii="Times New Roman" w:hAnsi="Times New Roman" w:cs="Times New Roman"/>
-          <w:sz w:val="28"/>
-          <w:szCs w:val="28"/>
-        </w:rPr>
-        <w:t xml:space="preserve"> URL: https://natasha.github.io/ (дата обращения: 23.05.2026).</w:t>
+        <w:t>Проект Natasha // Проект Natasha URL: https://natasha.github.io/ (дата обращения: 23.05.2026).</w:t>
       </w:r>
     </w:p>
     <w:p>
@@ -5332,43 +4511,7 @@
           <w:sz w:val="28"/>
           <w:szCs w:val="28"/>
         </w:rPr>
-        <w:t xml:space="preserve">Изучаем Python: модуль </w:t>
-      </w:r>
-      <w:proofErr w:type="spellStart"/>
-      <w:r>
-        <w:rPr>
-          <w:rFonts w:ascii="Times New Roman" w:hAnsi="Times New Roman" w:cs="Times New Roman"/>
-          <w:sz w:val="28"/>
-          <w:szCs w:val="28"/>
-        </w:rPr>
-        <w:t>json</w:t>
-      </w:r>
-      <w:proofErr w:type="spellEnd"/>
-      <w:r>
-        <w:rPr>
-          <w:rFonts w:ascii="Times New Roman" w:hAnsi="Times New Roman" w:cs="Times New Roman"/>
-          <w:sz w:val="28"/>
-          <w:szCs w:val="28"/>
-        </w:rPr>
-        <w:t xml:space="preserve"> для начинающих с домашним заданием // </w:t>
-      </w:r>
-      <w:proofErr w:type="spellStart"/>
-      <w:r>
-        <w:rPr>
-          <w:rFonts w:ascii="Times New Roman" w:hAnsi="Times New Roman" w:cs="Times New Roman"/>
-          <w:sz w:val="28"/>
-          <w:szCs w:val="28"/>
-        </w:rPr>
-        <w:t>Хабр</w:t>
-      </w:r>
-      <w:proofErr w:type="spellEnd"/>
-      <w:r>
-        <w:rPr>
-          <w:rFonts w:ascii="Times New Roman" w:hAnsi="Times New Roman" w:cs="Times New Roman"/>
-          <w:sz w:val="28"/>
-          <w:szCs w:val="28"/>
-        </w:rPr>
-        <w:t xml:space="preserve"> URL: https://habr.com/ru/articles/960256/ (дата обращения: 01.05.2026).</w:t>
+        <w:t>Изучаем Python: модуль json для начинающих с домашним заданием // Хабр URL: https://habr.com/ru/articles/960256/ (дата обращения: 01.05.2026).</w:t>
       </w:r>
     </w:p>
     <w:p>
@@ -5407,41 +4550,13 @@
           <w:szCs w:val="28"/>
         </w:rPr>
       </w:pPr>
-      <w:proofErr w:type="spellStart"/>
-      <w:r>
-        <w:rPr>
-          <w:rFonts w:ascii="Times New Roman" w:hAnsi="Times New Roman" w:cs="Times New Roman"/>
-          <w:sz w:val="28"/>
-          <w:szCs w:val="28"/>
-        </w:rPr>
-        <w:t>python</w:t>
-      </w:r>
-      <w:proofErr w:type="spellEnd"/>
-      <w:r>
-        <w:rPr>
-          <w:rFonts w:ascii="Times New Roman" w:hAnsi="Times New Roman" w:cs="Times New Roman"/>
-          <w:sz w:val="28"/>
-          <w:szCs w:val="28"/>
-        </w:rPr>
-        <w:t xml:space="preserve"> // </w:t>
-      </w:r>
-      <w:proofErr w:type="spellStart"/>
-      <w:r>
-        <w:rPr>
-          <w:rFonts w:ascii="Times New Roman" w:hAnsi="Times New Roman" w:cs="Times New Roman"/>
-          <w:sz w:val="28"/>
-          <w:szCs w:val="28"/>
-        </w:rPr>
-        <w:t>python</w:t>
-      </w:r>
-      <w:proofErr w:type="spellEnd"/>
-      <w:r>
-        <w:rPr>
-          <w:rFonts w:ascii="Times New Roman" w:hAnsi="Times New Roman" w:cs="Times New Roman"/>
-          <w:sz w:val="28"/>
-          <w:szCs w:val="28"/>
-        </w:rPr>
-        <w:t xml:space="preserve"> URL: https://www.python.org/ (дата обращения: 1</w:t>
+      <w:r>
+        <w:rPr>
+          <w:rFonts w:ascii="Times New Roman" w:hAnsi="Times New Roman" w:cs="Times New Roman"/>
+          <w:sz w:val="28"/>
+          <w:szCs w:val="28"/>
+        </w:rPr>
+        <w:t>python // python URL: https://www.python.org/ (дата обращения: 1</w:t>
       </w:r>
       <w:r>
         <w:rPr>
@@ -5495,25 +4610,7 @@
           <w:sz w:val="28"/>
           <w:szCs w:val="28"/>
         </w:rPr>
-        <w:t xml:space="preserve">Извлечение текста с помощью PyPDF2 и </w:t>
-      </w:r>
-      <w:proofErr w:type="spellStart"/>
-      <w:r>
-        <w:rPr>
-          <w:rFonts w:ascii="Times New Roman" w:hAnsi="Times New Roman" w:cs="Times New Roman"/>
-          <w:sz w:val="28"/>
-          <w:szCs w:val="28"/>
-        </w:rPr>
-        <w:t>PyMuPDF</w:t>
-      </w:r>
-      <w:proofErr w:type="spellEnd"/>
-      <w:r>
-        <w:rPr>
-          <w:rFonts w:ascii="Times New Roman" w:hAnsi="Times New Roman" w:cs="Times New Roman"/>
-          <w:sz w:val="28"/>
-          <w:szCs w:val="28"/>
-        </w:rPr>
-        <w:t xml:space="preserve"> // Работа с PDF-файлами в Python URL: https://is42-2018.susu.ru/poselennovia/2021/04/20/rabota-s-pdf-fajlami-v-python/ (дата обращения: 06.05.2026).</w:t>
+        <w:t>Извлечение текста с помощью PyPDF2 и PyMuPDF // Работа с PDF-файлами в Python URL: https://is42-2018.susu.ru/poselennovia/2021/04/20/rabota-s-pdf-fajlami-v-python/ (дата обращения: 06.05.2026).</w:t>
       </w:r>
     </w:p>
     <w:p>
@@ -5557,25 +4654,7 @@
           <w:sz w:val="28"/>
           <w:szCs w:val="28"/>
         </w:rPr>
-        <w:t xml:space="preserve"> Ссылка работы в </w:t>
-      </w:r>
-      <w:proofErr w:type="spellStart"/>
-      <w:r>
-        <w:rPr>
-          <w:rFonts w:ascii="Times New Roman" w:hAnsi="Times New Roman" w:cs="Times New Roman"/>
-          <w:sz w:val="28"/>
-          <w:szCs w:val="28"/>
-        </w:rPr>
-        <w:t>гитхабе</w:t>
-      </w:r>
-      <w:proofErr w:type="spellEnd"/>
-      <w:r>
-        <w:rPr>
-          <w:rFonts w:ascii="Times New Roman" w:hAnsi="Times New Roman" w:cs="Times New Roman"/>
-          <w:sz w:val="28"/>
-          <w:szCs w:val="28"/>
-        </w:rPr>
-        <w:t xml:space="preserve">: </w:t>
+        <w:t xml:space="preserve"> Ссылка работы в гитхабе: </w:t>
       </w:r>
       <w:r>
         <w:rPr>
